--- a/Teoria/07 Manejo de archivos/07 Manejo de archivos.docx
+++ b/Teoria/07 Manejo de archivos/07 Manejo de archivos.docx
@@ -587,7 +587,33 @@
           <w:szCs w:val="20"/>
           <w:lang w:eastAsia="es-CO"/>
         </w:rPr>
-        <w:t>PIC A(20)</w:t>
+        <w:t xml:space="preserve">PIC </w:t>
+      </w:r>
+      <w:proofErr w:type="gramStart"/>
+      <w:r>
+        <w:rPr>
+          <w:rFonts w:ascii="Courier New" w:eastAsia="Times New Roman" w:hAnsi="Courier New" w:cs="Courier New"/>
+          <w:b/>
+          <w:bCs/>
+          <w:color w:val="333399"/>
+          <w:sz w:val="20"/>
+          <w:szCs w:val="20"/>
+          <w:lang w:eastAsia="es-CO"/>
+        </w:rPr>
+        <w:t>A(</w:t>
+      </w:r>
+      <w:proofErr w:type="gramEnd"/>
+      <w:r>
+        <w:rPr>
+          <w:rFonts w:ascii="Courier New" w:eastAsia="Times New Roman" w:hAnsi="Courier New" w:cs="Courier New"/>
+          <w:b/>
+          <w:bCs/>
+          <w:color w:val="333399"/>
+          <w:sz w:val="20"/>
+          <w:szCs w:val="20"/>
+          <w:lang w:eastAsia="es-CO"/>
+        </w:rPr>
+        <w:t>20)</w:t>
       </w:r>
       <w:r>
         <w:rPr>
@@ -603,7 +629,7 @@
     <w:p>
       <w:r>
         <w:pict w14:anchorId="5B516759">
-          <v:rect id="_x0000_i1036" style="width:0;height:1.5pt" o:hralign="center" o:hrstd="t" o:hr="t" fillcolor="#a0a0a0" stroked="f"/>
+          <v:rect id="_x0000_i1025" style="width:0;height:1.5pt" o:hralign="center" o:hrstd="t" o:hr="t" fillcolor="#a0a0a0" stroked="f"/>
         </w:pict>
       </w:r>
     </w:p>
@@ -857,7 +883,7 @@
     <w:p>
       <w:r>
         <w:pict w14:anchorId="1C51FFF6">
-          <v:rect id="_x0000_i1040" style="width:0;height:1.5pt" o:hralign="center" o:hrstd="t" o:hr="t" fillcolor="#a0a0a0" stroked="f"/>
+          <v:rect id="_x0000_i1026" style="width:0;height:1.5pt" o:hralign="center" o:hrstd="t" o:hr="t" fillcolor="#a0a0a0" stroked="f"/>
         </w:pict>
       </w:r>
     </w:p>
@@ -936,33 +962,373 @@
     </w:p>
     <w:p>
       <w:pPr>
-        <w:pStyle w:val="Ttulo3"/>
-      </w:pPr>
-      <w:r>
-        <w:t>Tipos:</w:t>
-      </w:r>
-    </w:p>
-    <w:p>
-      <w:pPr>
-        <w:pStyle w:val="NormalWeb"/>
-      </w:pPr>
-      <w:r>
-        <w:rPr>
-          <w:rStyle w:val="Textoennegrita"/>
-        </w:rPr>
-        <w:t>OPEN INPUT</w:t>
-      </w:r>
-    </w:p>
-    <w:p>
-      <w:pPr>
-        <w:pStyle w:val="NormalWeb"/>
-        <w:numPr>
-          <w:ilvl w:val="0"/>
-          <w:numId w:val="16"/>
-        </w:numPr>
-      </w:pPr>
-      <w:r>
-        <w:t>Solo lectura</w:t>
+        <w:spacing w:before="100" w:beforeAutospacing="1" w:after="100" w:afterAutospacing="1" w:line="240" w:lineRule="auto"/>
+        <w:rPr>
+          <w:rFonts w:ascii="Times New Roman" w:eastAsia="Times New Roman" w:hAnsi="Times New Roman" w:cs="Times New Roman"/>
+          <w:sz w:val="24"/>
+          <w:szCs w:val="24"/>
+          <w:lang w:eastAsia="es-CO"/>
+        </w:rPr>
+      </w:pPr>
+      <w:r>
+        <w:rPr>
+          <w:rFonts w:ascii="Times New Roman" w:eastAsia="Times New Roman" w:hAnsi="Times New Roman" w:cs="Times New Roman"/>
+          <w:sz w:val="24"/>
+          <w:szCs w:val="24"/>
+          <w:lang w:eastAsia="es-CO"/>
+        </w:rPr>
+        <w:t xml:space="preserve">En COBOL, la sentencia </w:t>
+      </w:r>
+      <w:r>
+        <w:rPr>
+          <w:rFonts w:ascii="Courier New" w:eastAsia="Times New Roman" w:hAnsi="Courier New" w:cs="Courier New"/>
+          <w:sz w:val="20"/>
+          <w:szCs w:val="20"/>
+          <w:lang w:eastAsia="es-CO"/>
+        </w:rPr>
+        <w:t>OPEN</w:t>
+      </w:r>
+      <w:r>
+        <w:rPr>
+          <w:rFonts w:ascii="Times New Roman" w:eastAsia="Times New Roman" w:hAnsi="Times New Roman" w:cs="Times New Roman"/>
+          <w:sz w:val="24"/>
+          <w:szCs w:val="24"/>
+          <w:lang w:eastAsia="es-CO"/>
+        </w:rPr>
+        <w:t xml:space="preserve"> define </w:t>
+      </w:r>
+      <w:r>
+        <w:rPr>
+          <w:rFonts w:ascii="Times New Roman" w:eastAsia="Times New Roman" w:hAnsi="Times New Roman" w:cs="Times New Roman"/>
+          <w:b/>
+          <w:bCs/>
+          <w:sz w:val="24"/>
+          <w:szCs w:val="24"/>
+          <w:lang w:eastAsia="es-CO"/>
+        </w:rPr>
+        <w:t>cómo vas a usar un archivo</w:t>
+      </w:r>
+      <w:r>
+        <w:rPr>
+          <w:rFonts w:ascii="Times New Roman" w:eastAsia="Times New Roman" w:hAnsi="Times New Roman" w:cs="Times New Roman"/>
+          <w:sz w:val="24"/>
+          <w:szCs w:val="24"/>
+          <w:lang w:eastAsia="es-CO"/>
+        </w:rPr>
+        <w:t>. No es solo abrirlo: determina qué operaciones están permitidas (lectura, escritura, actualización).</w:t>
+      </w:r>
+    </w:p>
+    <w:p>
+      <w:pPr>
+        <w:spacing w:before="100" w:beforeAutospacing="1" w:after="100" w:afterAutospacing="1" w:line="240" w:lineRule="auto"/>
+        <w:rPr>
+          <w:rFonts w:ascii="Times New Roman" w:eastAsia="Times New Roman" w:hAnsi="Times New Roman" w:cs="Times New Roman"/>
+          <w:sz w:val="24"/>
+          <w:szCs w:val="24"/>
+          <w:lang w:eastAsia="es-CO"/>
+        </w:rPr>
+      </w:pPr>
+      <w:r>
+        <w:rPr>
+          <w:rFonts w:ascii="Times New Roman" w:eastAsia="Times New Roman" w:hAnsi="Times New Roman" w:cs="Times New Roman"/>
+          <w:sz w:val="24"/>
+          <w:szCs w:val="24"/>
+          <w:lang w:eastAsia="es-CO"/>
+        </w:rPr>
+        <w:t xml:space="preserve">Hay </w:t>
+      </w:r>
+      <w:r>
+        <w:rPr>
+          <w:rFonts w:ascii="Times New Roman" w:eastAsia="Times New Roman" w:hAnsi="Times New Roman" w:cs="Times New Roman"/>
+          <w:b/>
+          <w:bCs/>
+          <w:sz w:val="24"/>
+          <w:szCs w:val="24"/>
+          <w:lang w:eastAsia="es-CO"/>
+        </w:rPr>
+        <w:t>4 modos principales</w:t>
+      </w:r>
+      <w:r>
+        <w:rPr>
+          <w:rFonts w:ascii="Times New Roman" w:eastAsia="Times New Roman" w:hAnsi="Times New Roman" w:cs="Times New Roman"/>
+          <w:sz w:val="24"/>
+          <w:szCs w:val="24"/>
+          <w:lang w:eastAsia="es-CO"/>
+        </w:rPr>
+        <w:t>:</w:t>
+      </w:r>
+    </w:p>
+    <w:p>
+      <w:pPr>
+        <w:spacing w:after="0" w:line="240" w:lineRule="auto"/>
+        <w:rPr>
+          <w:rFonts w:ascii="Times New Roman" w:eastAsia="Times New Roman" w:hAnsi="Times New Roman" w:cs="Times New Roman"/>
+          <w:sz w:val="24"/>
+          <w:szCs w:val="24"/>
+          <w:lang w:eastAsia="es-CO"/>
+        </w:rPr>
+      </w:pPr>
+      <w:r>
+        <w:rPr>
+          <w:rFonts w:ascii="Times New Roman" w:eastAsia="Times New Roman" w:hAnsi="Times New Roman" w:cs="Times New Roman"/>
+          <w:sz w:val="24"/>
+          <w:szCs w:val="24"/>
+          <w:lang w:eastAsia="es-CO"/>
+        </w:rPr>
+        <w:pict w14:anchorId="7374E54E">
+          <v:rect id="_x0000_i1032" style="width:0;height:1.5pt" o:hralign="center" o:hrstd="t" o:hr="t" fillcolor="#a0a0a0" stroked="f"/>
+        </w:pict>
+      </w:r>
+    </w:p>
+    <w:p>
+      <w:pPr>
+        <w:spacing w:before="100" w:beforeAutospacing="1" w:after="100" w:afterAutospacing="1" w:line="240" w:lineRule="auto"/>
+        <w:outlineLvl w:val="1"/>
+        <w:rPr>
+          <w:rFonts w:ascii="Times New Roman" w:eastAsia="Times New Roman" w:hAnsi="Times New Roman" w:cs="Times New Roman"/>
+          <w:b/>
+          <w:bCs/>
+          <w:sz w:val="36"/>
+          <w:szCs w:val="36"/>
+          <w:lang w:eastAsia="es-CO"/>
+        </w:rPr>
+      </w:pPr>
+      <w:r>
+        <w:rPr>
+          <w:rFonts w:ascii="Times New Roman" w:eastAsia="Times New Roman" w:hAnsi="Times New Roman" w:cs="Times New Roman"/>
+          <w:b/>
+          <w:bCs/>
+          <w:sz w:val="36"/>
+          <w:szCs w:val="36"/>
+          <w:lang w:eastAsia="es-CO"/>
+        </w:rPr>
+        <w:t>1. OPEN INPUT (solo lectura)</w:t>
+      </w:r>
+    </w:p>
+    <w:p>
+      <w:pPr>
+        <w:spacing w:after="0" w:line="240" w:lineRule="auto"/>
+        <w:jc w:val="center"/>
+        <w:rPr>
+          <w:rFonts w:ascii="Times New Roman" w:eastAsia="Times New Roman" w:hAnsi="Times New Roman" w:cs="Times New Roman"/>
+          <w:sz w:val="24"/>
+          <w:szCs w:val="24"/>
+          <w:lang w:eastAsia="es-CO"/>
+        </w:rPr>
+      </w:pPr>
+      <w:r>
+        <w:rPr>
+          <w:rFonts w:ascii="Times New Roman" w:eastAsia="Times New Roman" w:hAnsi="Times New Roman" w:cs="Times New Roman"/>
+          <w:noProof/>
+          <w:sz w:val="24"/>
+          <w:szCs w:val="24"/>
+          <w:lang w:eastAsia="es-CO"/>
+        </w:rPr>
+        <w:drawing>
+          <wp:inline distT="0" distB="0" distL="0" distR="0" wp14:anchorId="668DC8CF" wp14:editId="6A7FACDF">
+            <wp:extent cx="2165350" cy="4598035"/>
+            <wp:effectExtent l="0" t="0" r="6350" b="0"/>
+            <wp:docPr id="12" name="Imagen 12"/>
+            <wp:cNvGraphicFramePr>
+              <a:graphicFrameLocks xmlns:a="http://schemas.openxmlformats.org/drawingml/2006/main" noChangeAspect="1"/>
+            </wp:cNvGraphicFramePr>
+            <a:graphic xmlns:a="http://schemas.openxmlformats.org/drawingml/2006/main">
+              <a:graphicData uri="http://schemas.openxmlformats.org/drawingml/2006/picture">
+                <pic:pic xmlns:pic="http://schemas.openxmlformats.org/drawingml/2006/picture">
+                  <pic:nvPicPr>
+                    <pic:cNvPr id="0" name="Picture 9"/>
+                    <pic:cNvPicPr>
+                      <a:picLocks noChangeAspect="1" noChangeArrowheads="1"/>
+                    </pic:cNvPicPr>
+                  </pic:nvPicPr>
+                  <pic:blipFill>
+                    <a:blip r:embed="rId9">
+                      <a:extLst>
+                        <a:ext uri="{28A0092B-C50C-407E-A947-70E740481C1C}">
+                          <a14:useLocalDpi xmlns:a14="http://schemas.microsoft.com/office/drawing/2010/main" val="0"/>
+                        </a:ext>
+                      </a:extLst>
+                    </a:blip>
+                    <a:srcRect/>
+                    <a:stretch>
+                      <a:fillRect/>
+                    </a:stretch>
+                  </pic:blipFill>
+                  <pic:spPr bwMode="auto">
+                    <a:xfrm>
+                      <a:off x="0" y="0"/>
+                      <a:ext cx="2165350" cy="4598035"/>
+                    </a:xfrm>
+                    <a:prstGeom prst="rect">
+                      <a:avLst/>
+                    </a:prstGeom>
+                    <a:noFill/>
+                    <a:ln>
+                      <a:noFill/>
+                    </a:ln>
+                  </pic:spPr>
+                </pic:pic>
+              </a:graphicData>
+            </a:graphic>
+          </wp:inline>
+        </w:drawing>
+      </w:r>
+    </w:p>
+    <w:p>
+      <w:pPr>
+        <w:spacing w:after="0" w:line="240" w:lineRule="auto"/>
+        <w:rPr>
+          <w:rFonts w:ascii="Times New Roman" w:eastAsia="Times New Roman" w:hAnsi="Times New Roman" w:cs="Times New Roman"/>
+          <w:sz w:val="24"/>
+          <w:szCs w:val="24"/>
+          <w:lang w:eastAsia="es-CO"/>
+        </w:rPr>
+      </w:pPr>
+      <w:r>
+        <w:rPr>
+          <w:rFonts w:ascii="Times New Roman" w:eastAsia="Times New Roman" w:hAnsi="Times New Roman" w:cs="Times New Roman"/>
+          <w:noProof/>
+          <w:sz w:val="24"/>
+          <w:szCs w:val="24"/>
+          <w:lang w:eastAsia="es-CO"/>
+        </w:rPr>
+        <w:lastRenderedPageBreak/>
+        <w:drawing>
+          <wp:inline distT="0" distB="0" distL="0" distR="0" wp14:anchorId="685DA78E" wp14:editId="1D06D18F">
+            <wp:extent cx="5612130" cy="1696720"/>
+            <wp:effectExtent l="0" t="0" r="0" b="0"/>
+            <wp:docPr id="11" name="Imagen 11"/>
+            <wp:cNvGraphicFramePr>
+              <a:graphicFrameLocks xmlns:a="http://schemas.openxmlformats.org/drawingml/2006/main" noChangeAspect="1"/>
+            </wp:cNvGraphicFramePr>
+            <a:graphic xmlns:a="http://schemas.openxmlformats.org/drawingml/2006/main">
+              <a:graphicData uri="http://schemas.openxmlformats.org/drawingml/2006/picture">
+                <pic:pic xmlns:pic="http://schemas.openxmlformats.org/drawingml/2006/picture">
+                  <pic:nvPicPr>
+                    <pic:cNvPr id="0" name="Picture 10"/>
+                    <pic:cNvPicPr>
+                      <a:picLocks noChangeAspect="1" noChangeArrowheads="1"/>
+                    </pic:cNvPicPr>
+                  </pic:nvPicPr>
+                  <pic:blipFill>
+                    <a:blip r:embed="rId6">
+                      <a:extLst>
+                        <a:ext uri="{28A0092B-C50C-407E-A947-70E740481C1C}">
+                          <a14:useLocalDpi xmlns:a14="http://schemas.microsoft.com/office/drawing/2010/main" val="0"/>
+                        </a:ext>
+                      </a:extLst>
+                    </a:blip>
+                    <a:srcRect/>
+                    <a:stretch>
+                      <a:fillRect/>
+                    </a:stretch>
+                  </pic:blipFill>
+                  <pic:spPr bwMode="auto">
+                    <a:xfrm>
+                      <a:off x="0" y="0"/>
+                      <a:ext cx="5612130" cy="1696720"/>
+                    </a:xfrm>
+                    <a:prstGeom prst="rect">
+                      <a:avLst/>
+                    </a:prstGeom>
+                    <a:noFill/>
+                    <a:ln>
+                      <a:noFill/>
+                    </a:ln>
+                  </pic:spPr>
+                </pic:pic>
+              </a:graphicData>
+            </a:graphic>
+          </wp:inline>
+        </w:drawing>
+      </w:r>
+    </w:p>
+    <w:p>
+      <w:pPr>
+        <w:spacing w:after="0" w:line="240" w:lineRule="auto"/>
+        <w:rPr>
+          <w:rFonts w:ascii="Times New Roman" w:eastAsia="Times New Roman" w:hAnsi="Times New Roman" w:cs="Times New Roman"/>
+          <w:sz w:val="24"/>
+          <w:szCs w:val="24"/>
+          <w:lang w:eastAsia="es-CO"/>
+        </w:rPr>
+      </w:pPr>
+      <w:r>
+        <w:rPr>
+          <w:rFonts w:ascii="Times New Roman" w:eastAsia="Times New Roman" w:hAnsi="Times New Roman" w:cs="Times New Roman"/>
+          <w:noProof/>
+          <w:sz w:val="24"/>
+          <w:szCs w:val="24"/>
+          <w:lang w:eastAsia="es-CO"/>
+        </w:rPr>
+        <w:drawing>
+          <wp:inline distT="0" distB="0" distL="0" distR="0" wp14:anchorId="6BF1E42D" wp14:editId="6E87DC61">
+            <wp:extent cx="4494530" cy="3691890"/>
+            <wp:effectExtent l="0" t="0" r="1270" b="3810"/>
+            <wp:docPr id="10" name="Imagen 10"/>
+            <wp:cNvGraphicFramePr>
+              <a:graphicFrameLocks xmlns:a="http://schemas.openxmlformats.org/drawingml/2006/main" noChangeAspect="1"/>
+            </wp:cNvGraphicFramePr>
+            <a:graphic xmlns:a="http://schemas.openxmlformats.org/drawingml/2006/main">
+              <a:graphicData uri="http://schemas.openxmlformats.org/drawingml/2006/picture">
+                <pic:pic xmlns:pic="http://schemas.openxmlformats.org/drawingml/2006/picture">
+                  <pic:nvPicPr>
+                    <pic:cNvPr id="0" name="Picture 11"/>
+                    <pic:cNvPicPr>
+                      <a:picLocks noChangeAspect="1" noChangeArrowheads="1"/>
+                    </pic:cNvPicPr>
+                  </pic:nvPicPr>
+                  <pic:blipFill>
+                    <a:blip r:embed="rId10">
+                      <a:extLst>
+                        <a:ext uri="{28A0092B-C50C-407E-A947-70E740481C1C}">
+                          <a14:useLocalDpi xmlns:a14="http://schemas.microsoft.com/office/drawing/2010/main" val="0"/>
+                        </a:ext>
+                      </a:extLst>
+                    </a:blip>
+                    <a:srcRect/>
+                    <a:stretch>
+                      <a:fillRect/>
+                    </a:stretch>
+                  </pic:blipFill>
+                  <pic:spPr bwMode="auto">
+                    <a:xfrm>
+                      <a:off x="0" y="0"/>
+                      <a:ext cx="4494530" cy="3691890"/>
+                    </a:xfrm>
+                    <a:prstGeom prst="rect">
+                      <a:avLst/>
+                    </a:prstGeom>
+                    <a:noFill/>
+                    <a:ln>
+                      <a:noFill/>
+                    </a:ln>
+                  </pic:spPr>
+                </pic:pic>
+              </a:graphicData>
+            </a:graphic>
+          </wp:inline>
+        </w:drawing>
+      </w:r>
+    </w:p>
+    <w:p>
+      <w:pPr>
+        <w:spacing w:after="0" w:line="240" w:lineRule="auto"/>
+        <w:rPr>
+          <w:rFonts w:ascii="Times New Roman" w:eastAsia="Times New Roman" w:hAnsi="Times New Roman" w:cs="Times New Roman"/>
+          <w:sz w:val="24"/>
+          <w:szCs w:val="24"/>
+          <w:lang w:eastAsia="es-CO"/>
+        </w:rPr>
+      </w:pPr>
+      <w:r>
+        <w:rPr>
+          <w:rFonts w:ascii="Times New Roman" w:eastAsia="Times New Roman" w:hAnsi="Times New Roman" w:cs="Times New Roman"/>
+          <w:sz w:val="24"/>
+          <w:szCs w:val="24"/>
+          <w:lang w:eastAsia="es-CO"/>
+        </w:rPr>
+        <w:t>4</w:t>
       </w:r>
     </w:p>
     <w:p>
@@ -985,87 +1351,502 @@
           <w:tab w:val="left" w:pos="13740"/>
           <w:tab w:val="left" w:pos="14656"/>
         </w:tabs>
-        <w:spacing w:after="0" w:line="244" w:lineRule="atLeast"/>
-        <w:rPr>
-          <w:rFonts w:ascii="Courier New" w:eastAsia="Times New Roman" w:hAnsi="Courier New" w:cs="Courier New"/>
-          <w:color w:val="333333"/>
-          <w:sz w:val="20"/>
-          <w:szCs w:val="20"/>
-          <w:lang w:eastAsia="es-CO"/>
-        </w:rPr>
-      </w:pPr>
-      <w:r>
-        <w:rPr>
-          <w:rFonts w:ascii="Courier New" w:eastAsia="Times New Roman" w:hAnsi="Courier New" w:cs="Courier New"/>
-          <w:color w:val="888888"/>
-          <w:sz w:val="20"/>
-          <w:szCs w:val="20"/>
-          <w:lang w:eastAsia="es-CO"/>
-        </w:rPr>
-        <w:t>OPEN I</w:t>
-      </w:r>
-      <w:r>
-        <w:rPr>
-          <w:rFonts w:ascii="Courier New" w:eastAsia="Times New Roman" w:hAnsi="Courier New" w:cs="Courier New"/>
-          <w:color w:val="996633"/>
-          <w:sz w:val="20"/>
-          <w:szCs w:val="20"/>
-          <w:lang w:eastAsia="es-CO"/>
-        </w:rPr>
-        <w:t>NPUT</w:t>
-      </w:r>
-      <w:r>
-        <w:rPr>
-          <w:rFonts w:ascii="Courier New" w:eastAsia="Times New Roman" w:hAnsi="Courier New" w:cs="Courier New"/>
-          <w:color w:val="BBBBBB"/>
-          <w:sz w:val="20"/>
-          <w:szCs w:val="20"/>
-          <w:lang w:eastAsia="es-CO"/>
-        </w:rPr>
-        <w:t xml:space="preserve"> </w:t>
-      </w:r>
-      <w:r>
-        <w:rPr>
-          <w:rFonts w:ascii="Courier New" w:eastAsia="Times New Roman" w:hAnsi="Courier New" w:cs="Courier New"/>
-          <w:color w:val="996633"/>
-          <w:sz w:val="20"/>
-          <w:szCs w:val="20"/>
-          <w:lang w:eastAsia="es-CO"/>
-        </w:rPr>
-        <w:t>CLIENTES</w:t>
-      </w:r>
-      <w:r>
-        <w:rPr>
-          <w:rFonts w:ascii="Courier New" w:eastAsia="Times New Roman" w:hAnsi="Courier New" w:cs="Courier New"/>
-          <w:color w:val="333333"/>
-          <w:sz w:val="20"/>
-          <w:szCs w:val="20"/>
-          <w:lang w:eastAsia="es-CO"/>
-        </w:rPr>
-        <w:t>.</w:t>
-      </w:r>
-    </w:p>
-    <w:p>
-      <w:pPr>
-        <w:pStyle w:val="NormalWeb"/>
-      </w:pPr>
-      <w:r>
-        <w:rPr>
-          <w:rStyle w:val="Textoennegrita"/>
-        </w:rPr>
-        <w:t>OPEN OUTPUT</w:t>
-      </w:r>
-    </w:p>
-    <w:p>
-      <w:pPr>
-        <w:pStyle w:val="NormalWeb"/>
+        <w:spacing w:after="0" w:line="240" w:lineRule="auto"/>
+        <w:rPr>
+          <w:rFonts w:ascii="Courier New" w:eastAsia="Times New Roman" w:hAnsi="Courier New" w:cs="Courier New"/>
+          <w:sz w:val="20"/>
+          <w:szCs w:val="20"/>
+          <w:lang w:eastAsia="es-CO"/>
+        </w:rPr>
+      </w:pPr>
+      <w:r>
+        <w:rPr>
+          <w:rFonts w:ascii="Courier New" w:eastAsia="Times New Roman" w:hAnsi="Courier New" w:cs="Courier New"/>
+          <w:sz w:val="20"/>
+          <w:szCs w:val="20"/>
+          <w:lang w:eastAsia="es-CO"/>
+        </w:rPr>
+        <w:t>OPEN INPUT ARCHIVO</w:t>
+      </w:r>
+    </w:p>
+    <w:p>
+      <w:pPr>
+        <w:spacing w:before="100" w:beforeAutospacing="1" w:after="100" w:afterAutospacing="1" w:line="240" w:lineRule="auto"/>
+        <w:rPr>
+          <w:rFonts w:ascii="Times New Roman" w:eastAsia="Times New Roman" w:hAnsi="Times New Roman" w:cs="Times New Roman"/>
+          <w:sz w:val="24"/>
+          <w:szCs w:val="24"/>
+          <w:lang w:eastAsia="es-CO"/>
+        </w:rPr>
+      </w:pPr>
+      <w:r>
+        <w:rPr>
+          <w:rFonts w:ascii="Times New Roman" w:eastAsia="Times New Roman" w:hAnsi="Times New Roman" w:cs="Times New Roman"/>
+          <w:b/>
+          <w:bCs/>
+          <w:sz w:val="24"/>
+          <w:szCs w:val="24"/>
+          <w:lang w:eastAsia="es-CO"/>
+        </w:rPr>
+        <w:t>Características:</w:t>
+      </w:r>
+    </w:p>
+    <w:p>
+      <w:pPr>
         <w:numPr>
           <w:ilvl w:val="0"/>
-          <w:numId w:val="17"/>
+          <w:numId w:val="22"/>
         </w:numPr>
-      </w:pPr>
-      <w:r>
-        <w:t>Escritura (crea o sobrescribe)</w:t>
+        <w:spacing w:before="100" w:beforeAutospacing="1" w:after="100" w:afterAutospacing="1" w:line="240" w:lineRule="auto"/>
+        <w:rPr>
+          <w:rFonts w:ascii="Times New Roman" w:eastAsia="Times New Roman" w:hAnsi="Times New Roman" w:cs="Times New Roman"/>
+          <w:sz w:val="24"/>
+          <w:szCs w:val="24"/>
+          <w:lang w:eastAsia="es-CO"/>
+        </w:rPr>
+      </w:pPr>
+      <w:r>
+        <w:rPr>
+          <w:rFonts w:ascii="Times New Roman" w:eastAsia="Times New Roman" w:hAnsi="Times New Roman" w:cs="Times New Roman"/>
+          <w:sz w:val="24"/>
+          <w:szCs w:val="24"/>
+          <w:lang w:eastAsia="es-CO"/>
+        </w:rPr>
+        <w:t xml:space="preserve">Solo permite </w:t>
+      </w:r>
+      <w:r>
+        <w:rPr>
+          <w:rFonts w:ascii="Courier New" w:eastAsia="Times New Roman" w:hAnsi="Courier New" w:cs="Courier New"/>
+          <w:sz w:val="20"/>
+          <w:szCs w:val="20"/>
+          <w:lang w:eastAsia="es-CO"/>
+        </w:rPr>
+        <w:t>READ</w:t>
+      </w:r>
+      <w:r>
+        <w:rPr>
+          <w:rFonts w:ascii="Times New Roman" w:eastAsia="Times New Roman" w:hAnsi="Times New Roman" w:cs="Times New Roman"/>
+          <w:sz w:val="24"/>
+          <w:szCs w:val="24"/>
+          <w:lang w:eastAsia="es-CO"/>
+        </w:rPr>
+        <w:t xml:space="preserve"> </w:t>
+      </w:r>
+    </w:p>
+    <w:p>
+      <w:pPr>
+        <w:numPr>
+          <w:ilvl w:val="0"/>
+          <w:numId w:val="22"/>
+        </w:numPr>
+        <w:spacing w:before="100" w:beforeAutospacing="1" w:after="100" w:afterAutospacing="1" w:line="240" w:lineRule="auto"/>
+        <w:rPr>
+          <w:rFonts w:ascii="Times New Roman" w:eastAsia="Times New Roman" w:hAnsi="Times New Roman" w:cs="Times New Roman"/>
+          <w:sz w:val="24"/>
+          <w:szCs w:val="24"/>
+          <w:lang w:eastAsia="es-CO"/>
+        </w:rPr>
+      </w:pPr>
+      <w:r>
+        <w:rPr>
+          <w:rFonts w:ascii="Times New Roman" w:eastAsia="Times New Roman" w:hAnsi="Times New Roman" w:cs="Times New Roman"/>
+          <w:sz w:val="24"/>
+          <w:szCs w:val="24"/>
+          <w:lang w:eastAsia="es-CO"/>
+        </w:rPr>
+        <w:t xml:space="preserve">No puedes escribir ni modificar </w:t>
+      </w:r>
+    </w:p>
+    <w:p>
+      <w:pPr>
+        <w:numPr>
+          <w:ilvl w:val="0"/>
+          <w:numId w:val="22"/>
+        </w:numPr>
+        <w:spacing w:before="100" w:beforeAutospacing="1" w:after="100" w:afterAutospacing="1" w:line="240" w:lineRule="auto"/>
+        <w:rPr>
+          <w:rFonts w:ascii="Times New Roman" w:eastAsia="Times New Roman" w:hAnsi="Times New Roman" w:cs="Times New Roman"/>
+          <w:sz w:val="24"/>
+          <w:szCs w:val="24"/>
+          <w:lang w:eastAsia="es-CO"/>
+        </w:rPr>
+      </w:pPr>
+      <w:r>
+        <w:rPr>
+          <w:rFonts w:ascii="Times New Roman" w:eastAsia="Times New Roman" w:hAnsi="Times New Roman" w:cs="Times New Roman"/>
+          <w:sz w:val="24"/>
+          <w:szCs w:val="24"/>
+          <w:lang w:eastAsia="es-CO"/>
+        </w:rPr>
+        <w:t xml:space="preserve">El archivo debe existir </w:t>
+      </w:r>
+    </w:p>
+    <w:p>
+      <w:pPr>
+        <w:numPr>
+          <w:ilvl w:val="0"/>
+          <w:numId w:val="22"/>
+        </w:numPr>
+        <w:spacing w:before="100" w:beforeAutospacing="1" w:after="100" w:afterAutospacing="1" w:line="240" w:lineRule="auto"/>
+        <w:rPr>
+          <w:rFonts w:ascii="Times New Roman" w:eastAsia="Times New Roman" w:hAnsi="Times New Roman" w:cs="Times New Roman"/>
+          <w:sz w:val="24"/>
+          <w:szCs w:val="24"/>
+          <w:lang w:eastAsia="es-CO"/>
+        </w:rPr>
+      </w:pPr>
+      <w:r>
+        <w:rPr>
+          <w:rFonts w:ascii="Times New Roman" w:eastAsia="Times New Roman" w:hAnsi="Times New Roman" w:cs="Times New Roman"/>
+          <w:sz w:val="24"/>
+          <w:szCs w:val="24"/>
+          <w:lang w:eastAsia="es-CO"/>
+        </w:rPr>
+        <w:t xml:space="preserve">Posición inicial: </w:t>
+      </w:r>
+      <w:r>
+        <w:rPr>
+          <w:rFonts w:ascii="Times New Roman" w:eastAsia="Times New Roman" w:hAnsi="Times New Roman" w:cs="Times New Roman"/>
+          <w:b/>
+          <w:bCs/>
+          <w:sz w:val="24"/>
+          <w:szCs w:val="24"/>
+          <w:lang w:eastAsia="es-CO"/>
+        </w:rPr>
+        <w:t>inicio del archivo</w:t>
+      </w:r>
+      <w:r>
+        <w:rPr>
+          <w:rFonts w:ascii="Times New Roman" w:eastAsia="Times New Roman" w:hAnsi="Times New Roman" w:cs="Times New Roman"/>
+          <w:sz w:val="24"/>
+          <w:szCs w:val="24"/>
+          <w:lang w:eastAsia="es-CO"/>
+        </w:rPr>
+        <w:t xml:space="preserve"> </w:t>
+      </w:r>
+    </w:p>
+    <w:p>
+      <w:pPr>
+        <w:spacing w:before="100" w:beforeAutospacing="1" w:after="100" w:afterAutospacing="1" w:line="240" w:lineRule="auto"/>
+        <w:rPr>
+          <w:rFonts w:ascii="Times New Roman" w:eastAsia="Times New Roman" w:hAnsi="Times New Roman" w:cs="Times New Roman"/>
+          <w:sz w:val="24"/>
+          <w:szCs w:val="24"/>
+          <w:lang w:eastAsia="es-CO"/>
+        </w:rPr>
+      </w:pPr>
+      <w:r>
+        <w:rPr>
+          <w:rFonts w:ascii="Times New Roman" w:eastAsia="Times New Roman" w:hAnsi="Times New Roman" w:cs="Times New Roman"/>
+          <w:b/>
+          <w:bCs/>
+          <w:sz w:val="24"/>
+          <w:szCs w:val="24"/>
+          <w:lang w:eastAsia="es-CO"/>
+        </w:rPr>
+        <w:t>Uso típico:</w:t>
+      </w:r>
+    </w:p>
+    <w:p>
+      <w:pPr>
+        <w:numPr>
+          <w:ilvl w:val="0"/>
+          <w:numId w:val="23"/>
+        </w:numPr>
+        <w:spacing w:before="100" w:beforeAutospacing="1" w:after="100" w:afterAutospacing="1" w:line="240" w:lineRule="auto"/>
+        <w:rPr>
+          <w:rFonts w:ascii="Times New Roman" w:eastAsia="Times New Roman" w:hAnsi="Times New Roman" w:cs="Times New Roman"/>
+          <w:sz w:val="24"/>
+          <w:szCs w:val="24"/>
+          <w:lang w:eastAsia="es-CO"/>
+        </w:rPr>
+      </w:pPr>
+      <w:r>
+        <w:rPr>
+          <w:rFonts w:ascii="Times New Roman" w:eastAsia="Times New Roman" w:hAnsi="Times New Roman" w:cs="Times New Roman"/>
+          <w:sz w:val="24"/>
+          <w:szCs w:val="24"/>
+          <w:lang w:eastAsia="es-CO"/>
+        </w:rPr>
+        <w:t xml:space="preserve">Consultas </w:t>
+      </w:r>
+    </w:p>
+    <w:p>
+      <w:pPr>
+        <w:numPr>
+          <w:ilvl w:val="0"/>
+          <w:numId w:val="23"/>
+        </w:numPr>
+        <w:spacing w:before="100" w:beforeAutospacing="1" w:after="100" w:afterAutospacing="1" w:line="240" w:lineRule="auto"/>
+        <w:rPr>
+          <w:rFonts w:ascii="Times New Roman" w:eastAsia="Times New Roman" w:hAnsi="Times New Roman" w:cs="Times New Roman"/>
+          <w:sz w:val="24"/>
+          <w:szCs w:val="24"/>
+          <w:lang w:eastAsia="es-CO"/>
+        </w:rPr>
+      </w:pPr>
+      <w:r>
+        <w:rPr>
+          <w:rFonts w:ascii="Times New Roman" w:eastAsia="Times New Roman" w:hAnsi="Times New Roman" w:cs="Times New Roman"/>
+          <w:sz w:val="24"/>
+          <w:szCs w:val="24"/>
+          <w:lang w:eastAsia="es-CO"/>
+        </w:rPr>
+        <w:t xml:space="preserve">Reportes </w:t>
+      </w:r>
+    </w:p>
+    <w:p>
+      <w:pPr>
+        <w:spacing w:after="0" w:line="240" w:lineRule="auto"/>
+        <w:rPr>
+          <w:rFonts w:ascii="Times New Roman" w:eastAsia="Times New Roman" w:hAnsi="Times New Roman" w:cs="Times New Roman"/>
+          <w:sz w:val="24"/>
+          <w:szCs w:val="24"/>
+          <w:lang w:eastAsia="es-CO"/>
+        </w:rPr>
+      </w:pPr>
+      <w:r>
+        <w:rPr>
+          <w:rFonts w:ascii="Times New Roman" w:eastAsia="Times New Roman" w:hAnsi="Times New Roman" w:cs="Times New Roman"/>
+          <w:sz w:val="24"/>
+          <w:szCs w:val="24"/>
+          <w:lang w:eastAsia="es-CO"/>
+        </w:rPr>
+        <w:pict w14:anchorId="39CB7A46">
+          <v:rect id="_x0000_i1036" style="width:0;height:1.5pt" o:hralign="center" o:hrstd="t" o:hr="t" fillcolor="#a0a0a0" stroked="f"/>
+        </w:pict>
+      </w:r>
+    </w:p>
+    <w:p>
+      <w:pPr>
+        <w:spacing w:before="100" w:beforeAutospacing="1" w:after="100" w:afterAutospacing="1" w:line="240" w:lineRule="auto"/>
+        <w:outlineLvl w:val="1"/>
+        <w:rPr>
+          <w:rFonts w:ascii="Times New Roman" w:eastAsia="Times New Roman" w:hAnsi="Times New Roman" w:cs="Times New Roman"/>
+          <w:b/>
+          <w:bCs/>
+          <w:sz w:val="36"/>
+          <w:szCs w:val="36"/>
+          <w:lang w:eastAsia="es-CO"/>
+        </w:rPr>
+      </w:pPr>
+      <w:r>
+        <w:rPr>
+          <w:rFonts w:ascii="Times New Roman" w:eastAsia="Times New Roman" w:hAnsi="Times New Roman" w:cs="Times New Roman"/>
+          <w:b/>
+          <w:bCs/>
+          <w:sz w:val="36"/>
+          <w:szCs w:val="36"/>
+          <w:lang w:eastAsia="es-CO"/>
+        </w:rPr>
+        <w:lastRenderedPageBreak/>
+        <w:t>2. OPEN OUTPUT (escritura desde cero)</w:t>
+      </w:r>
+    </w:p>
+    <w:p>
+      <w:pPr>
+        <w:spacing w:after="0" w:line="240" w:lineRule="auto"/>
+        <w:rPr>
+          <w:rFonts w:ascii="Times New Roman" w:eastAsia="Times New Roman" w:hAnsi="Times New Roman" w:cs="Times New Roman"/>
+          <w:sz w:val="24"/>
+          <w:szCs w:val="24"/>
+          <w:lang w:eastAsia="es-CO"/>
+        </w:rPr>
+      </w:pPr>
+      <w:r>
+        <w:rPr>
+          <w:rFonts w:ascii="Times New Roman" w:eastAsia="Times New Roman" w:hAnsi="Times New Roman" w:cs="Times New Roman"/>
+          <w:noProof/>
+          <w:sz w:val="24"/>
+          <w:szCs w:val="24"/>
+          <w:lang w:eastAsia="es-CO"/>
+        </w:rPr>
+        <w:drawing>
+          <wp:inline distT="0" distB="0" distL="0" distR="0" wp14:anchorId="4E1EA6DF" wp14:editId="38B697F3">
+            <wp:extent cx="5612130" cy="3194685"/>
+            <wp:effectExtent l="0" t="0" r="0" b="0"/>
+            <wp:docPr id="9" name="Imagen 9"/>
+            <wp:cNvGraphicFramePr>
+              <a:graphicFrameLocks xmlns:a="http://schemas.openxmlformats.org/drawingml/2006/main" noChangeAspect="1"/>
+            </wp:cNvGraphicFramePr>
+            <a:graphic xmlns:a="http://schemas.openxmlformats.org/drawingml/2006/main">
+              <a:graphicData uri="http://schemas.openxmlformats.org/drawingml/2006/picture">
+                <pic:pic xmlns:pic="http://schemas.openxmlformats.org/drawingml/2006/picture">
+                  <pic:nvPicPr>
+                    <pic:cNvPr id="0" name="Picture 13"/>
+                    <pic:cNvPicPr>
+                      <a:picLocks noChangeAspect="1" noChangeArrowheads="1"/>
+                    </pic:cNvPicPr>
+                  </pic:nvPicPr>
+                  <pic:blipFill>
+                    <a:blip r:embed="rId11">
+                      <a:extLst>
+                        <a:ext uri="{28A0092B-C50C-407E-A947-70E740481C1C}">
+                          <a14:useLocalDpi xmlns:a14="http://schemas.microsoft.com/office/drawing/2010/main" val="0"/>
+                        </a:ext>
+                      </a:extLst>
+                    </a:blip>
+                    <a:srcRect/>
+                    <a:stretch>
+                      <a:fillRect/>
+                    </a:stretch>
+                  </pic:blipFill>
+                  <pic:spPr bwMode="auto">
+                    <a:xfrm>
+                      <a:off x="0" y="0"/>
+                      <a:ext cx="5612130" cy="3194685"/>
+                    </a:xfrm>
+                    <a:prstGeom prst="rect">
+                      <a:avLst/>
+                    </a:prstGeom>
+                    <a:noFill/>
+                    <a:ln>
+                      <a:noFill/>
+                    </a:ln>
+                  </pic:spPr>
+                </pic:pic>
+              </a:graphicData>
+            </a:graphic>
+          </wp:inline>
+        </w:drawing>
+      </w:r>
+    </w:p>
+    <w:p>
+      <w:pPr>
+        <w:spacing w:after="0" w:line="240" w:lineRule="auto"/>
+        <w:rPr>
+          <w:rFonts w:ascii="Times New Roman" w:eastAsia="Times New Roman" w:hAnsi="Times New Roman" w:cs="Times New Roman"/>
+          <w:sz w:val="24"/>
+          <w:szCs w:val="24"/>
+          <w:lang w:eastAsia="es-CO"/>
+        </w:rPr>
+      </w:pPr>
+      <w:r>
+        <w:rPr>
+          <w:rFonts w:ascii="Times New Roman" w:eastAsia="Times New Roman" w:hAnsi="Times New Roman" w:cs="Times New Roman"/>
+          <w:noProof/>
+          <w:sz w:val="24"/>
+          <w:szCs w:val="24"/>
+          <w:lang w:eastAsia="es-CO"/>
+        </w:rPr>
+        <w:drawing>
+          <wp:inline distT="0" distB="0" distL="0" distR="0" wp14:anchorId="08F491E1" wp14:editId="266CD742">
+            <wp:extent cx="5612130" cy="4209415"/>
+            <wp:effectExtent l="0" t="0" r="7620" b="635"/>
+            <wp:docPr id="8" name="Imagen 8"/>
+            <wp:cNvGraphicFramePr>
+              <a:graphicFrameLocks xmlns:a="http://schemas.openxmlformats.org/drawingml/2006/main" noChangeAspect="1"/>
+            </wp:cNvGraphicFramePr>
+            <a:graphic xmlns:a="http://schemas.openxmlformats.org/drawingml/2006/main">
+              <a:graphicData uri="http://schemas.openxmlformats.org/drawingml/2006/picture">
+                <pic:pic xmlns:pic="http://schemas.openxmlformats.org/drawingml/2006/picture">
+                  <pic:nvPicPr>
+                    <pic:cNvPr id="0" name="Picture 14"/>
+                    <pic:cNvPicPr>
+                      <a:picLocks noChangeAspect="1" noChangeArrowheads="1"/>
+                    </pic:cNvPicPr>
+                  </pic:nvPicPr>
+                  <pic:blipFill>
+                    <a:blip r:embed="rId12">
+                      <a:extLst>
+                        <a:ext uri="{28A0092B-C50C-407E-A947-70E740481C1C}">
+                          <a14:useLocalDpi xmlns:a14="http://schemas.microsoft.com/office/drawing/2010/main" val="0"/>
+                        </a:ext>
+                      </a:extLst>
+                    </a:blip>
+                    <a:srcRect/>
+                    <a:stretch>
+                      <a:fillRect/>
+                    </a:stretch>
+                  </pic:blipFill>
+                  <pic:spPr bwMode="auto">
+                    <a:xfrm>
+                      <a:off x="0" y="0"/>
+                      <a:ext cx="5612130" cy="4209415"/>
+                    </a:xfrm>
+                    <a:prstGeom prst="rect">
+                      <a:avLst/>
+                    </a:prstGeom>
+                    <a:noFill/>
+                    <a:ln>
+                      <a:noFill/>
+                    </a:ln>
+                  </pic:spPr>
+                </pic:pic>
+              </a:graphicData>
+            </a:graphic>
+          </wp:inline>
+        </w:drawing>
+      </w:r>
+    </w:p>
+    <w:p>
+      <w:pPr>
+        <w:spacing w:after="0" w:line="240" w:lineRule="auto"/>
+        <w:jc w:val="center"/>
+        <w:rPr>
+          <w:rFonts w:ascii="Times New Roman" w:eastAsia="Times New Roman" w:hAnsi="Times New Roman" w:cs="Times New Roman"/>
+          <w:sz w:val="24"/>
+          <w:szCs w:val="24"/>
+          <w:lang w:eastAsia="es-CO"/>
+        </w:rPr>
+      </w:pPr>
+      <w:r>
+        <w:rPr>
+          <w:rFonts w:ascii="Times New Roman" w:eastAsia="Times New Roman" w:hAnsi="Times New Roman" w:cs="Times New Roman"/>
+          <w:noProof/>
+          <w:sz w:val="24"/>
+          <w:szCs w:val="24"/>
+          <w:lang w:eastAsia="es-CO"/>
+        </w:rPr>
+        <w:lastRenderedPageBreak/>
+        <w:drawing>
+          <wp:inline distT="0" distB="0" distL="0" distR="0" wp14:anchorId="298D288D" wp14:editId="5005AAF0">
+            <wp:extent cx="3390181" cy="3390181"/>
+            <wp:effectExtent l="0" t="0" r="1270" b="1270"/>
+            <wp:docPr id="7" name="Imagen 7"/>
+            <wp:cNvGraphicFramePr>
+              <a:graphicFrameLocks xmlns:a="http://schemas.openxmlformats.org/drawingml/2006/main" noChangeAspect="1"/>
+            </wp:cNvGraphicFramePr>
+            <a:graphic xmlns:a="http://schemas.openxmlformats.org/drawingml/2006/main">
+              <a:graphicData uri="http://schemas.openxmlformats.org/drawingml/2006/picture">
+                <pic:pic xmlns:pic="http://schemas.openxmlformats.org/drawingml/2006/picture">
+                  <pic:nvPicPr>
+                    <pic:cNvPr id="0" name="Picture 15"/>
+                    <pic:cNvPicPr>
+                      <a:picLocks noChangeAspect="1" noChangeArrowheads="1"/>
+                    </pic:cNvPicPr>
+                  </pic:nvPicPr>
+                  <pic:blipFill>
+                    <a:blip r:embed="rId13">
+                      <a:extLst>
+                        <a:ext uri="{28A0092B-C50C-407E-A947-70E740481C1C}">
+                          <a14:useLocalDpi xmlns:a14="http://schemas.microsoft.com/office/drawing/2010/main" val="0"/>
+                        </a:ext>
+                      </a:extLst>
+                    </a:blip>
+                    <a:srcRect/>
+                    <a:stretch>
+                      <a:fillRect/>
+                    </a:stretch>
+                  </pic:blipFill>
+                  <pic:spPr bwMode="auto">
+                    <a:xfrm>
+                      <a:off x="0" y="0"/>
+                      <a:ext cx="3392121" cy="3392121"/>
+                    </a:xfrm>
+                    <a:prstGeom prst="rect">
+                      <a:avLst/>
+                    </a:prstGeom>
+                    <a:noFill/>
+                    <a:ln>
+                      <a:noFill/>
+                    </a:ln>
+                  </pic:spPr>
+                </pic:pic>
+              </a:graphicData>
+            </a:graphic>
+          </wp:inline>
+        </w:drawing>
       </w:r>
     </w:p>
     <w:p>
@@ -1088,6 +1869,2599 @@
           <w:tab w:val="left" w:pos="13740"/>
           <w:tab w:val="left" w:pos="14656"/>
         </w:tabs>
+        <w:spacing w:after="0" w:line="240" w:lineRule="auto"/>
+        <w:rPr>
+          <w:rFonts w:ascii="Courier New" w:eastAsia="Times New Roman" w:hAnsi="Courier New" w:cs="Courier New"/>
+          <w:sz w:val="20"/>
+          <w:szCs w:val="20"/>
+          <w:lang w:eastAsia="es-CO"/>
+        </w:rPr>
+      </w:pPr>
+      <w:r>
+        <w:rPr>
+          <w:rFonts w:ascii="Courier New" w:eastAsia="Times New Roman" w:hAnsi="Courier New" w:cs="Courier New"/>
+          <w:sz w:val="20"/>
+          <w:szCs w:val="20"/>
+          <w:lang w:eastAsia="es-CO"/>
+        </w:rPr>
+        <w:t>OPEN OUTPUT ARCHIVO</w:t>
+      </w:r>
+    </w:p>
+    <w:p>
+      <w:pPr>
+        <w:spacing w:before="100" w:beforeAutospacing="1" w:after="100" w:afterAutospacing="1" w:line="240" w:lineRule="auto"/>
+        <w:rPr>
+          <w:rFonts w:ascii="Times New Roman" w:eastAsia="Times New Roman" w:hAnsi="Times New Roman" w:cs="Times New Roman"/>
+          <w:sz w:val="24"/>
+          <w:szCs w:val="24"/>
+          <w:lang w:eastAsia="es-CO"/>
+        </w:rPr>
+      </w:pPr>
+      <w:r>
+        <w:rPr>
+          <w:rFonts w:ascii="Times New Roman" w:eastAsia="Times New Roman" w:hAnsi="Times New Roman" w:cs="Times New Roman"/>
+          <w:b/>
+          <w:bCs/>
+          <w:sz w:val="24"/>
+          <w:szCs w:val="24"/>
+          <w:lang w:eastAsia="es-CO"/>
+        </w:rPr>
+        <w:t>Características:</w:t>
+      </w:r>
+    </w:p>
+    <w:p>
+      <w:pPr>
+        <w:numPr>
+          <w:ilvl w:val="0"/>
+          <w:numId w:val="24"/>
+        </w:numPr>
+        <w:spacing w:before="100" w:beforeAutospacing="1" w:after="100" w:afterAutospacing="1" w:line="240" w:lineRule="auto"/>
+        <w:rPr>
+          <w:rFonts w:ascii="Times New Roman" w:eastAsia="Times New Roman" w:hAnsi="Times New Roman" w:cs="Times New Roman"/>
+          <w:sz w:val="24"/>
+          <w:szCs w:val="24"/>
+          <w:lang w:eastAsia="es-CO"/>
+        </w:rPr>
+      </w:pPr>
+      <w:r>
+        <w:rPr>
+          <w:rFonts w:ascii="Times New Roman" w:eastAsia="Times New Roman" w:hAnsi="Times New Roman" w:cs="Times New Roman"/>
+          <w:sz w:val="24"/>
+          <w:szCs w:val="24"/>
+          <w:lang w:eastAsia="es-CO"/>
+        </w:rPr>
+        <w:t xml:space="preserve">Solo permite </w:t>
+      </w:r>
+      <w:r>
+        <w:rPr>
+          <w:rFonts w:ascii="Courier New" w:eastAsia="Times New Roman" w:hAnsi="Courier New" w:cs="Courier New"/>
+          <w:sz w:val="20"/>
+          <w:szCs w:val="20"/>
+          <w:lang w:eastAsia="es-CO"/>
+        </w:rPr>
+        <w:t>WRITE</w:t>
+      </w:r>
+      <w:r>
+        <w:rPr>
+          <w:rFonts w:ascii="Times New Roman" w:eastAsia="Times New Roman" w:hAnsi="Times New Roman" w:cs="Times New Roman"/>
+          <w:sz w:val="24"/>
+          <w:szCs w:val="24"/>
+          <w:lang w:eastAsia="es-CO"/>
+        </w:rPr>
+        <w:t xml:space="preserve"> </w:t>
+      </w:r>
+    </w:p>
+    <w:p>
+      <w:pPr>
+        <w:numPr>
+          <w:ilvl w:val="0"/>
+          <w:numId w:val="24"/>
+        </w:numPr>
+        <w:spacing w:before="100" w:beforeAutospacing="1" w:after="100" w:afterAutospacing="1" w:line="240" w:lineRule="auto"/>
+        <w:rPr>
+          <w:rFonts w:ascii="Times New Roman" w:eastAsia="Times New Roman" w:hAnsi="Times New Roman" w:cs="Times New Roman"/>
+          <w:sz w:val="24"/>
+          <w:szCs w:val="24"/>
+          <w:lang w:eastAsia="es-CO"/>
+        </w:rPr>
+      </w:pPr>
+      <w:r>
+        <w:rPr>
+          <w:rFonts w:ascii="Times New Roman" w:eastAsia="Times New Roman" w:hAnsi="Times New Roman" w:cs="Times New Roman"/>
+          <w:sz w:val="24"/>
+          <w:szCs w:val="24"/>
+          <w:lang w:eastAsia="es-CO"/>
+        </w:rPr>
+        <w:t xml:space="preserve">Si el archivo existe → </w:t>
+      </w:r>
+      <w:r>
+        <w:rPr>
+          <w:rFonts w:ascii="Times New Roman" w:eastAsia="Times New Roman" w:hAnsi="Times New Roman" w:cs="Times New Roman"/>
+          <w:b/>
+          <w:bCs/>
+          <w:sz w:val="24"/>
+          <w:szCs w:val="24"/>
+          <w:lang w:eastAsia="es-CO"/>
+        </w:rPr>
+        <w:t>se borra completamente</w:t>
+      </w:r>
+      <w:r>
+        <w:rPr>
+          <w:rFonts w:ascii="Times New Roman" w:eastAsia="Times New Roman" w:hAnsi="Times New Roman" w:cs="Times New Roman"/>
+          <w:sz w:val="24"/>
+          <w:szCs w:val="24"/>
+          <w:lang w:eastAsia="es-CO"/>
+        </w:rPr>
+        <w:t xml:space="preserve"> </w:t>
+      </w:r>
+    </w:p>
+    <w:p>
+      <w:pPr>
+        <w:numPr>
+          <w:ilvl w:val="0"/>
+          <w:numId w:val="24"/>
+        </w:numPr>
+        <w:spacing w:before="100" w:beforeAutospacing="1" w:after="100" w:afterAutospacing="1" w:line="240" w:lineRule="auto"/>
+        <w:rPr>
+          <w:rFonts w:ascii="Times New Roman" w:eastAsia="Times New Roman" w:hAnsi="Times New Roman" w:cs="Times New Roman"/>
+          <w:sz w:val="24"/>
+          <w:szCs w:val="24"/>
+          <w:lang w:eastAsia="es-CO"/>
+        </w:rPr>
+      </w:pPr>
+      <w:r>
+        <w:rPr>
+          <w:rFonts w:ascii="Times New Roman" w:eastAsia="Times New Roman" w:hAnsi="Times New Roman" w:cs="Times New Roman"/>
+          <w:sz w:val="24"/>
+          <w:szCs w:val="24"/>
+          <w:lang w:eastAsia="es-CO"/>
+        </w:rPr>
+        <w:t xml:space="preserve">Si no existe → se crea </w:t>
+      </w:r>
+    </w:p>
+    <w:p>
+      <w:pPr>
+        <w:numPr>
+          <w:ilvl w:val="0"/>
+          <w:numId w:val="24"/>
+        </w:numPr>
+        <w:spacing w:before="100" w:beforeAutospacing="1" w:after="100" w:afterAutospacing="1" w:line="240" w:lineRule="auto"/>
+        <w:rPr>
+          <w:rFonts w:ascii="Times New Roman" w:eastAsia="Times New Roman" w:hAnsi="Times New Roman" w:cs="Times New Roman"/>
+          <w:sz w:val="24"/>
+          <w:szCs w:val="24"/>
+          <w:lang w:eastAsia="es-CO"/>
+        </w:rPr>
+      </w:pPr>
+      <w:r>
+        <w:rPr>
+          <w:rFonts w:ascii="Times New Roman" w:eastAsia="Times New Roman" w:hAnsi="Times New Roman" w:cs="Times New Roman"/>
+          <w:sz w:val="24"/>
+          <w:szCs w:val="24"/>
+          <w:lang w:eastAsia="es-CO"/>
+        </w:rPr>
+        <w:t xml:space="preserve">Empieza vacío </w:t>
+      </w:r>
+    </w:p>
+    <w:p>
+      <w:pPr>
+        <w:spacing w:before="100" w:beforeAutospacing="1" w:after="100" w:afterAutospacing="1" w:line="240" w:lineRule="auto"/>
+        <w:rPr>
+          <w:rFonts w:ascii="Times New Roman" w:eastAsia="Times New Roman" w:hAnsi="Times New Roman" w:cs="Times New Roman"/>
+          <w:sz w:val="24"/>
+          <w:szCs w:val="24"/>
+          <w:lang w:eastAsia="es-CO"/>
+        </w:rPr>
+      </w:pPr>
+      <w:r>
+        <w:rPr>
+          <w:rFonts w:ascii="Times New Roman" w:eastAsia="Times New Roman" w:hAnsi="Times New Roman" w:cs="Times New Roman"/>
+          <w:b/>
+          <w:bCs/>
+          <w:sz w:val="24"/>
+          <w:szCs w:val="24"/>
+          <w:lang w:eastAsia="es-CO"/>
+        </w:rPr>
+        <w:t>Uso típico:</w:t>
+      </w:r>
+    </w:p>
+    <w:p>
+      <w:pPr>
+        <w:numPr>
+          <w:ilvl w:val="0"/>
+          <w:numId w:val="25"/>
+        </w:numPr>
+        <w:spacing w:before="100" w:beforeAutospacing="1" w:after="100" w:afterAutospacing="1" w:line="240" w:lineRule="auto"/>
+        <w:rPr>
+          <w:rFonts w:ascii="Times New Roman" w:eastAsia="Times New Roman" w:hAnsi="Times New Roman" w:cs="Times New Roman"/>
+          <w:sz w:val="24"/>
+          <w:szCs w:val="24"/>
+          <w:lang w:eastAsia="es-CO"/>
+        </w:rPr>
+      </w:pPr>
+      <w:r>
+        <w:rPr>
+          <w:rFonts w:ascii="Times New Roman" w:eastAsia="Times New Roman" w:hAnsi="Times New Roman" w:cs="Times New Roman"/>
+          <w:sz w:val="24"/>
+          <w:szCs w:val="24"/>
+          <w:lang w:eastAsia="es-CO"/>
+        </w:rPr>
+        <w:t xml:space="preserve">Generar archivos nuevos </w:t>
+      </w:r>
+    </w:p>
+    <w:p>
+      <w:pPr>
+        <w:numPr>
+          <w:ilvl w:val="0"/>
+          <w:numId w:val="25"/>
+        </w:numPr>
+        <w:spacing w:before="100" w:beforeAutospacing="1" w:after="100" w:afterAutospacing="1" w:line="240" w:lineRule="auto"/>
+        <w:rPr>
+          <w:rFonts w:ascii="Times New Roman" w:eastAsia="Times New Roman" w:hAnsi="Times New Roman" w:cs="Times New Roman"/>
+          <w:sz w:val="24"/>
+          <w:szCs w:val="24"/>
+          <w:lang w:eastAsia="es-CO"/>
+        </w:rPr>
+      </w:pPr>
+      <w:r>
+        <w:rPr>
+          <w:rFonts w:ascii="Times New Roman" w:eastAsia="Times New Roman" w:hAnsi="Times New Roman" w:cs="Times New Roman"/>
+          <w:sz w:val="24"/>
+          <w:szCs w:val="24"/>
+          <w:lang w:eastAsia="es-CO"/>
+        </w:rPr>
+        <w:t xml:space="preserve">Reportes desde cero </w:t>
+      </w:r>
+    </w:p>
+    <w:p>
+      <w:pPr>
+        <w:spacing w:after="0" w:line="240" w:lineRule="auto"/>
+        <w:rPr>
+          <w:rFonts w:ascii="Times New Roman" w:eastAsia="Times New Roman" w:hAnsi="Times New Roman" w:cs="Times New Roman"/>
+          <w:sz w:val="24"/>
+          <w:szCs w:val="24"/>
+          <w:lang w:eastAsia="es-CO"/>
+        </w:rPr>
+      </w:pPr>
+      <w:r>
+        <w:rPr>
+          <w:rFonts w:ascii="Times New Roman" w:eastAsia="Times New Roman" w:hAnsi="Times New Roman" w:cs="Times New Roman"/>
+          <w:sz w:val="24"/>
+          <w:szCs w:val="24"/>
+          <w:lang w:eastAsia="es-CO"/>
+        </w:rPr>
+        <w:pict w14:anchorId="27596B76">
+          <v:rect id="_x0000_i1040" style="width:0;height:1.5pt" o:hralign="center" o:hrstd="t" o:hr="t" fillcolor="#a0a0a0" stroked="f"/>
+        </w:pict>
+      </w:r>
+    </w:p>
+    <w:p>
+      <w:pPr>
+        <w:spacing w:before="100" w:beforeAutospacing="1" w:after="100" w:afterAutospacing="1" w:line="240" w:lineRule="auto"/>
+        <w:outlineLvl w:val="1"/>
+        <w:rPr>
+          <w:rFonts w:ascii="Times New Roman" w:eastAsia="Times New Roman" w:hAnsi="Times New Roman" w:cs="Times New Roman"/>
+          <w:b/>
+          <w:bCs/>
+          <w:sz w:val="36"/>
+          <w:szCs w:val="36"/>
+          <w:lang w:eastAsia="es-CO"/>
+        </w:rPr>
+      </w:pPr>
+      <w:r>
+        <w:rPr>
+          <w:rFonts w:ascii="Times New Roman" w:eastAsia="Times New Roman" w:hAnsi="Times New Roman" w:cs="Times New Roman"/>
+          <w:b/>
+          <w:bCs/>
+          <w:sz w:val="36"/>
+          <w:szCs w:val="36"/>
+          <w:lang w:eastAsia="es-CO"/>
+        </w:rPr>
+        <w:t>3. OPEN EXTEND (agregar al final)</w:t>
+      </w:r>
+    </w:p>
+    <w:p>
+      <w:pPr>
+        <w:spacing w:after="0" w:line="240" w:lineRule="auto"/>
+        <w:rPr>
+          <w:rFonts w:ascii="Times New Roman" w:eastAsia="Times New Roman" w:hAnsi="Times New Roman" w:cs="Times New Roman"/>
+          <w:sz w:val="24"/>
+          <w:szCs w:val="24"/>
+          <w:lang w:eastAsia="es-CO"/>
+        </w:rPr>
+      </w:pPr>
+      <w:r>
+        <w:rPr>
+          <w:rFonts w:ascii="Times New Roman" w:eastAsia="Times New Roman" w:hAnsi="Times New Roman" w:cs="Times New Roman"/>
+          <w:noProof/>
+          <w:sz w:val="24"/>
+          <w:szCs w:val="24"/>
+          <w:lang w:eastAsia="es-CO"/>
+        </w:rPr>
+        <w:lastRenderedPageBreak/>
+        <w:drawing>
+          <wp:inline distT="0" distB="0" distL="0" distR="0" wp14:anchorId="2C7C5739" wp14:editId="3A489450">
+            <wp:extent cx="5612130" cy="3333115"/>
+            <wp:effectExtent l="0" t="0" r="7620" b="635"/>
+            <wp:docPr id="6" name="Imagen 6"/>
+            <wp:cNvGraphicFramePr>
+              <a:graphicFrameLocks xmlns:a="http://schemas.openxmlformats.org/drawingml/2006/main" noChangeAspect="1"/>
+            </wp:cNvGraphicFramePr>
+            <a:graphic xmlns:a="http://schemas.openxmlformats.org/drawingml/2006/main">
+              <a:graphicData uri="http://schemas.openxmlformats.org/drawingml/2006/picture">
+                <pic:pic xmlns:pic="http://schemas.openxmlformats.org/drawingml/2006/picture">
+                  <pic:nvPicPr>
+                    <pic:cNvPr id="0" name="Picture 17"/>
+                    <pic:cNvPicPr>
+                      <a:picLocks noChangeAspect="1" noChangeArrowheads="1"/>
+                    </pic:cNvPicPr>
+                  </pic:nvPicPr>
+                  <pic:blipFill>
+                    <a:blip r:embed="rId14">
+                      <a:extLst>
+                        <a:ext uri="{28A0092B-C50C-407E-A947-70E740481C1C}">
+                          <a14:useLocalDpi xmlns:a14="http://schemas.microsoft.com/office/drawing/2010/main" val="0"/>
+                        </a:ext>
+                      </a:extLst>
+                    </a:blip>
+                    <a:srcRect/>
+                    <a:stretch>
+                      <a:fillRect/>
+                    </a:stretch>
+                  </pic:blipFill>
+                  <pic:spPr bwMode="auto">
+                    <a:xfrm>
+                      <a:off x="0" y="0"/>
+                      <a:ext cx="5612130" cy="3333115"/>
+                    </a:xfrm>
+                    <a:prstGeom prst="rect">
+                      <a:avLst/>
+                    </a:prstGeom>
+                    <a:noFill/>
+                    <a:ln>
+                      <a:noFill/>
+                    </a:ln>
+                  </pic:spPr>
+                </pic:pic>
+              </a:graphicData>
+            </a:graphic>
+          </wp:inline>
+        </w:drawing>
+      </w:r>
+    </w:p>
+    <w:p>
+      <w:pPr>
+        <w:spacing w:after="0" w:line="240" w:lineRule="auto"/>
+        <w:rPr>
+          <w:rFonts w:ascii="Times New Roman" w:eastAsia="Times New Roman" w:hAnsi="Times New Roman" w:cs="Times New Roman"/>
+          <w:sz w:val="24"/>
+          <w:szCs w:val="24"/>
+          <w:lang w:eastAsia="es-CO"/>
+        </w:rPr>
+      </w:pPr>
+      <w:r>
+        <w:rPr>
+          <w:rFonts w:ascii="Times New Roman" w:eastAsia="Times New Roman" w:hAnsi="Times New Roman" w:cs="Times New Roman"/>
+          <w:noProof/>
+          <w:sz w:val="24"/>
+          <w:szCs w:val="24"/>
+          <w:lang w:eastAsia="es-CO"/>
+        </w:rPr>
+        <w:drawing>
+          <wp:inline distT="0" distB="0" distL="0" distR="0" wp14:anchorId="392AF8E1" wp14:editId="43F875D7">
+            <wp:extent cx="5612130" cy="3157855"/>
+            <wp:effectExtent l="0" t="0" r="7620" b="4445"/>
+            <wp:docPr id="5" name="Imagen 5"/>
+            <wp:cNvGraphicFramePr>
+              <a:graphicFrameLocks xmlns:a="http://schemas.openxmlformats.org/drawingml/2006/main" noChangeAspect="1"/>
+            </wp:cNvGraphicFramePr>
+            <a:graphic xmlns:a="http://schemas.openxmlformats.org/drawingml/2006/main">
+              <a:graphicData uri="http://schemas.openxmlformats.org/drawingml/2006/picture">
+                <pic:pic xmlns:pic="http://schemas.openxmlformats.org/drawingml/2006/picture">
+                  <pic:nvPicPr>
+                    <pic:cNvPr id="0" name="Picture 18"/>
+                    <pic:cNvPicPr>
+                      <a:picLocks noChangeAspect="1" noChangeArrowheads="1"/>
+                    </pic:cNvPicPr>
+                  </pic:nvPicPr>
+                  <pic:blipFill>
+                    <a:blip r:embed="rId15">
+                      <a:extLst>
+                        <a:ext uri="{28A0092B-C50C-407E-A947-70E740481C1C}">
+                          <a14:useLocalDpi xmlns:a14="http://schemas.microsoft.com/office/drawing/2010/main" val="0"/>
+                        </a:ext>
+                      </a:extLst>
+                    </a:blip>
+                    <a:srcRect/>
+                    <a:stretch>
+                      <a:fillRect/>
+                    </a:stretch>
+                  </pic:blipFill>
+                  <pic:spPr bwMode="auto">
+                    <a:xfrm>
+                      <a:off x="0" y="0"/>
+                      <a:ext cx="5612130" cy="3157855"/>
+                    </a:xfrm>
+                    <a:prstGeom prst="rect">
+                      <a:avLst/>
+                    </a:prstGeom>
+                    <a:noFill/>
+                    <a:ln>
+                      <a:noFill/>
+                    </a:ln>
+                  </pic:spPr>
+                </pic:pic>
+              </a:graphicData>
+            </a:graphic>
+          </wp:inline>
+        </w:drawing>
+      </w:r>
+    </w:p>
+    <w:p>
+      <w:pPr>
+        <w:tabs>
+          <w:tab w:val="left" w:pos="916"/>
+          <w:tab w:val="left" w:pos="1832"/>
+          <w:tab w:val="left" w:pos="2748"/>
+          <w:tab w:val="left" w:pos="3664"/>
+          <w:tab w:val="left" w:pos="4580"/>
+          <w:tab w:val="left" w:pos="5496"/>
+          <w:tab w:val="left" w:pos="6412"/>
+          <w:tab w:val="left" w:pos="7328"/>
+          <w:tab w:val="left" w:pos="8244"/>
+          <w:tab w:val="left" w:pos="9160"/>
+          <w:tab w:val="left" w:pos="10076"/>
+          <w:tab w:val="left" w:pos="10992"/>
+          <w:tab w:val="left" w:pos="11908"/>
+          <w:tab w:val="left" w:pos="12824"/>
+          <w:tab w:val="left" w:pos="13740"/>
+          <w:tab w:val="left" w:pos="14656"/>
+        </w:tabs>
+        <w:spacing w:after="0" w:line="240" w:lineRule="auto"/>
+        <w:rPr>
+          <w:rFonts w:ascii="Courier New" w:eastAsia="Times New Roman" w:hAnsi="Courier New" w:cs="Courier New"/>
+          <w:sz w:val="20"/>
+          <w:szCs w:val="20"/>
+          <w:lang w:eastAsia="es-CO"/>
+        </w:rPr>
+      </w:pPr>
+      <w:r>
+        <w:rPr>
+          <w:rFonts w:ascii="Courier New" w:eastAsia="Times New Roman" w:hAnsi="Courier New" w:cs="Courier New"/>
+          <w:sz w:val="20"/>
+          <w:szCs w:val="20"/>
+          <w:lang w:eastAsia="es-CO"/>
+        </w:rPr>
+        <w:t>OPEN EXTEND ARCHIVO</w:t>
+      </w:r>
+    </w:p>
+    <w:p>
+      <w:pPr>
+        <w:spacing w:before="100" w:beforeAutospacing="1" w:after="100" w:afterAutospacing="1" w:line="240" w:lineRule="auto"/>
+        <w:rPr>
+          <w:rFonts w:ascii="Times New Roman" w:eastAsia="Times New Roman" w:hAnsi="Times New Roman" w:cs="Times New Roman"/>
+          <w:sz w:val="24"/>
+          <w:szCs w:val="24"/>
+          <w:lang w:eastAsia="es-CO"/>
+        </w:rPr>
+      </w:pPr>
+      <w:r>
+        <w:rPr>
+          <w:rFonts w:ascii="Times New Roman" w:eastAsia="Times New Roman" w:hAnsi="Times New Roman" w:cs="Times New Roman"/>
+          <w:b/>
+          <w:bCs/>
+          <w:sz w:val="24"/>
+          <w:szCs w:val="24"/>
+          <w:lang w:eastAsia="es-CO"/>
+        </w:rPr>
+        <w:t>Características:</w:t>
+      </w:r>
+    </w:p>
+    <w:p>
+      <w:pPr>
+        <w:numPr>
+          <w:ilvl w:val="0"/>
+          <w:numId w:val="26"/>
+        </w:numPr>
+        <w:spacing w:before="100" w:beforeAutospacing="1" w:after="100" w:afterAutospacing="1" w:line="240" w:lineRule="auto"/>
+        <w:rPr>
+          <w:rFonts w:ascii="Times New Roman" w:eastAsia="Times New Roman" w:hAnsi="Times New Roman" w:cs="Times New Roman"/>
+          <w:sz w:val="24"/>
+          <w:szCs w:val="24"/>
+          <w:lang w:eastAsia="es-CO"/>
+        </w:rPr>
+      </w:pPr>
+      <w:r>
+        <w:rPr>
+          <w:rFonts w:ascii="Times New Roman" w:eastAsia="Times New Roman" w:hAnsi="Times New Roman" w:cs="Times New Roman"/>
+          <w:sz w:val="24"/>
+          <w:szCs w:val="24"/>
+          <w:lang w:eastAsia="es-CO"/>
+        </w:rPr>
+        <w:t xml:space="preserve">Solo permite </w:t>
+      </w:r>
+      <w:r>
+        <w:rPr>
+          <w:rFonts w:ascii="Courier New" w:eastAsia="Times New Roman" w:hAnsi="Courier New" w:cs="Courier New"/>
+          <w:sz w:val="20"/>
+          <w:szCs w:val="20"/>
+          <w:lang w:eastAsia="es-CO"/>
+        </w:rPr>
+        <w:t>WRITE</w:t>
+      </w:r>
+      <w:r>
+        <w:rPr>
+          <w:rFonts w:ascii="Times New Roman" w:eastAsia="Times New Roman" w:hAnsi="Times New Roman" w:cs="Times New Roman"/>
+          <w:sz w:val="24"/>
+          <w:szCs w:val="24"/>
+          <w:lang w:eastAsia="es-CO"/>
+        </w:rPr>
+        <w:t xml:space="preserve"> </w:t>
+      </w:r>
+    </w:p>
+    <w:p>
+      <w:pPr>
+        <w:numPr>
+          <w:ilvl w:val="0"/>
+          <w:numId w:val="26"/>
+        </w:numPr>
+        <w:spacing w:before="100" w:beforeAutospacing="1" w:after="100" w:afterAutospacing="1" w:line="240" w:lineRule="auto"/>
+        <w:rPr>
+          <w:rFonts w:ascii="Times New Roman" w:eastAsia="Times New Roman" w:hAnsi="Times New Roman" w:cs="Times New Roman"/>
+          <w:sz w:val="24"/>
+          <w:szCs w:val="24"/>
+          <w:lang w:eastAsia="es-CO"/>
+        </w:rPr>
+      </w:pPr>
+      <w:r>
+        <w:rPr>
+          <w:rFonts w:ascii="Times New Roman" w:eastAsia="Times New Roman" w:hAnsi="Times New Roman" w:cs="Times New Roman"/>
+          <w:sz w:val="24"/>
+          <w:szCs w:val="24"/>
+          <w:lang w:eastAsia="es-CO"/>
+        </w:rPr>
+        <w:t xml:space="preserve">No borra el archivo </w:t>
+      </w:r>
+    </w:p>
+    <w:p>
+      <w:pPr>
+        <w:numPr>
+          <w:ilvl w:val="0"/>
+          <w:numId w:val="26"/>
+        </w:numPr>
+        <w:spacing w:before="100" w:beforeAutospacing="1" w:after="100" w:afterAutospacing="1" w:line="240" w:lineRule="auto"/>
+        <w:rPr>
+          <w:rFonts w:ascii="Times New Roman" w:eastAsia="Times New Roman" w:hAnsi="Times New Roman" w:cs="Times New Roman"/>
+          <w:sz w:val="24"/>
+          <w:szCs w:val="24"/>
+          <w:lang w:eastAsia="es-CO"/>
+        </w:rPr>
+      </w:pPr>
+      <w:r>
+        <w:rPr>
+          <w:rFonts w:ascii="Times New Roman" w:eastAsia="Times New Roman" w:hAnsi="Times New Roman" w:cs="Times New Roman"/>
+          <w:sz w:val="24"/>
+          <w:szCs w:val="24"/>
+          <w:lang w:eastAsia="es-CO"/>
+        </w:rPr>
+        <w:t xml:space="preserve">Escribe </w:t>
+      </w:r>
+      <w:r>
+        <w:rPr>
+          <w:rFonts w:ascii="Times New Roman" w:eastAsia="Times New Roman" w:hAnsi="Times New Roman" w:cs="Times New Roman"/>
+          <w:b/>
+          <w:bCs/>
+          <w:sz w:val="24"/>
+          <w:szCs w:val="24"/>
+          <w:lang w:eastAsia="es-CO"/>
+        </w:rPr>
+        <w:t>al final del archivo</w:t>
+      </w:r>
+      <w:r>
+        <w:rPr>
+          <w:rFonts w:ascii="Times New Roman" w:eastAsia="Times New Roman" w:hAnsi="Times New Roman" w:cs="Times New Roman"/>
+          <w:sz w:val="24"/>
+          <w:szCs w:val="24"/>
+          <w:lang w:eastAsia="es-CO"/>
+        </w:rPr>
+        <w:t xml:space="preserve"> </w:t>
+      </w:r>
+    </w:p>
+    <w:p>
+      <w:pPr>
+        <w:numPr>
+          <w:ilvl w:val="0"/>
+          <w:numId w:val="26"/>
+        </w:numPr>
+        <w:spacing w:before="100" w:beforeAutospacing="1" w:after="100" w:afterAutospacing="1" w:line="240" w:lineRule="auto"/>
+        <w:rPr>
+          <w:rFonts w:ascii="Times New Roman" w:eastAsia="Times New Roman" w:hAnsi="Times New Roman" w:cs="Times New Roman"/>
+          <w:sz w:val="24"/>
+          <w:szCs w:val="24"/>
+          <w:lang w:eastAsia="es-CO"/>
+        </w:rPr>
+      </w:pPr>
+      <w:r>
+        <w:rPr>
+          <w:rFonts w:ascii="Times New Roman" w:eastAsia="Times New Roman" w:hAnsi="Times New Roman" w:cs="Times New Roman"/>
+          <w:sz w:val="24"/>
+          <w:szCs w:val="24"/>
+          <w:lang w:eastAsia="es-CO"/>
+        </w:rPr>
+        <w:t xml:space="preserve">El archivo debe existir </w:t>
+      </w:r>
+    </w:p>
+    <w:p>
+      <w:pPr>
+        <w:spacing w:before="100" w:beforeAutospacing="1" w:after="100" w:afterAutospacing="1" w:line="240" w:lineRule="auto"/>
+        <w:rPr>
+          <w:rFonts w:ascii="Times New Roman" w:eastAsia="Times New Roman" w:hAnsi="Times New Roman" w:cs="Times New Roman"/>
+          <w:sz w:val="24"/>
+          <w:szCs w:val="24"/>
+          <w:lang w:eastAsia="es-CO"/>
+        </w:rPr>
+      </w:pPr>
+      <w:r>
+        <w:rPr>
+          <w:rFonts w:ascii="Times New Roman" w:eastAsia="Times New Roman" w:hAnsi="Times New Roman" w:cs="Times New Roman"/>
+          <w:b/>
+          <w:bCs/>
+          <w:sz w:val="24"/>
+          <w:szCs w:val="24"/>
+          <w:lang w:eastAsia="es-CO"/>
+        </w:rPr>
+        <w:t>Uso típico:</w:t>
+      </w:r>
+    </w:p>
+    <w:p>
+      <w:pPr>
+        <w:numPr>
+          <w:ilvl w:val="0"/>
+          <w:numId w:val="27"/>
+        </w:numPr>
+        <w:spacing w:before="100" w:beforeAutospacing="1" w:after="100" w:afterAutospacing="1" w:line="240" w:lineRule="auto"/>
+        <w:rPr>
+          <w:rFonts w:ascii="Times New Roman" w:eastAsia="Times New Roman" w:hAnsi="Times New Roman" w:cs="Times New Roman"/>
+          <w:sz w:val="24"/>
+          <w:szCs w:val="24"/>
+          <w:lang w:eastAsia="es-CO"/>
+        </w:rPr>
+      </w:pPr>
+      <w:r>
+        <w:rPr>
+          <w:rFonts w:ascii="Times New Roman" w:eastAsia="Times New Roman" w:hAnsi="Times New Roman" w:cs="Times New Roman"/>
+          <w:sz w:val="24"/>
+          <w:szCs w:val="24"/>
+          <w:lang w:eastAsia="es-CO"/>
+        </w:rPr>
+        <w:lastRenderedPageBreak/>
+        <w:t xml:space="preserve">Logs </w:t>
+      </w:r>
+    </w:p>
+    <w:p>
+      <w:pPr>
+        <w:numPr>
+          <w:ilvl w:val="0"/>
+          <w:numId w:val="27"/>
+        </w:numPr>
+        <w:spacing w:before="100" w:beforeAutospacing="1" w:after="100" w:afterAutospacing="1" w:line="240" w:lineRule="auto"/>
+        <w:rPr>
+          <w:rFonts w:ascii="Times New Roman" w:eastAsia="Times New Roman" w:hAnsi="Times New Roman" w:cs="Times New Roman"/>
+          <w:sz w:val="24"/>
+          <w:szCs w:val="24"/>
+          <w:lang w:eastAsia="es-CO"/>
+        </w:rPr>
+      </w:pPr>
+      <w:r>
+        <w:rPr>
+          <w:rFonts w:ascii="Times New Roman" w:eastAsia="Times New Roman" w:hAnsi="Times New Roman" w:cs="Times New Roman"/>
+          <w:sz w:val="24"/>
+          <w:szCs w:val="24"/>
+          <w:lang w:eastAsia="es-CO"/>
+        </w:rPr>
+        <w:t xml:space="preserve">Acumulación de datos </w:t>
+      </w:r>
+    </w:p>
+    <w:p>
+      <w:pPr>
+        <w:spacing w:after="0" w:line="240" w:lineRule="auto"/>
+        <w:rPr>
+          <w:rFonts w:ascii="Times New Roman" w:eastAsia="Times New Roman" w:hAnsi="Times New Roman" w:cs="Times New Roman"/>
+          <w:sz w:val="24"/>
+          <w:szCs w:val="24"/>
+          <w:lang w:eastAsia="es-CO"/>
+        </w:rPr>
+      </w:pPr>
+      <w:r>
+        <w:rPr>
+          <w:rFonts w:ascii="Times New Roman" w:eastAsia="Times New Roman" w:hAnsi="Times New Roman" w:cs="Times New Roman"/>
+          <w:sz w:val="24"/>
+          <w:szCs w:val="24"/>
+          <w:lang w:eastAsia="es-CO"/>
+        </w:rPr>
+        <w:pict w14:anchorId="063ABD88">
+          <v:rect id="_x0000_i1044" style="width:0;height:1.5pt" o:hralign="center" o:hrstd="t" o:hr="t" fillcolor="#a0a0a0" stroked="f"/>
+        </w:pict>
+      </w:r>
+    </w:p>
+    <w:p>
+      <w:pPr>
+        <w:spacing w:before="100" w:beforeAutospacing="1" w:after="100" w:afterAutospacing="1" w:line="240" w:lineRule="auto"/>
+        <w:outlineLvl w:val="1"/>
+        <w:rPr>
+          <w:rFonts w:ascii="Times New Roman" w:eastAsia="Times New Roman" w:hAnsi="Times New Roman" w:cs="Times New Roman"/>
+          <w:b/>
+          <w:bCs/>
+          <w:sz w:val="36"/>
+          <w:szCs w:val="36"/>
+          <w:lang w:eastAsia="es-CO"/>
+        </w:rPr>
+      </w:pPr>
+      <w:r>
+        <w:rPr>
+          <w:rFonts w:ascii="Times New Roman" w:eastAsia="Times New Roman" w:hAnsi="Times New Roman" w:cs="Times New Roman"/>
+          <w:b/>
+          <w:bCs/>
+          <w:sz w:val="36"/>
+          <w:szCs w:val="36"/>
+          <w:lang w:eastAsia="es-CO"/>
+        </w:rPr>
+        <w:t>4. OPEN I-O (lectura y escritura)</w:t>
+      </w:r>
+    </w:p>
+    <w:p>
+      <w:pPr>
+        <w:spacing w:after="0" w:line="240" w:lineRule="auto"/>
+        <w:rPr>
+          <w:rFonts w:ascii="Times New Roman" w:eastAsia="Times New Roman" w:hAnsi="Times New Roman" w:cs="Times New Roman"/>
+          <w:sz w:val="24"/>
+          <w:szCs w:val="24"/>
+          <w:lang w:eastAsia="es-CO"/>
+        </w:rPr>
+      </w:pPr>
+      <w:r>
+        <w:rPr>
+          <w:rFonts w:ascii="Times New Roman" w:eastAsia="Times New Roman" w:hAnsi="Times New Roman" w:cs="Times New Roman"/>
+          <w:noProof/>
+          <w:sz w:val="24"/>
+          <w:szCs w:val="24"/>
+          <w:lang w:eastAsia="es-CO"/>
+        </w:rPr>
+        <w:drawing>
+          <wp:inline distT="0" distB="0" distL="0" distR="0" wp14:anchorId="1685B74B" wp14:editId="7E110D62">
+            <wp:extent cx="5612130" cy="3799205"/>
+            <wp:effectExtent l="0" t="0" r="7620" b="0"/>
+            <wp:docPr id="3" name="Imagen 3"/>
+            <wp:cNvGraphicFramePr>
+              <a:graphicFrameLocks xmlns:a="http://schemas.openxmlformats.org/drawingml/2006/main" noChangeAspect="1"/>
+            </wp:cNvGraphicFramePr>
+            <a:graphic xmlns:a="http://schemas.openxmlformats.org/drawingml/2006/main">
+              <a:graphicData uri="http://schemas.openxmlformats.org/drawingml/2006/picture">
+                <pic:pic xmlns:pic="http://schemas.openxmlformats.org/drawingml/2006/picture">
+                  <pic:nvPicPr>
+                    <pic:cNvPr id="0" name="Picture 21"/>
+                    <pic:cNvPicPr>
+                      <a:picLocks noChangeAspect="1" noChangeArrowheads="1"/>
+                    </pic:cNvPicPr>
+                  </pic:nvPicPr>
+                  <pic:blipFill>
+                    <a:blip r:embed="rId16">
+                      <a:extLst>
+                        <a:ext uri="{28A0092B-C50C-407E-A947-70E740481C1C}">
+                          <a14:useLocalDpi xmlns:a14="http://schemas.microsoft.com/office/drawing/2010/main" val="0"/>
+                        </a:ext>
+                      </a:extLst>
+                    </a:blip>
+                    <a:srcRect/>
+                    <a:stretch>
+                      <a:fillRect/>
+                    </a:stretch>
+                  </pic:blipFill>
+                  <pic:spPr bwMode="auto">
+                    <a:xfrm>
+                      <a:off x="0" y="0"/>
+                      <a:ext cx="5612130" cy="3799205"/>
+                    </a:xfrm>
+                    <a:prstGeom prst="rect">
+                      <a:avLst/>
+                    </a:prstGeom>
+                    <a:noFill/>
+                    <a:ln>
+                      <a:noFill/>
+                    </a:ln>
+                  </pic:spPr>
+                </pic:pic>
+              </a:graphicData>
+            </a:graphic>
+          </wp:inline>
+        </w:drawing>
+      </w:r>
+    </w:p>
+    <w:p>
+      <w:pPr>
+        <w:spacing w:after="0" w:line="240" w:lineRule="auto"/>
+        <w:rPr>
+          <w:rFonts w:ascii="Times New Roman" w:eastAsia="Times New Roman" w:hAnsi="Times New Roman" w:cs="Times New Roman"/>
+          <w:sz w:val="24"/>
+          <w:szCs w:val="24"/>
+          <w:lang w:eastAsia="es-CO"/>
+        </w:rPr>
+      </w:pPr>
+      <w:r>
+        <w:rPr>
+          <w:rFonts w:ascii="Times New Roman" w:eastAsia="Times New Roman" w:hAnsi="Times New Roman" w:cs="Times New Roman"/>
+          <w:noProof/>
+          <w:sz w:val="24"/>
+          <w:szCs w:val="24"/>
+          <w:lang w:eastAsia="es-CO"/>
+        </w:rPr>
+        <mc:AlternateContent>
+          <mc:Choice Requires="wps">
+            <w:drawing>
+              <wp:inline distT="0" distB="0" distL="0" distR="0" wp14:anchorId="22D56428" wp14:editId="7F9DBA36">
+                <wp:extent cx="301625" cy="301625"/>
+                <wp:effectExtent l="0" t="0" r="0" b="0"/>
+                <wp:docPr id="2" name="Rectángulo 2"/>
+                <wp:cNvGraphicFramePr>
+                  <a:graphicFrameLocks xmlns:a="http://schemas.openxmlformats.org/drawingml/2006/main" noChangeAspect="1"/>
+                </wp:cNvGraphicFramePr>
+                <a:graphic xmlns:a="http://schemas.openxmlformats.org/drawingml/2006/main">
+                  <a:graphicData uri="http://schemas.microsoft.com/office/word/2010/wordprocessingShape">
+                    <wps:wsp>
+                      <wps:cNvSpPr>
+                        <a:spLocks noChangeAspect="1" noChangeArrowheads="1"/>
+                      </wps:cNvSpPr>
+                      <wps:spPr bwMode="auto">
+                        <a:xfrm>
+                          <a:off x="0" y="0"/>
+                          <a:ext cx="301625" cy="301625"/>
+                        </a:xfrm>
+                        <a:prstGeom prst="rect">
+                          <a:avLst/>
+                        </a:prstGeom>
+                        <a:noFill/>
+                        <a:ln>
+                          <a:noFill/>
+                        </a:ln>
+                        <a:extLst>
+                          <a:ext uri="{909E8E84-426E-40DD-AFC4-6F175D3DCCD1}">
+                            <a14:hiddenFill xmlns:a14="http://schemas.microsoft.com/office/drawing/2010/main">
+                              <a:solidFill>
+                                <a:srgbClr val="FFFFFF"/>
+                              </a:solidFill>
+                            </a14:hiddenFill>
+                          </a:ext>
+                          <a:ext uri="{91240B29-F687-4F45-9708-019B960494DF}">
+                            <a14:hiddenLine xmlns:a14="http://schemas.microsoft.com/office/drawing/2010/main" w="9525">
+                              <a:solidFill>
+                                <a:srgbClr val="000000"/>
+                              </a:solidFill>
+                              <a:miter lim="800000"/>
+                              <a:headEnd/>
+                              <a:tailEnd/>
+                            </a14:hiddenLine>
+                          </a:ext>
+                        </a:extLst>
+                      </wps:spPr>
+                      <wps:bodyPr rot="0" vert="horz" wrap="square" lIns="91440" tIns="45720" rIns="91440" bIns="45720" anchor="t" anchorCtr="0" upright="1">
+                        <a:noAutofit/>
+                      </wps:bodyPr>
+                    </wps:wsp>
+                  </a:graphicData>
+                </a:graphic>
+              </wp:inline>
+            </w:drawing>
+          </mc:Choice>
+          <mc:Fallback>
+            <w:pict>
+              <v:rect w14:anchorId="5EA21EF0" id="Rectángulo 2" o:spid="_x0000_s1026" style="width:23.75pt;height:23.75pt;visibility:visible;mso-wrap-style:square;mso-left-percent:-10001;mso-top-percent:-10001;mso-position-horizontal:absolute;mso-position-horizontal-relative:char;mso-position-vertical:absolute;mso-position-vertical-relative:line;mso-left-percent:-10001;mso-top-percent:-10001;v-text-anchor:top" o:gfxdata="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" filled="f" stroked="f">
+                <o:lock v:ext="edit" aspectratio="t"/>
+                <w10:anchorlock/>
+              </v:rect>
+            </w:pict>
+          </mc:Fallback>
+        </mc:AlternateContent>
+      </w:r>
+    </w:p>
+    <w:p>
+      <w:pPr>
+        <w:spacing w:after="0" w:line="240" w:lineRule="auto"/>
+        <w:rPr>
+          <w:rFonts w:ascii="Times New Roman" w:eastAsia="Times New Roman" w:hAnsi="Times New Roman" w:cs="Times New Roman"/>
+          <w:sz w:val="24"/>
+          <w:szCs w:val="24"/>
+          <w:lang w:eastAsia="es-CO"/>
+        </w:rPr>
+      </w:pPr>
+      <w:r>
+        <w:rPr>
+          <w:rFonts w:ascii="Times New Roman" w:eastAsia="Times New Roman" w:hAnsi="Times New Roman" w:cs="Times New Roman"/>
+          <w:noProof/>
+          <w:sz w:val="24"/>
+          <w:szCs w:val="24"/>
+          <w:lang w:eastAsia="es-CO"/>
+        </w:rPr>
+        <w:drawing>
+          <wp:inline distT="0" distB="0" distL="0" distR="0" wp14:anchorId="6F7016F0" wp14:editId="485612DA">
+            <wp:extent cx="3286760" cy="1388745"/>
+            <wp:effectExtent l="0" t="0" r="8890" b="1905"/>
+            <wp:docPr id="1" name="Imagen 1"/>
+            <wp:cNvGraphicFramePr>
+              <a:graphicFrameLocks xmlns:a="http://schemas.openxmlformats.org/drawingml/2006/main" noChangeAspect="1"/>
+            </wp:cNvGraphicFramePr>
+            <a:graphic xmlns:a="http://schemas.openxmlformats.org/drawingml/2006/main">
+              <a:graphicData uri="http://schemas.openxmlformats.org/drawingml/2006/picture">
+                <pic:pic xmlns:pic="http://schemas.openxmlformats.org/drawingml/2006/picture">
+                  <pic:nvPicPr>
+                    <pic:cNvPr id="0" name="Picture 23"/>
+                    <pic:cNvPicPr>
+                      <a:picLocks noChangeAspect="1" noChangeArrowheads="1"/>
+                    </pic:cNvPicPr>
+                  </pic:nvPicPr>
+                  <pic:blipFill>
+                    <a:blip r:embed="rId17">
+                      <a:extLst>
+                        <a:ext uri="{28A0092B-C50C-407E-A947-70E740481C1C}">
+                          <a14:useLocalDpi xmlns:a14="http://schemas.microsoft.com/office/drawing/2010/main" val="0"/>
+                        </a:ext>
+                      </a:extLst>
+                    </a:blip>
+                    <a:srcRect/>
+                    <a:stretch>
+                      <a:fillRect/>
+                    </a:stretch>
+                  </pic:blipFill>
+                  <pic:spPr bwMode="auto">
+                    <a:xfrm>
+                      <a:off x="0" y="0"/>
+                      <a:ext cx="3286760" cy="1388745"/>
+                    </a:xfrm>
+                    <a:prstGeom prst="rect">
+                      <a:avLst/>
+                    </a:prstGeom>
+                    <a:noFill/>
+                    <a:ln>
+                      <a:noFill/>
+                    </a:ln>
+                  </pic:spPr>
+                </pic:pic>
+              </a:graphicData>
+            </a:graphic>
+          </wp:inline>
+        </w:drawing>
+      </w:r>
+    </w:p>
+    <w:p>
+      <w:pPr>
+        <w:tabs>
+          <w:tab w:val="left" w:pos="916"/>
+          <w:tab w:val="left" w:pos="1832"/>
+          <w:tab w:val="left" w:pos="2748"/>
+          <w:tab w:val="left" w:pos="3664"/>
+          <w:tab w:val="left" w:pos="4580"/>
+          <w:tab w:val="left" w:pos="5496"/>
+          <w:tab w:val="left" w:pos="6412"/>
+          <w:tab w:val="left" w:pos="7328"/>
+          <w:tab w:val="left" w:pos="8244"/>
+          <w:tab w:val="left" w:pos="9160"/>
+          <w:tab w:val="left" w:pos="10076"/>
+          <w:tab w:val="left" w:pos="10992"/>
+          <w:tab w:val="left" w:pos="11908"/>
+          <w:tab w:val="left" w:pos="12824"/>
+          <w:tab w:val="left" w:pos="13740"/>
+          <w:tab w:val="left" w:pos="14656"/>
+        </w:tabs>
+        <w:spacing w:after="0" w:line="240" w:lineRule="auto"/>
+        <w:rPr>
+          <w:rFonts w:ascii="Courier New" w:eastAsia="Times New Roman" w:hAnsi="Courier New" w:cs="Courier New"/>
+          <w:sz w:val="20"/>
+          <w:szCs w:val="20"/>
+          <w:lang w:eastAsia="es-CO"/>
+        </w:rPr>
+      </w:pPr>
+      <w:r>
+        <w:rPr>
+          <w:rFonts w:ascii="Courier New" w:eastAsia="Times New Roman" w:hAnsi="Courier New" w:cs="Courier New"/>
+          <w:sz w:val="20"/>
+          <w:szCs w:val="20"/>
+          <w:lang w:eastAsia="es-CO"/>
+        </w:rPr>
+        <w:t>OPEN I-O ARCHIVO</w:t>
+      </w:r>
+    </w:p>
+    <w:p>
+      <w:pPr>
+        <w:spacing w:before="100" w:beforeAutospacing="1" w:after="100" w:afterAutospacing="1" w:line="240" w:lineRule="auto"/>
+        <w:rPr>
+          <w:rFonts w:ascii="Times New Roman" w:eastAsia="Times New Roman" w:hAnsi="Times New Roman" w:cs="Times New Roman"/>
+          <w:sz w:val="24"/>
+          <w:szCs w:val="24"/>
+          <w:lang w:eastAsia="es-CO"/>
+        </w:rPr>
+      </w:pPr>
+      <w:r>
+        <w:rPr>
+          <w:rFonts w:ascii="Times New Roman" w:eastAsia="Times New Roman" w:hAnsi="Times New Roman" w:cs="Times New Roman"/>
+          <w:b/>
+          <w:bCs/>
+          <w:sz w:val="24"/>
+          <w:szCs w:val="24"/>
+          <w:lang w:eastAsia="es-CO"/>
+        </w:rPr>
+        <w:t>Características:</w:t>
+      </w:r>
+    </w:p>
+    <w:p>
+      <w:pPr>
+        <w:numPr>
+          <w:ilvl w:val="0"/>
+          <w:numId w:val="28"/>
+        </w:numPr>
+        <w:spacing w:before="100" w:beforeAutospacing="1" w:after="100" w:afterAutospacing="1" w:line="240" w:lineRule="auto"/>
+        <w:rPr>
+          <w:rFonts w:ascii="Times New Roman" w:eastAsia="Times New Roman" w:hAnsi="Times New Roman" w:cs="Times New Roman"/>
+          <w:sz w:val="24"/>
+          <w:szCs w:val="24"/>
+          <w:lang w:eastAsia="es-CO"/>
+        </w:rPr>
+      </w:pPr>
+      <w:r>
+        <w:rPr>
+          <w:rFonts w:ascii="Times New Roman" w:eastAsia="Times New Roman" w:hAnsi="Times New Roman" w:cs="Times New Roman"/>
+          <w:sz w:val="24"/>
+          <w:szCs w:val="24"/>
+          <w:lang w:eastAsia="es-CO"/>
+        </w:rPr>
+        <w:t xml:space="preserve">Permite: </w:t>
+      </w:r>
+    </w:p>
+    <w:p>
+      <w:pPr>
+        <w:numPr>
+          <w:ilvl w:val="1"/>
+          <w:numId w:val="28"/>
+        </w:numPr>
+        <w:spacing w:before="100" w:beforeAutospacing="1" w:after="100" w:afterAutospacing="1" w:line="240" w:lineRule="auto"/>
+        <w:rPr>
+          <w:rFonts w:ascii="Times New Roman" w:eastAsia="Times New Roman" w:hAnsi="Times New Roman" w:cs="Times New Roman"/>
+          <w:sz w:val="24"/>
+          <w:szCs w:val="24"/>
+          <w:lang w:eastAsia="es-CO"/>
+        </w:rPr>
+      </w:pPr>
+      <w:r>
+        <w:rPr>
+          <w:rFonts w:ascii="Courier New" w:eastAsia="Times New Roman" w:hAnsi="Courier New" w:cs="Courier New"/>
+          <w:sz w:val="20"/>
+          <w:szCs w:val="20"/>
+          <w:lang w:eastAsia="es-CO"/>
+        </w:rPr>
+        <w:t>READ</w:t>
+      </w:r>
+      <w:r>
+        <w:rPr>
+          <w:rFonts w:ascii="Times New Roman" w:eastAsia="Times New Roman" w:hAnsi="Times New Roman" w:cs="Times New Roman"/>
+          <w:sz w:val="24"/>
+          <w:szCs w:val="24"/>
+          <w:lang w:eastAsia="es-CO"/>
+        </w:rPr>
+        <w:t xml:space="preserve"> </w:t>
+      </w:r>
+    </w:p>
+    <w:p>
+      <w:pPr>
+        <w:numPr>
+          <w:ilvl w:val="1"/>
+          <w:numId w:val="28"/>
+        </w:numPr>
+        <w:spacing w:before="100" w:beforeAutospacing="1" w:after="100" w:afterAutospacing="1" w:line="240" w:lineRule="auto"/>
+        <w:rPr>
+          <w:rFonts w:ascii="Times New Roman" w:eastAsia="Times New Roman" w:hAnsi="Times New Roman" w:cs="Times New Roman"/>
+          <w:sz w:val="24"/>
+          <w:szCs w:val="24"/>
+          <w:lang w:eastAsia="es-CO"/>
+        </w:rPr>
+      </w:pPr>
+      <w:r>
+        <w:rPr>
+          <w:rFonts w:ascii="Courier New" w:eastAsia="Times New Roman" w:hAnsi="Courier New" w:cs="Courier New"/>
+          <w:sz w:val="20"/>
+          <w:szCs w:val="20"/>
+          <w:lang w:eastAsia="es-CO"/>
+        </w:rPr>
+        <w:t>WRITE</w:t>
+      </w:r>
+      <w:r>
+        <w:rPr>
+          <w:rFonts w:ascii="Times New Roman" w:eastAsia="Times New Roman" w:hAnsi="Times New Roman" w:cs="Times New Roman"/>
+          <w:sz w:val="24"/>
+          <w:szCs w:val="24"/>
+          <w:lang w:eastAsia="es-CO"/>
+        </w:rPr>
+        <w:t xml:space="preserve"> </w:t>
+      </w:r>
+    </w:p>
+    <w:p>
+      <w:pPr>
+        <w:numPr>
+          <w:ilvl w:val="1"/>
+          <w:numId w:val="28"/>
+        </w:numPr>
+        <w:spacing w:before="100" w:beforeAutospacing="1" w:after="100" w:afterAutospacing="1" w:line="240" w:lineRule="auto"/>
+        <w:rPr>
+          <w:rFonts w:ascii="Times New Roman" w:eastAsia="Times New Roman" w:hAnsi="Times New Roman" w:cs="Times New Roman"/>
+          <w:sz w:val="24"/>
+          <w:szCs w:val="24"/>
+          <w:lang w:eastAsia="es-CO"/>
+        </w:rPr>
+      </w:pPr>
+      <w:r>
+        <w:rPr>
+          <w:rFonts w:ascii="Courier New" w:eastAsia="Times New Roman" w:hAnsi="Courier New" w:cs="Courier New"/>
+          <w:sz w:val="20"/>
+          <w:szCs w:val="20"/>
+          <w:lang w:eastAsia="es-CO"/>
+        </w:rPr>
+        <w:t>REWRITE</w:t>
+      </w:r>
+      <w:r>
+        <w:rPr>
+          <w:rFonts w:ascii="Times New Roman" w:eastAsia="Times New Roman" w:hAnsi="Times New Roman" w:cs="Times New Roman"/>
+          <w:sz w:val="24"/>
+          <w:szCs w:val="24"/>
+          <w:lang w:eastAsia="es-CO"/>
+        </w:rPr>
+        <w:t xml:space="preserve"> </w:t>
+      </w:r>
+    </w:p>
+    <w:p>
+      <w:pPr>
+        <w:numPr>
+          <w:ilvl w:val="1"/>
+          <w:numId w:val="28"/>
+        </w:numPr>
+        <w:spacing w:before="100" w:beforeAutospacing="1" w:after="100" w:afterAutospacing="1" w:line="240" w:lineRule="auto"/>
+        <w:rPr>
+          <w:rFonts w:ascii="Times New Roman" w:eastAsia="Times New Roman" w:hAnsi="Times New Roman" w:cs="Times New Roman"/>
+          <w:sz w:val="24"/>
+          <w:szCs w:val="24"/>
+          <w:lang w:eastAsia="es-CO"/>
+        </w:rPr>
+      </w:pPr>
+      <w:r>
+        <w:rPr>
+          <w:rFonts w:ascii="Courier New" w:eastAsia="Times New Roman" w:hAnsi="Courier New" w:cs="Courier New"/>
+          <w:sz w:val="20"/>
+          <w:szCs w:val="20"/>
+          <w:lang w:eastAsia="es-CO"/>
+        </w:rPr>
+        <w:t>DELETE</w:t>
+      </w:r>
+      <w:r>
+        <w:rPr>
+          <w:rFonts w:ascii="Times New Roman" w:eastAsia="Times New Roman" w:hAnsi="Times New Roman" w:cs="Times New Roman"/>
+          <w:sz w:val="24"/>
+          <w:szCs w:val="24"/>
+          <w:lang w:eastAsia="es-CO"/>
+        </w:rPr>
+        <w:t xml:space="preserve"> </w:t>
+      </w:r>
+    </w:p>
+    <w:p>
+      <w:pPr>
+        <w:numPr>
+          <w:ilvl w:val="0"/>
+          <w:numId w:val="28"/>
+        </w:numPr>
+        <w:spacing w:before="100" w:beforeAutospacing="1" w:after="100" w:afterAutospacing="1" w:line="240" w:lineRule="auto"/>
+        <w:rPr>
+          <w:rFonts w:ascii="Times New Roman" w:eastAsia="Times New Roman" w:hAnsi="Times New Roman" w:cs="Times New Roman"/>
+          <w:sz w:val="24"/>
+          <w:szCs w:val="24"/>
+          <w:lang w:eastAsia="es-CO"/>
+        </w:rPr>
+      </w:pPr>
+      <w:r>
+        <w:rPr>
+          <w:rFonts w:ascii="Times New Roman" w:eastAsia="Times New Roman" w:hAnsi="Times New Roman" w:cs="Times New Roman"/>
+          <w:sz w:val="24"/>
+          <w:szCs w:val="24"/>
+          <w:lang w:eastAsia="es-CO"/>
+        </w:rPr>
+        <w:lastRenderedPageBreak/>
+        <w:t xml:space="preserve">El archivo debe existir </w:t>
+      </w:r>
+    </w:p>
+    <w:p>
+      <w:pPr>
+        <w:numPr>
+          <w:ilvl w:val="0"/>
+          <w:numId w:val="28"/>
+        </w:numPr>
+        <w:spacing w:before="100" w:beforeAutospacing="1" w:after="100" w:afterAutospacing="1" w:line="240" w:lineRule="auto"/>
+        <w:rPr>
+          <w:rFonts w:ascii="Times New Roman" w:eastAsia="Times New Roman" w:hAnsi="Times New Roman" w:cs="Times New Roman"/>
+          <w:sz w:val="24"/>
+          <w:szCs w:val="24"/>
+          <w:lang w:eastAsia="es-CO"/>
+        </w:rPr>
+      </w:pPr>
+      <w:r>
+        <w:rPr>
+          <w:rFonts w:ascii="Times New Roman" w:eastAsia="Times New Roman" w:hAnsi="Times New Roman" w:cs="Times New Roman"/>
+          <w:sz w:val="24"/>
+          <w:szCs w:val="24"/>
+          <w:lang w:eastAsia="es-CO"/>
+        </w:rPr>
+        <w:t xml:space="preserve">Permite </w:t>
+      </w:r>
+      <w:r>
+        <w:rPr>
+          <w:rFonts w:ascii="Times New Roman" w:eastAsia="Times New Roman" w:hAnsi="Times New Roman" w:cs="Times New Roman"/>
+          <w:b/>
+          <w:bCs/>
+          <w:sz w:val="24"/>
+          <w:szCs w:val="24"/>
+          <w:lang w:eastAsia="es-CO"/>
+        </w:rPr>
+        <w:t>modificar registros existentes</w:t>
+      </w:r>
+      <w:r>
+        <w:rPr>
+          <w:rFonts w:ascii="Times New Roman" w:eastAsia="Times New Roman" w:hAnsi="Times New Roman" w:cs="Times New Roman"/>
+          <w:sz w:val="24"/>
+          <w:szCs w:val="24"/>
+          <w:lang w:eastAsia="es-CO"/>
+        </w:rPr>
+        <w:t xml:space="preserve"> </w:t>
+      </w:r>
+    </w:p>
+    <w:p>
+      <w:pPr>
+        <w:spacing w:before="100" w:beforeAutospacing="1" w:after="100" w:afterAutospacing="1" w:line="240" w:lineRule="auto"/>
+        <w:rPr>
+          <w:rFonts w:ascii="Times New Roman" w:eastAsia="Times New Roman" w:hAnsi="Times New Roman" w:cs="Times New Roman"/>
+          <w:sz w:val="24"/>
+          <w:szCs w:val="24"/>
+          <w:lang w:eastAsia="es-CO"/>
+        </w:rPr>
+      </w:pPr>
+      <w:r>
+        <w:rPr>
+          <w:rFonts w:ascii="Times New Roman" w:eastAsia="Times New Roman" w:hAnsi="Times New Roman" w:cs="Times New Roman"/>
+          <w:b/>
+          <w:bCs/>
+          <w:sz w:val="24"/>
+          <w:szCs w:val="24"/>
+          <w:lang w:eastAsia="es-CO"/>
+        </w:rPr>
+        <w:t>Uso típico:</w:t>
+      </w:r>
+    </w:p>
+    <w:p>
+      <w:pPr>
+        <w:numPr>
+          <w:ilvl w:val="0"/>
+          <w:numId w:val="29"/>
+        </w:numPr>
+        <w:spacing w:before="100" w:beforeAutospacing="1" w:after="100" w:afterAutospacing="1" w:line="240" w:lineRule="auto"/>
+        <w:rPr>
+          <w:rFonts w:ascii="Times New Roman" w:eastAsia="Times New Roman" w:hAnsi="Times New Roman" w:cs="Times New Roman"/>
+          <w:sz w:val="24"/>
+          <w:szCs w:val="24"/>
+          <w:lang w:eastAsia="es-CO"/>
+        </w:rPr>
+      </w:pPr>
+      <w:r>
+        <w:rPr>
+          <w:rFonts w:ascii="Times New Roman" w:eastAsia="Times New Roman" w:hAnsi="Times New Roman" w:cs="Times New Roman"/>
+          <w:sz w:val="24"/>
+          <w:szCs w:val="24"/>
+          <w:lang w:eastAsia="es-CO"/>
+        </w:rPr>
+        <w:t xml:space="preserve">Archivos indexados o relativos </w:t>
+      </w:r>
+    </w:p>
+    <w:p>
+      <w:pPr>
+        <w:numPr>
+          <w:ilvl w:val="0"/>
+          <w:numId w:val="29"/>
+        </w:numPr>
+        <w:spacing w:before="100" w:beforeAutospacing="1" w:after="100" w:afterAutospacing="1" w:line="240" w:lineRule="auto"/>
+        <w:rPr>
+          <w:rFonts w:ascii="Times New Roman" w:eastAsia="Times New Roman" w:hAnsi="Times New Roman" w:cs="Times New Roman"/>
+          <w:sz w:val="24"/>
+          <w:szCs w:val="24"/>
+          <w:lang w:eastAsia="es-CO"/>
+        </w:rPr>
+      </w:pPr>
+      <w:r>
+        <w:rPr>
+          <w:rFonts w:ascii="Times New Roman" w:eastAsia="Times New Roman" w:hAnsi="Times New Roman" w:cs="Times New Roman"/>
+          <w:sz w:val="24"/>
+          <w:szCs w:val="24"/>
+          <w:lang w:eastAsia="es-CO"/>
+        </w:rPr>
+        <w:t xml:space="preserve">Actualizaciones </w:t>
+      </w:r>
+    </w:p>
+    <w:p>
+      <w:pPr>
+        <w:spacing w:after="0" w:line="240" w:lineRule="auto"/>
+        <w:rPr>
+          <w:rFonts w:ascii="Times New Roman" w:eastAsia="Times New Roman" w:hAnsi="Times New Roman" w:cs="Times New Roman"/>
+          <w:sz w:val="24"/>
+          <w:szCs w:val="24"/>
+          <w:lang w:eastAsia="es-CO"/>
+        </w:rPr>
+      </w:pPr>
+      <w:r>
+        <w:rPr>
+          <w:rFonts w:ascii="Times New Roman" w:eastAsia="Times New Roman" w:hAnsi="Times New Roman" w:cs="Times New Roman"/>
+          <w:sz w:val="24"/>
+          <w:szCs w:val="24"/>
+          <w:lang w:eastAsia="es-CO"/>
+        </w:rPr>
+        <w:pict w14:anchorId="3A2CEF2C">
+          <v:rect id="_x0000_i1048" style="width:0;height:1.5pt" o:hralign="center" o:hrstd="t" o:hr="t" fillcolor="#a0a0a0" stroked="f"/>
+        </w:pict>
+      </w:r>
+    </w:p>
+    <w:p>
+      <w:pPr>
+        <w:spacing w:before="100" w:beforeAutospacing="1" w:after="100" w:afterAutospacing="1" w:line="240" w:lineRule="auto"/>
+        <w:outlineLvl w:val="1"/>
+        <w:rPr>
+          <w:rFonts w:ascii="Times New Roman" w:eastAsia="Times New Roman" w:hAnsi="Times New Roman" w:cs="Times New Roman"/>
+          <w:b/>
+          <w:bCs/>
+          <w:sz w:val="36"/>
+          <w:szCs w:val="36"/>
+          <w:lang w:val="en-US" w:eastAsia="es-CO"/>
+        </w:rPr>
+      </w:pPr>
+      <w:r>
+        <w:rPr>
+          <w:rFonts w:ascii="Times New Roman" w:eastAsia="Times New Roman" w:hAnsi="Times New Roman" w:cs="Times New Roman"/>
+          <w:b/>
+          <w:bCs/>
+          <w:sz w:val="36"/>
+          <w:szCs w:val="36"/>
+          <w:lang w:val="en-US" w:eastAsia="es-CO"/>
+        </w:rPr>
+        <w:t>5. OPEN I-O vs EXTEND (clave)</w:t>
+      </w:r>
+    </w:p>
+    <w:p>
+      <w:pPr>
+        <w:numPr>
+          <w:ilvl w:val="0"/>
+          <w:numId w:val="30"/>
+        </w:numPr>
+        <w:spacing w:before="100" w:beforeAutospacing="1" w:after="100" w:afterAutospacing="1" w:line="240" w:lineRule="auto"/>
+        <w:rPr>
+          <w:rFonts w:ascii="Times New Roman" w:eastAsia="Times New Roman" w:hAnsi="Times New Roman" w:cs="Times New Roman"/>
+          <w:sz w:val="24"/>
+          <w:szCs w:val="24"/>
+          <w:lang w:eastAsia="es-CO"/>
+        </w:rPr>
+      </w:pPr>
+      <w:r>
+        <w:rPr>
+          <w:rFonts w:ascii="Courier New" w:eastAsia="Times New Roman" w:hAnsi="Courier New" w:cs="Courier New"/>
+          <w:sz w:val="20"/>
+          <w:szCs w:val="20"/>
+          <w:lang w:eastAsia="es-CO"/>
+        </w:rPr>
+        <w:t>EXTEND</w:t>
+      </w:r>
+      <w:r>
+        <w:rPr>
+          <w:rFonts w:ascii="Times New Roman" w:eastAsia="Times New Roman" w:hAnsi="Times New Roman" w:cs="Times New Roman"/>
+          <w:sz w:val="24"/>
+          <w:szCs w:val="24"/>
+          <w:lang w:eastAsia="es-CO"/>
+        </w:rPr>
+        <w:t xml:space="preserve"> → solo agrega al final </w:t>
+      </w:r>
+    </w:p>
+    <w:p>
+      <w:pPr>
+        <w:numPr>
+          <w:ilvl w:val="0"/>
+          <w:numId w:val="30"/>
+        </w:numPr>
+        <w:spacing w:before="100" w:beforeAutospacing="1" w:after="100" w:afterAutospacing="1" w:line="240" w:lineRule="auto"/>
+        <w:rPr>
+          <w:rFonts w:ascii="Times New Roman" w:eastAsia="Times New Roman" w:hAnsi="Times New Roman" w:cs="Times New Roman"/>
+          <w:sz w:val="24"/>
+          <w:szCs w:val="24"/>
+          <w:lang w:eastAsia="es-CO"/>
+        </w:rPr>
+      </w:pPr>
+      <w:r>
+        <w:rPr>
+          <w:rFonts w:ascii="Courier New" w:eastAsia="Times New Roman" w:hAnsi="Courier New" w:cs="Courier New"/>
+          <w:sz w:val="20"/>
+          <w:szCs w:val="20"/>
+          <w:lang w:eastAsia="es-CO"/>
+        </w:rPr>
+        <w:t>I-O</w:t>
+      </w:r>
+      <w:r>
+        <w:rPr>
+          <w:rFonts w:ascii="Times New Roman" w:eastAsia="Times New Roman" w:hAnsi="Times New Roman" w:cs="Times New Roman"/>
+          <w:sz w:val="24"/>
+          <w:szCs w:val="24"/>
+          <w:lang w:eastAsia="es-CO"/>
+        </w:rPr>
+        <w:t xml:space="preserve"> → permite modificar cualquier registro </w:t>
+      </w:r>
+    </w:p>
+    <w:p>
+      <w:pPr>
+        <w:spacing w:after="0" w:line="240" w:lineRule="auto"/>
+        <w:rPr>
+          <w:rFonts w:ascii="Times New Roman" w:eastAsia="Times New Roman" w:hAnsi="Times New Roman" w:cs="Times New Roman"/>
+          <w:sz w:val="24"/>
+          <w:szCs w:val="24"/>
+          <w:lang w:eastAsia="es-CO"/>
+        </w:rPr>
+      </w:pPr>
+      <w:r>
+        <w:rPr>
+          <w:rFonts w:ascii="Times New Roman" w:eastAsia="Times New Roman" w:hAnsi="Times New Roman" w:cs="Times New Roman"/>
+          <w:sz w:val="24"/>
+          <w:szCs w:val="24"/>
+          <w:lang w:eastAsia="es-CO"/>
+        </w:rPr>
+        <w:pict w14:anchorId="68E039BB">
+          <v:rect id="_x0000_i1049" style="width:0;height:1.5pt" o:hralign="center" o:hrstd="t" o:hr="t" fillcolor="#a0a0a0" stroked="f"/>
+        </w:pict>
+      </w:r>
+    </w:p>
+    <w:p>
+      <w:pPr>
+        <w:spacing w:before="100" w:beforeAutospacing="1" w:after="100" w:afterAutospacing="1" w:line="240" w:lineRule="auto"/>
+        <w:outlineLvl w:val="1"/>
+        <w:rPr>
+          <w:rFonts w:ascii="Times New Roman" w:eastAsia="Times New Roman" w:hAnsi="Times New Roman" w:cs="Times New Roman"/>
+          <w:b/>
+          <w:bCs/>
+          <w:sz w:val="36"/>
+          <w:szCs w:val="36"/>
+          <w:lang w:eastAsia="es-CO"/>
+        </w:rPr>
+      </w:pPr>
+      <w:r>
+        <w:rPr>
+          <w:rFonts w:ascii="Times New Roman" w:eastAsia="Times New Roman" w:hAnsi="Times New Roman" w:cs="Times New Roman"/>
+          <w:b/>
+          <w:bCs/>
+          <w:sz w:val="36"/>
+          <w:szCs w:val="36"/>
+          <w:lang w:eastAsia="es-CO"/>
+        </w:rPr>
+        <w:t>6. Resumen rápido</w:t>
+      </w:r>
+    </w:p>
+    <w:tbl>
+      <w:tblPr>
+        <w:tblW w:w="0" w:type="auto"/>
+        <w:tblCellSpacing w:w="15" w:type="dxa"/>
+        <w:tblCellMar>
+          <w:top w:w="15" w:type="dxa"/>
+          <w:left w:w="15" w:type="dxa"/>
+          <w:bottom w:w="15" w:type="dxa"/>
+          <w:right w:w="15" w:type="dxa"/>
+        </w:tblCellMar>
+        <w:tblLook w:val="04A0" w:firstRow="1" w:lastRow="0" w:firstColumn="1" w:lastColumn="0" w:noHBand="0" w:noVBand="1"/>
+      </w:tblPr>
+      <w:tblGrid>
+        <w:gridCol w:w="1035"/>
+        <w:gridCol w:w="434"/>
+        <w:gridCol w:w="834"/>
+        <w:gridCol w:w="1507"/>
+        <w:gridCol w:w="929"/>
+      </w:tblGrid>
+      <w:tr>
+        <w:trPr>
+          <w:tblHeader/>
+          <w:tblCellSpacing w:w="15" w:type="dxa"/>
+        </w:trPr>
+        <w:tc>
+          <w:tcPr>
+            <w:tcW w:w="0" w:type="auto"/>
+            <w:vAlign w:val="center"/>
+            <w:hideMark/>
+          </w:tcPr>
+          <w:p>
+            <w:pPr>
+              <w:spacing w:after="0" w:line="240" w:lineRule="auto"/>
+              <w:jc w:val="center"/>
+              <w:rPr>
+                <w:rFonts w:ascii="Times New Roman" w:eastAsia="Times New Roman" w:hAnsi="Times New Roman" w:cs="Times New Roman"/>
+                <w:b/>
+                <w:bCs/>
+                <w:sz w:val="24"/>
+                <w:szCs w:val="24"/>
+                <w:lang w:eastAsia="es-CO"/>
+              </w:rPr>
+            </w:pPr>
+            <w:r>
+              <w:rPr>
+                <w:rFonts w:ascii="Times New Roman" w:eastAsia="Times New Roman" w:hAnsi="Times New Roman" w:cs="Times New Roman"/>
+                <w:b/>
+                <w:bCs/>
+                <w:sz w:val="24"/>
+                <w:szCs w:val="24"/>
+                <w:lang w:eastAsia="es-CO"/>
+              </w:rPr>
+              <w:t>Modo</w:t>
+            </w:r>
+          </w:p>
+        </w:tc>
+        <w:tc>
+          <w:tcPr>
+            <w:tcW w:w="0" w:type="auto"/>
+            <w:vAlign w:val="center"/>
+            <w:hideMark/>
+          </w:tcPr>
+          <w:p>
+            <w:pPr>
+              <w:spacing w:after="0" w:line="240" w:lineRule="auto"/>
+              <w:jc w:val="center"/>
+              <w:rPr>
+                <w:rFonts w:ascii="Times New Roman" w:eastAsia="Times New Roman" w:hAnsi="Times New Roman" w:cs="Times New Roman"/>
+                <w:b/>
+                <w:bCs/>
+                <w:sz w:val="24"/>
+                <w:szCs w:val="24"/>
+                <w:lang w:eastAsia="es-CO"/>
+              </w:rPr>
+            </w:pPr>
+            <w:r>
+              <w:rPr>
+                <w:rFonts w:ascii="Times New Roman" w:eastAsia="Times New Roman" w:hAnsi="Times New Roman" w:cs="Times New Roman"/>
+                <w:b/>
+                <w:bCs/>
+                <w:sz w:val="24"/>
+                <w:szCs w:val="24"/>
+                <w:lang w:eastAsia="es-CO"/>
+              </w:rPr>
+              <w:t>Lee</w:t>
+            </w:r>
+          </w:p>
+        </w:tc>
+        <w:tc>
+          <w:tcPr>
+            <w:tcW w:w="0" w:type="auto"/>
+            <w:vAlign w:val="center"/>
+            <w:hideMark/>
+          </w:tcPr>
+          <w:p>
+            <w:pPr>
+              <w:spacing w:after="0" w:line="240" w:lineRule="auto"/>
+              <w:jc w:val="center"/>
+              <w:rPr>
+                <w:rFonts w:ascii="Times New Roman" w:eastAsia="Times New Roman" w:hAnsi="Times New Roman" w:cs="Times New Roman"/>
+                <w:b/>
+                <w:bCs/>
+                <w:sz w:val="24"/>
+                <w:szCs w:val="24"/>
+                <w:lang w:eastAsia="es-CO"/>
+              </w:rPr>
+            </w:pPr>
+            <w:r>
+              <w:rPr>
+                <w:rFonts w:ascii="Times New Roman" w:eastAsia="Times New Roman" w:hAnsi="Times New Roman" w:cs="Times New Roman"/>
+                <w:b/>
+                <w:bCs/>
+                <w:sz w:val="24"/>
+                <w:szCs w:val="24"/>
+                <w:lang w:eastAsia="es-CO"/>
+              </w:rPr>
+              <w:t>Escribe</w:t>
+            </w:r>
+          </w:p>
+        </w:tc>
+        <w:tc>
+          <w:tcPr>
+            <w:tcW w:w="0" w:type="auto"/>
+            <w:vAlign w:val="center"/>
+            <w:hideMark/>
+          </w:tcPr>
+          <w:p>
+            <w:pPr>
+              <w:spacing w:after="0" w:line="240" w:lineRule="auto"/>
+              <w:jc w:val="center"/>
+              <w:rPr>
+                <w:rFonts w:ascii="Times New Roman" w:eastAsia="Times New Roman" w:hAnsi="Times New Roman" w:cs="Times New Roman"/>
+                <w:b/>
+                <w:bCs/>
+                <w:sz w:val="24"/>
+                <w:szCs w:val="24"/>
+                <w:lang w:eastAsia="es-CO"/>
+              </w:rPr>
+            </w:pPr>
+            <w:r>
+              <w:rPr>
+                <w:rFonts w:ascii="Times New Roman" w:eastAsia="Times New Roman" w:hAnsi="Times New Roman" w:cs="Times New Roman"/>
+                <w:b/>
+                <w:bCs/>
+                <w:sz w:val="24"/>
+                <w:szCs w:val="24"/>
+                <w:lang w:eastAsia="es-CO"/>
+              </w:rPr>
+              <w:t>Borra archivo</w:t>
+            </w:r>
+          </w:p>
+        </w:tc>
+        <w:tc>
+          <w:tcPr>
+            <w:tcW w:w="0" w:type="auto"/>
+            <w:vAlign w:val="center"/>
+            <w:hideMark/>
+          </w:tcPr>
+          <w:p>
+            <w:pPr>
+              <w:spacing w:after="0" w:line="240" w:lineRule="auto"/>
+              <w:jc w:val="center"/>
+              <w:rPr>
+                <w:rFonts w:ascii="Times New Roman" w:eastAsia="Times New Roman" w:hAnsi="Times New Roman" w:cs="Times New Roman"/>
+                <w:b/>
+                <w:bCs/>
+                <w:sz w:val="24"/>
+                <w:szCs w:val="24"/>
+                <w:lang w:eastAsia="es-CO"/>
+              </w:rPr>
+            </w:pPr>
+            <w:r>
+              <w:rPr>
+                <w:rFonts w:ascii="Times New Roman" w:eastAsia="Times New Roman" w:hAnsi="Times New Roman" w:cs="Times New Roman"/>
+                <w:b/>
+                <w:bCs/>
+                <w:sz w:val="24"/>
+                <w:szCs w:val="24"/>
+                <w:lang w:eastAsia="es-CO"/>
+              </w:rPr>
+              <w:t>Posición</w:t>
+            </w:r>
+          </w:p>
+        </w:tc>
+      </w:tr>
+      <w:tr>
+        <w:trPr>
+          <w:tblCellSpacing w:w="15" w:type="dxa"/>
+        </w:trPr>
+        <w:tc>
+          <w:tcPr>
+            <w:tcW w:w="0" w:type="auto"/>
+            <w:vAlign w:val="center"/>
+            <w:hideMark/>
+          </w:tcPr>
+          <w:p>
+            <w:pPr>
+              <w:spacing w:after="0" w:line="240" w:lineRule="auto"/>
+              <w:rPr>
+                <w:rFonts w:ascii="Times New Roman" w:eastAsia="Times New Roman" w:hAnsi="Times New Roman" w:cs="Times New Roman"/>
+                <w:sz w:val="24"/>
+                <w:szCs w:val="24"/>
+                <w:lang w:eastAsia="es-CO"/>
+              </w:rPr>
+            </w:pPr>
+            <w:r>
+              <w:rPr>
+                <w:rFonts w:ascii="Times New Roman" w:eastAsia="Times New Roman" w:hAnsi="Times New Roman" w:cs="Times New Roman"/>
+                <w:sz w:val="24"/>
+                <w:szCs w:val="24"/>
+                <w:lang w:eastAsia="es-CO"/>
+              </w:rPr>
+              <w:t>INPUT</w:t>
+            </w:r>
+          </w:p>
+        </w:tc>
+        <w:tc>
+          <w:tcPr>
+            <w:tcW w:w="0" w:type="auto"/>
+            <w:vAlign w:val="center"/>
+            <w:hideMark/>
+          </w:tcPr>
+          <w:p>
+            <w:pPr>
+              <w:spacing w:after="0" w:line="240" w:lineRule="auto"/>
+              <w:rPr>
+                <w:rFonts w:ascii="Times New Roman" w:eastAsia="Times New Roman" w:hAnsi="Times New Roman" w:cs="Times New Roman"/>
+                <w:sz w:val="24"/>
+                <w:szCs w:val="24"/>
+                <w:lang w:eastAsia="es-CO"/>
+              </w:rPr>
+            </w:pPr>
+            <w:r>
+              <w:rPr>
+                <w:rFonts w:ascii="Segoe UI Emoji" w:eastAsia="Times New Roman" w:hAnsi="Segoe UI Emoji" w:cs="Segoe UI Emoji"/>
+                <w:sz w:val="24"/>
+                <w:szCs w:val="24"/>
+                <w:lang w:eastAsia="es-CO"/>
+              </w:rPr>
+              <w:t>✔</w:t>
+            </w:r>
+          </w:p>
+        </w:tc>
+        <w:tc>
+          <w:tcPr>
+            <w:tcW w:w="0" w:type="auto"/>
+            <w:vAlign w:val="center"/>
+            <w:hideMark/>
+          </w:tcPr>
+          <w:p>
+            <w:pPr>
+              <w:spacing w:after="0" w:line="240" w:lineRule="auto"/>
+              <w:rPr>
+                <w:rFonts w:ascii="Times New Roman" w:eastAsia="Times New Roman" w:hAnsi="Times New Roman" w:cs="Times New Roman"/>
+                <w:sz w:val="24"/>
+                <w:szCs w:val="24"/>
+                <w:lang w:eastAsia="es-CO"/>
+              </w:rPr>
+            </w:pPr>
+            <w:r>
+              <w:rPr>
+                <w:rFonts w:ascii="Segoe UI Symbol" w:eastAsia="Times New Roman" w:hAnsi="Segoe UI Symbol" w:cs="Segoe UI Symbol"/>
+                <w:sz w:val="24"/>
+                <w:szCs w:val="24"/>
+                <w:lang w:eastAsia="es-CO"/>
+              </w:rPr>
+              <w:t>✘</w:t>
+            </w:r>
+          </w:p>
+        </w:tc>
+        <w:tc>
+          <w:tcPr>
+            <w:tcW w:w="0" w:type="auto"/>
+            <w:vAlign w:val="center"/>
+            <w:hideMark/>
+          </w:tcPr>
+          <w:p>
+            <w:pPr>
+              <w:spacing w:after="0" w:line="240" w:lineRule="auto"/>
+              <w:rPr>
+                <w:rFonts w:ascii="Times New Roman" w:eastAsia="Times New Roman" w:hAnsi="Times New Roman" w:cs="Times New Roman"/>
+                <w:sz w:val="24"/>
+                <w:szCs w:val="24"/>
+                <w:lang w:eastAsia="es-CO"/>
+              </w:rPr>
+            </w:pPr>
+            <w:r>
+              <w:rPr>
+                <w:rFonts w:ascii="Segoe UI Symbol" w:eastAsia="Times New Roman" w:hAnsi="Segoe UI Symbol" w:cs="Segoe UI Symbol"/>
+                <w:sz w:val="24"/>
+                <w:szCs w:val="24"/>
+                <w:lang w:eastAsia="es-CO"/>
+              </w:rPr>
+              <w:t>✘</w:t>
+            </w:r>
+          </w:p>
+        </w:tc>
+        <w:tc>
+          <w:tcPr>
+            <w:tcW w:w="0" w:type="auto"/>
+            <w:vAlign w:val="center"/>
+            <w:hideMark/>
+          </w:tcPr>
+          <w:p>
+            <w:pPr>
+              <w:spacing w:after="0" w:line="240" w:lineRule="auto"/>
+              <w:rPr>
+                <w:rFonts w:ascii="Times New Roman" w:eastAsia="Times New Roman" w:hAnsi="Times New Roman" w:cs="Times New Roman"/>
+                <w:sz w:val="24"/>
+                <w:szCs w:val="24"/>
+                <w:lang w:eastAsia="es-CO"/>
+              </w:rPr>
+            </w:pPr>
+            <w:r>
+              <w:rPr>
+                <w:rFonts w:ascii="Times New Roman" w:eastAsia="Times New Roman" w:hAnsi="Times New Roman" w:cs="Times New Roman"/>
+                <w:sz w:val="24"/>
+                <w:szCs w:val="24"/>
+                <w:lang w:eastAsia="es-CO"/>
+              </w:rPr>
+              <w:t>Inicio</w:t>
+            </w:r>
+          </w:p>
+        </w:tc>
+      </w:tr>
+      <w:tr>
+        <w:trPr>
+          <w:tblCellSpacing w:w="15" w:type="dxa"/>
+        </w:trPr>
+        <w:tc>
+          <w:tcPr>
+            <w:tcW w:w="0" w:type="auto"/>
+            <w:vAlign w:val="center"/>
+            <w:hideMark/>
+          </w:tcPr>
+          <w:p>
+            <w:pPr>
+              <w:spacing w:after="0" w:line="240" w:lineRule="auto"/>
+              <w:rPr>
+                <w:rFonts w:ascii="Times New Roman" w:eastAsia="Times New Roman" w:hAnsi="Times New Roman" w:cs="Times New Roman"/>
+                <w:sz w:val="24"/>
+                <w:szCs w:val="24"/>
+                <w:lang w:eastAsia="es-CO"/>
+              </w:rPr>
+            </w:pPr>
+            <w:r>
+              <w:rPr>
+                <w:rFonts w:ascii="Times New Roman" w:eastAsia="Times New Roman" w:hAnsi="Times New Roman" w:cs="Times New Roman"/>
+                <w:sz w:val="24"/>
+                <w:szCs w:val="24"/>
+                <w:lang w:eastAsia="es-CO"/>
+              </w:rPr>
+              <w:t>OUTPUT</w:t>
+            </w:r>
+          </w:p>
+        </w:tc>
+        <w:tc>
+          <w:tcPr>
+            <w:tcW w:w="0" w:type="auto"/>
+            <w:vAlign w:val="center"/>
+            <w:hideMark/>
+          </w:tcPr>
+          <w:p>
+            <w:pPr>
+              <w:spacing w:after="0" w:line="240" w:lineRule="auto"/>
+              <w:rPr>
+                <w:rFonts w:ascii="Times New Roman" w:eastAsia="Times New Roman" w:hAnsi="Times New Roman" w:cs="Times New Roman"/>
+                <w:sz w:val="24"/>
+                <w:szCs w:val="24"/>
+                <w:lang w:eastAsia="es-CO"/>
+              </w:rPr>
+            </w:pPr>
+            <w:r>
+              <w:rPr>
+                <w:rFonts w:ascii="Segoe UI Symbol" w:eastAsia="Times New Roman" w:hAnsi="Segoe UI Symbol" w:cs="Segoe UI Symbol"/>
+                <w:sz w:val="24"/>
+                <w:szCs w:val="24"/>
+                <w:lang w:eastAsia="es-CO"/>
+              </w:rPr>
+              <w:t>✘</w:t>
+            </w:r>
+          </w:p>
+        </w:tc>
+        <w:tc>
+          <w:tcPr>
+            <w:tcW w:w="0" w:type="auto"/>
+            <w:vAlign w:val="center"/>
+            <w:hideMark/>
+          </w:tcPr>
+          <w:p>
+            <w:pPr>
+              <w:spacing w:after="0" w:line="240" w:lineRule="auto"/>
+              <w:rPr>
+                <w:rFonts w:ascii="Times New Roman" w:eastAsia="Times New Roman" w:hAnsi="Times New Roman" w:cs="Times New Roman"/>
+                <w:sz w:val="24"/>
+                <w:szCs w:val="24"/>
+                <w:lang w:eastAsia="es-CO"/>
+              </w:rPr>
+            </w:pPr>
+            <w:r>
+              <w:rPr>
+                <w:rFonts w:ascii="Segoe UI Emoji" w:eastAsia="Times New Roman" w:hAnsi="Segoe UI Emoji" w:cs="Segoe UI Emoji"/>
+                <w:sz w:val="24"/>
+                <w:szCs w:val="24"/>
+                <w:lang w:eastAsia="es-CO"/>
+              </w:rPr>
+              <w:t>✔</w:t>
+            </w:r>
+          </w:p>
+        </w:tc>
+        <w:tc>
+          <w:tcPr>
+            <w:tcW w:w="0" w:type="auto"/>
+            <w:vAlign w:val="center"/>
+            <w:hideMark/>
+          </w:tcPr>
+          <w:p>
+            <w:pPr>
+              <w:spacing w:after="0" w:line="240" w:lineRule="auto"/>
+              <w:rPr>
+                <w:rFonts w:ascii="Times New Roman" w:eastAsia="Times New Roman" w:hAnsi="Times New Roman" w:cs="Times New Roman"/>
+                <w:sz w:val="24"/>
+                <w:szCs w:val="24"/>
+                <w:lang w:eastAsia="es-CO"/>
+              </w:rPr>
+            </w:pPr>
+            <w:r>
+              <w:rPr>
+                <w:rFonts w:ascii="Segoe UI Emoji" w:eastAsia="Times New Roman" w:hAnsi="Segoe UI Emoji" w:cs="Segoe UI Emoji"/>
+                <w:sz w:val="24"/>
+                <w:szCs w:val="24"/>
+                <w:lang w:eastAsia="es-CO"/>
+              </w:rPr>
+              <w:t>✔</w:t>
+            </w:r>
+          </w:p>
+        </w:tc>
+        <w:tc>
+          <w:tcPr>
+            <w:tcW w:w="0" w:type="auto"/>
+            <w:vAlign w:val="center"/>
+            <w:hideMark/>
+          </w:tcPr>
+          <w:p>
+            <w:pPr>
+              <w:spacing w:after="0" w:line="240" w:lineRule="auto"/>
+              <w:rPr>
+                <w:rFonts w:ascii="Times New Roman" w:eastAsia="Times New Roman" w:hAnsi="Times New Roman" w:cs="Times New Roman"/>
+                <w:sz w:val="24"/>
+                <w:szCs w:val="24"/>
+                <w:lang w:eastAsia="es-CO"/>
+              </w:rPr>
+            </w:pPr>
+            <w:r>
+              <w:rPr>
+                <w:rFonts w:ascii="Times New Roman" w:eastAsia="Times New Roman" w:hAnsi="Times New Roman" w:cs="Times New Roman"/>
+                <w:sz w:val="24"/>
+                <w:szCs w:val="24"/>
+                <w:lang w:eastAsia="es-CO"/>
+              </w:rPr>
+              <w:t>Inicio</w:t>
+            </w:r>
+          </w:p>
+        </w:tc>
+      </w:tr>
+      <w:tr>
+        <w:trPr>
+          <w:tblCellSpacing w:w="15" w:type="dxa"/>
+        </w:trPr>
+        <w:tc>
+          <w:tcPr>
+            <w:tcW w:w="0" w:type="auto"/>
+            <w:vAlign w:val="center"/>
+            <w:hideMark/>
+          </w:tcPr>
+          <w:p>
+            <w:pPr>
+              <w:spacing w:after="0" w:line="240" w:lineRule="auto"/>
+              <w:rPr>
+                <w:rFonts w:ascii="Times New Roman" w:eastAsia="Times New Roman" w:hAnsi="Times New Roman" w:cs="Times New Roman"/>
+                <w:sz w:val="24"/>
+                <w:szCs w:val="24"/>
+                <w:lang w:eastAsia="es-CO"/>
+              </w:rPr>
+            </w:pPr>
+            <w:r>
+              <w:rPr>
+                <w:rFonts w:ascii="Times New Roman" w:eastAsia="Times New Roman" w:hAnsi="Times New Roman" w:cs="Times New Roman"/>
+                <w:sz w:val="24"/>
+                <w:szCs w:val="24"/>
+                <w:lang w:eastAsia="es-CO"/>
+              </w:rPr>
+              <w:t>EXTEND</w:t>
+            </w:r>
+          </w:p>
+        </w:tc>
+        <w:tc>
+          <w:tcPr>
+            <w:tcW w:w="0" w:type="auto"/>
+            <w:vAlign w:val="center"/>
+            <w:hideMark/>
+          </w:tcPr>
+          <w:p>
+            <w:pPr>
+              <w:spacing w:after="0" w:line="240" w:lineRule="auto"/>
+              <w:rPr>
+                <w:rFonts w:ascii="Times New Roman" w:eastAsia="Times New Roman" w:hAnsi="Times New Roman" w:cs="Times New Roman"/>
+                <w:sz w:val="24"/>
+                <w:szCs w:val="24"/>
+                <w:lang w:eastAsia="es-CO"/>
+              </w:rPr>
+            </w:pPr>
+            <w:r>
+              <w:rPr>
+                <w:rFonts w:ascii="Segoe UI Symbol" w:eastAsia="Times New Roman" w:hAnsi="Segoe UI Symbol" w:cs="Segoe UI Symbol"/>
+                <w:sz w:val="24"/>
+                <w:szCs w:val="24"/>
+                <w:lang w:eastAsia="es-CO"/>
+              </w:rPr>
+              <w:t>✘</w:t>
+            </w:r>
+          </w:p>
+        </w:tc>
+        <w:tc>
+          <w:tcPr>
+            <w:tcW w:w="0" w:type="auto"/>
+            <w:vAlign w:val="center"/>
+            <w:hideMark/>
+          </w:tcPr>
+          <w:p>
+            <w:pPr>
+              <w:spacing w:after="0" w:line="240" w:lineRule="auto"/>
+              <w:rPr>
+                <w:rFonts w:ascii="Times New Roman" w:eastAsia="Times New Roman" w:hAnsi="Times New Roman" w:cs="Times New Roman"/>
+                <w:sz w:val="24"/>
+                <w:szCs w:val="24"/>
+                <w:lang w:eastAsia="es-CO"/>
+              </w:rPr>
+            </w:pPr>
+            <w:r>
+              <w:rPr>
+                <w:rFonts w:ascii="Segoe UI Emoji" w:eastAsia="Times New Roman" w:hAnsi="Segoe UI Emoji" w:cs="Segoe UI Emoji"/>
+                <w:sz w:val="24"/>
+                <w:szCs w:val="24"/>
+                <w:lang w:eastAsia="es-CO"/>
+              </w:rPr>
+              <w:t>✔</w:t>
+            </w:r>
+          </w:p>
+        </w:tc>
+        <w:tc>
+          <w:tcPr>
+            <w:tcW w:w="0" w:type="auto"/>
+            <w:vAlign w:val="center"/>
+            <w:hideMark/>
+          </w:tcPr>
+          <w:p>
+            <w:pPr>
+              <w:spacing w:after="0" w:line="240" w:lineRule="auto"/>
+              <w:rPr>
+                <w:rFonts w:ascii="Times New Roman" w:eastAsia="Times New Roman" w:hAnsi="Times New Roman" w:cs="Times New Roman"/>
+                <w:sz w:val="24"/>
+                <w:szCs w:val="24"/>
+                <w:lang w:eastAsia="es-CO"/>
+              </w:rPr>
+            </w:pPr>
+            <w:r>
+              <w:rPr>
+                <w:rFonts w:ascii="Segoe UI Symbol" w:eastAsia="Times New Roman" w:hAnsi="Segoe UI Symbol" w:cs="Segoe UI Symbol"/>
+                <w:sz w:val="24"/>
+                <w:szCs w:val="24"/>
+                <w:lang w:eastAsia="es-CO"/>
+              </w:rPr>
+              <w:t>✘</w:t>
+            </w:r>
+          </w:p>
+        </w:tc>
+        <w:tc>
+          <w:tcPr>
+            <w:tcW w:w="0" w:type="auto"/>
+            <w:vAlign w:val="center"/>
+            <w:hideMark/>
+          </w:tcPr>
+          <w:p>
+            <w:pPr>
+              <w:spacing w:after="0" w:line="240" w:lineRule="auto"/>
+              <w:rPr>
+                <w:rFonts w:ascii="Times New Roman" w:eastAsia="Times New Roman" w:hAnsi="Times New Roman" w:cs="Times New Roman"/>
+                <w:sz w:val="24"/>
+                <w:szCs w:val="24"/>
+                <w:lang w:eastAsia="es-CO"/>
+              </w:rPr>
+            </w:pPr>
+            <w:r>
+              <w:rPr>
+                <w:rFonts w:ascii="Times New Roman" w:eastAsia="Times New Roman" w:hAnsi="Times New Roman" w:cs="Times New Roman"/>
+                <w:sz w:val="24"/>
+                <w:szCs w:val="24"/>
+                <w:lang w:eastAsia="es-CO"/>
+              </w:rPr>
+              <w:t>Final</w:t>
+            </w:r>
+          </w:p>
+        </w:tc>
+      </w:tr>
+      <w:tr>
+        <w:trPr>
+          <w:tblCellSpacing w:w="15" w:type="dxa"/>
+        </w:trPr>
+        <w:tc>
+          <w:tcPr>
+            <w:tcW w:w="0" w:type="auto"/>
+            <w:vAlign w:val="center"/>
+            <w:hideMark/>
+          </w:tcPr>
+          <w:p>
+            <w:pPr>
+              <w:spacing w:after="0" w:line="240" w:lineRule="auto"/>
+              <w:rPr>
+                <w:rFonts w:ascii="Times New Roman" w:eastAsia="Times New Roman" w:hAnsi="Times New Roman" w:cs="Times New Roman"/>
+                <w:sz w:val="24"/>
+                <w:szCs w:val="24"/>
+                <w:lang w:eastAsia="es-CO"/>
+              </w:rPr>
+            </w:pPr>
+            <w:r>
+              <w:rPr>
+                <w:rFonts w:ascii="Times New Roman" w:eastAsia="Times New Roman" w:hAnsi="Times New Roman" w:cs="Times New Roman"/>
+                <w:sz w:val="24"/>
+                <w:szCs w:val="24"/>
+                <w:lang w:eastAsia="es-CO"/>
+              </w:rPr>
+              <w:t>I-O</w:t>
+            </w:r>
+          </w:p>
+        </w:tc>
+        <w:tc>
+          <w:tcPr>
+            <w:tcW w:w="0" w:type="auto"/>
+            <w:vAlign w:val="center"/>
+            <w:hideMark/>
+          </w:tcPr>
+          <w:p>
+            <w:pPr>
+              <w:spacing w:after="0" w:line="240" w:lineRule="auto"/>
+              <w:rPr>
+                <w:rFonts w:ascii="Times New Roman" w:eastAsia="Times New Roman" w:hAnsi="Times New Roman" w:cs="Times New Roman"/>
+                <w:sz w:val="24"/>
+                <w:szCs w:val="24"/>
+                <w:lang w:eastAsia="es-CO"/>
+              </w:rPr>
+            </w:pPr>
+            <w:r>
+              <w:rPr>
+                <w:rFonts w:ascii="Segoe UI Emoji" w:eastAsia="Times New Roman" w:hAnsi="Segoe UI Emoji" w:cs="Segoe UI Emoji"/>
+                <w:sz w:val="24"/>
+                <w:szCs w:val="24"/>
+                <w:lang w:eastAsia="es-CO"/>
+              </w:rPr>
+              <w:t>✔</w:t>
+            </w:r>
+          </w:p>
+        </w:tc>
+        <w:tc>
+          <w:tcPr>
+            <w:tcW w:w="0" w:type="auto"/>
+            <w:vAlign w:val="center"/>
+            <w:hideMark/>
+          </w:tcPr>
+          <w:p>
+            <w:pPr>
+              <w:spacing w:after="0" w:line="240" w:lineRule="auto"/>
+              <w:rPr>
+                <w:rFonts w:ascii="Times New Roman" w:eastAsia="Times New Roman" w:hAnsi="Times New Roman" w:cs="Times New Roman"/>
+                <w:sz w:val="24"/>
+                <w:szCs w:val="24"/>
+                <w:lang w:eastAsia="es-CO"/>
+              </w:rPr>
+            </w:pPr>
+            <w:r>
+              <w:rPr>
+                <w:rFonts w:ascii="Segoe UI Emoji" w:eastAsia="Times New Roman" w:hAnsi="Segoe UI Emoji" w:cs="Segoe UI Emoji"/>
+                <w:sz w:val="24"/>
+                <w:szCs w:val="24"/>
+                <w:lang w:eastAsia="es-CO"/>
+              </w:rPr>
+              <w:t>✔</w:t>
+            </w:r>
+          </w:p>
+        </w:tc>
+        <w:tc>
+          <w:tcPr>
+            <w:tcW w:w="0" w:type="auto"/>
+            <w:vAlign w:val="center"/>
+            <w:hideMark/>
+          </w:tcPr>
+          <w:p>
+            <w:pPr>
+              <w:spacing w:after="0" w:line="240" w:lineRule="auto"/>
+              <w:rPr>
+                <w:rFonts w:ascii="Times New Roman" w:eastAsia="Times New Roman" w:hAnsi="Times New Roman" w:cs="Times New Roman"/>
+                <w:sz w:val="24"/>
+                <w:szCs w:val="24"/>
+                <w:lang w:eastAsia="es-CO"/>
+              </w:rPr>
+            </w:pPr>
+            <w:r>
+              <w:rPr>
+                <w:rFonts w:ascii="Segoe UI Symbol" w:eastAsia="Times New Roman" w:hAnsi="Segoe UI Symbol" w:cs="Segoe UI Symbol"/>
+                <w:sz w:val="24"/>
+                <w:szCs w:val="24"/>
+                <w:lang w:eastAsia="es-CO"/>
+              </w:rPr>
+              <w:t>✘</w:t>
+            </w:r>
+          </w:p>
+        </w:tc>
+        <w:tc>
+          <w:tcPr>
+            <w:tcW w:w="0" w:type="auto"/>
+            <w:vAlign w:val="center"/>
+            <w:hideMark/>
+          </w:tcPr>
+          <w:p>
+            <w:pPr>
+              <w:spacing w:after="0" w:line="240" w:lineRule="auto"/>
+              <w:rPr>
+                <w:rFonts w:ascii="Times New Roman" w:eastAsia="Times New Roman" w:hAnsi="Times New Roman" w:cs="Times New Roman"/>
+                <w:sz w:val="24"/>
+                <w:szCs w:val="24"/>
+                <w:lang w:eastAsia="es-CO"/>
+              </w:rPr>
+            </w:pPr>
+            <w:r>
+              <w:rPr>
+                <w:rFonts w:ascii="Times New Roman" w:eastAsia="Times New Roman" w:hAnsi="Times New Roman" w:cs="Times New Roman"/>
+                <w:sz w:val="24"/>
+                <w:szCs w:val="24"/>
+                <w:lang w:eastAsia="es-CO"/>
+              </w:rPr>
+              <w:t>Variable</w:t>
+            </w:r>
+          </w:p>
+        </w:tc>
+      </w:tr>
+    </w:tbl>
+    <w:p>
+      <w:pPr>
+        <w:spacing w:after="0" w:line="240" w:lineRule="auto"/>
+        <w:rPr>
+          <w:rFonts w:ascii="Times New Roman" w:eastAsia="Times New Roman" w:hAnsi="Times New Roman" w:cs="Times New Roman"/>
+          <w:sz w:val="24"/>
+          <w:szCs w:val="24"/>
+          <w:lang w:eastAsia="es-CO"/>
+        </w:rPr>
+      </w:pPr>
+      <w:r>
+        <w:rPr>
+          <w:rFonts w:ascii="Times New Roman" w:eastAsia="Times New Roman" w:hAnsi="Times New Roman" w:cs="Times New Roman"/>
+          <w:sz w:val="24"/>
+          <w:szCs w:val="24"/>
+          <w:lang w:eastAsia="es-CO"/>
+        </w:rPr>
+        <w:pict w14:anchorId="7D13B776">
+          <v:rect id="_x0000_i1050" style="width:0;height:1.5pt" o:hralign="center" o:hrstd="t" o:hr="t" fillcolor="#a0a0a0" stroked="f"/>
+        </w:pict>
+      </w:r>
+    </w:p>
+    <w:p>
+      <w:pPr>
+        <w:spacing w:before="100" w:beforeAutospacing="1" w:after="100" w:afterAutospacing="1" w:line="240" w:lineRule="auto"/>
+        <w:outlineLvl w:val="1"/>
+        <w:rPr>
+          <w:rFonts w:ascii="Times New Roman" w:eastAsia="Times New Roman" w:hAnsi="Times New Roman" w:cs="Times New Roman"/>
+          <w:b/>
+          <w:bCs/>
+          <w:sz w:val="36"/>
+          <w:szCs w:val="36"/>
+          <w:lang w:eastAsia="es-CO"/>
+        </w:rPr>
+      </w:pPr>
+      <w:r>
+        <w:rPr>
+          <w:rFonts w:ascii="Times New Roman" w:eastAsia="Times New Roman" w:hAnsi="Times New Roman" w:cs="Times New Roman"/>
+          <w:b/>
+          <w:bCs/>
+          <w:sz w:val="36"/>
+          <w:szCs w:val="36"/>
+          <w:lang w:eastAsia="es-CO"/>
+        </w:rPr>
+        <w:t>7. Detalles importantes</w:t>
+      </w:r>
+    </w:p>
+    <w:p>
+      <w:pPr>
+        <w:numPr>
+          <w:ilvl w:val="0"/>
+          <w:numId w:val="31"/>
+        </w:numPr>
+        <w:spacing w:before="100" w:beforeAutospacing="1" w:after="100" w:afterAutospacing="1" w:line="240" w:lineRule="auto"/>
+        <w:rPr>
+          <w:rFonts w:ascii="Times New Roman" w:eastAsia="Times New Roman" w:hAnsi="Times New Roman" w:cs="Times New Roman"/>
+          <w:sz w:val="24"/>
+          <w:szCs w:val="24"/>
+          <w:lang w:eastAsia="es-CO"/>
+        </w:rPr>
+      </w:pPr>
+      <w:r>
+        <w:rPr>
+          <w:rFonts w:ascii="Courier New" w:eastAsia="Times New Roman" w:hAnsi="Courier New" w:cs="Courier New"/>
+          <w:sz w:val="20"/>
+          <w:szCs w:val="20"/>
+          <w:lang w:eastAsia="es-CO"/>
+        </w:rPr>
+        <w:t>REWRITE</w:t>
+      </w:r>
+      <w:r>
+        <w:rPr>
+          <w:rFonts w:ascii="Times New Roman" w:eastAsia="Times New Roman" w:hAnsi="Times New Roman" w:cs="Times New Roman"/>
+          <w:sz w:val="24"/>
+          <w:szCs w:val="24"/>
+          <w:lang w:eastAsia="es-CO"/>
+        </w:rPr>
+        <w:t xml:space="preserve"> solo funciona con </w:t>
+      </w:r>
+      <w:r>
+        <w:rPr>
+          <w:rFonts w:ascii="Courier New" w:eastAsia="Times New Roman" w:hAnsi="Courier New" w:cs="Courier New"/>
+          <w:sz w:val="20"/>
+          <w:szCs w:val="20"/>
+          <w:lang w:eastAsia="es-CO"/>
+        </w:rPr>
+        <w:t>OPEN I-O</w:t>
+      </w:r>
+      <w:r>
+        <w:rPr>
+          <w:rFonts w:ascii="Times New Roman" w:eastAsia="Times New Roman" w:hAnsi="Times New Roman" w:cs="Times New Roman"/>
+          <w:sz w:val="24"/>
+          <w:szCs w:val="24"/>
+          <w:lang w:eastAsia="es-CO"/>
+        </w:rPr>
+        <w:t xml:space="preserve"> </w:t>
+      </w:r>
+    </w:p>
+    <w:p>
+      <w:pPr>
+        <w:numPr>
+          <w:ilvl w:val="0"/>
+          <w:numId w:val="31"/>
+        </w:numPr>
+        <w:spacing w:before="100" w:beforeAutospacing="1" w:after="100" w:afterAutospacing="1" w:line="240" w:lineRule="auto"/>
+        <w:rPr>
+          <w:rFonts w:ascii="Times New Roman" w:eastAsia="Times New Roman" w:hAnsi="Times New Roman" w:cs="Times New Roman"/>
+          <w:sz w:val="24"/>
+          <w:szCs w:val="24"/>
+          <w:lang w:eastAsia="es-CO"/>
+        </w:rPr>
+      </w:pPr>
+      <w:r>
+        <w:rPr>
+          <w:rFonts w:ascii="Courier New" w:eastAsia="Times New Roman" w:hAnsi="Courier New" w:cs="Courier New"/>
+          <w:sz w:val="20"/>
+          <w:szCs w:val="20"/>
+          <w:lang w:eastAsia="es-CO"/>
+        </w:rPr>
+        <w:t>WRITE</w:t>
+      </w:r>
+      <w:r>
+        <w:rPr>
+          <w:rFonts w:ascii="Times New Roman" w:eastAsia="Times New Roman" w:hAnsi="Times New Roman" w:cs="Times New Roman"/>
+          <w:sz w:val="24"/>
+          <w:szCs w:val="24"/>
+          <w:lang w:eastAsia="es-CO"/>
+        </w:rPr>
+        <w:t xml:space="preserve"> funciona con </w:t>
+      </w:r>
+      <w:r>
+        <w:rPr>
+          <w:rFonts w:ascii="Courier New" w:eastAsia="Times New Roman" w:hAnsi="Courier New" w:cs="Courier New"/>
+          <w:sz w:val="20"/>
+          <w:szCs w:val="20"/>
+          <w:lang w:eastAsia="es-CO"/>
+        </w:rPr>
+        <w:t>OUTPUT</w:t>
+      </w:r>
+      <w:r>
+        <w:rPr>
+          <w:rFonts w:ascii="Times New Roman" w:eastAsia="Times New Roman" w:hAnsi="Times New Roman" w:cs="Times New Roman"/>
+          <w:sz w:val="24"/>
+          <w:szCs w:val="24"/>
+          <w:lang w:eastAsia="es-CO"/>
+        </w:rPr>
+        <w:t xml:space="preserve"> y </w:t>
+      </w:r>
+      <w:r>
+        <w:rPr>
+          <w:rFonts w:ascii="Courier New" w:eastAsia="Times New Roman" w:hAnsi="Courier New" w:cs="Courier New"/>
+          <w:sz w:val="20"/>
+          <w:szCs w:val="20"/>
+          <w:lang w:eastAsia="es-CO"/>
+        </w:rPr>
+        <w:t>EXTEND</w:t>
+      </w:r>
+      <w:r>
+        <w:rPr>
+          <w:rFonts w:ascii="Times New Roman" w:eastAsia="Times New Roman" w:hAnsi="Times New Roman" w:cs="Times New Roman"/>
+          <w:sz w:val="24"/>
+          <w:szCs w:val="24"/>
+          <w:lang w:eastAsia="es-CO"/>
+        </w:rPr>
+        <w:t xml:space="preserve"> </w:t>
+      </w:r>
+    </w:p>
+    <w:p>
+      <w:pPr>
+        <w:numPr>
+          <w:ilvl w:val="0"/>
+          <w:numId w:val="31"/>
+        </w:numPr>
+        <w:spacing w:before="100" w:beforeAutospacing="1" w:after="100" w:afterAutospacing="1" w:line="240" w:lineRule="auto"/>
+        <w:rPr>
+          <w:rFonts w:ascii="Times New Roman" w:eastAsia="Times New Roman" w:hAnsi="Times New Roman" w:cs="Times New Roman"/>
+          <w:sz w:val="24"/>
+          <w:szCs w:val="24"/>
+          <w:lang w:eastAsia="es-CO"/>
+        </w:rPr>
+      </w:pPr>
+      <w:r>
+        <w:rPr>
+          <w:rFonts w:ascii="Courier New" w:eastAsia="Times New Roman" w:hAnsi="Courier New" w:cs="Courier New"/>
+          <w:sz w:val="20"/>
+          <w:szCs w:val="20"/>
+          <w:lang w:eastAsia="es-CO"/>
+        </w:rPr>
+        <w:t>READ</w:t>
+      </w:r>
+      <w:r>
+        <w:rPr>
+          <w:rFonts w:ascii="Times New Roman" w:eastAsia="Times New Roman" w:hAnsi="Times New Roman" w:cs="Times New Roman"/>
+          <w:sz w:val="24"/>
+          <w:szCs w:val="24"/>
+          <w:lang w:eastAsia="es-CO"/>
+        </w:rPr>
+        <w:t xml:space="preserve"> funciona con </w:t>
+      </w:r>
+      <w:r>
+        <w:rPr>
+          <w:rFonts w:ascii="Courier New" w:eastAsia="Times New Roman" w:hAnsi="Courier New" w:cs="Courier New"/>
+          <w:sz w:val="20"/>
+          <w:szCs w:val="20"/>
+          <w:lang w:eastAsia="es-CO"/>
+        </w:rPr>
+        <w:t>INPUT</w:t>
+      </w:r>
+      <w:r>
+        <w:rPr>
+          <w:rFonts w:ascii="Times New Roman" w:eastAsia="Times New Roman" w:hAnsi="Times New Roman" w:cs="Times New Roman"/>
+          <w:sz w:val="24"/>
+          <w:szCs w:val="24"/>
+          <w:lang w:eastAsia="es-CO"/>
+        </w:rPr>
+        <w:t xml:space="preserve"> e </w:t>
+      </w:r>
+      <w:r>
+        <w:rPr>
+          <w:rFonts w:ascii="Courier New" w:eastAsia="Times New Roman" w:hAnsi="Courier New" w:cs="Courier New"/>
+          <w:sz w:val="20"/>
+          <w:szCs w:val="20"/>
+          <w:lang w:eastAsia="es-CO"/>
+        </w:rPr>
+        <w:t>I-O</w:t>
+      </w:r>
+      <w:r>
+        <w:rPr>
+          <w:rFonts w:ascii="Times New Roman" w:eastAsia="Times New Roman" w:hAnsi="Times New Roman" w:cs="Times New Roman"/>
+          <w:sz w:val="24"/>
+          <w:szCs w:val="24"/>
+          <w:lang w:eastAsia="es-CO"/>
+        </w:rPr>
+        <w:t xml:space="preserve"> </w:t>
+      </w:r>
+    </w:p>
+    <w:p>
+      <w:pPr>
+        <w:numPr>
+          <w:ilvl w:val="0"/>
+          <w:numId w:val="31"/>
+        </w:numPr>
+        <w:spacing w:before="100" w:beforeAutospacing="1" w:after="100" w:afterAutospacing="1" w:line="240" w:lineRule="auto"/>
+        <w:rPr>
+          <w:rFonts w:ascii="Times New Roman" w:eastAsia="Times New Roman" w:hAnsi="Times New Roman" w:cs="Times New Roman"/>
+          <w:sz w:val="24"/>
+          <w:szCs w:val="24"/>
+          <w:lang w:eastAsia="es-CO"/>
+        </w:rPr>
+      </w:pPr>
+      <w:r>
+        <w:rPr>
+          <w:rFonts w:ascii="Times New Roman" w:eastAsia="Times New Roman" w:hAnsi="Times New Roman" w:cs="Times New Roman"/>
+          <w:sz w:val="24"/>
+          <w:szCs w:val="24"/>
+          <w:lang w:eastAsia="es-CO"/>
+        </w:rPr>
+        <w:t xml:space="preserve">En archivos secuenciales: </w:t>
+      </w:r>
+    </w:p>
+    <w:p>
+      <w:pPr>
+        <w:numPr>
+          <w:ilvl w:val="1"/>
+          <w:numId w:val="31"/>
+        </w:numPr>
+        <w:spacing w:before="100" w:beforeAutospacing="1" w:after="100" w:afterAutospacing="1" w:line="240" w:lineRule="auto"/>
+        <w:rPr>
+          <w:rFonts w:ascii="Times New Roman" w:eastAsia="Times New Roman" w:hAnsi="Times New Roman" w:cs="Times New Roman"/>
+          <w:sz w:val="24"/>
+          <w:szCs w:val="24"/>
+          <w:lang w:eastAsia="es-CO"/>
+        </w:rPr>
+      </w:pPr>
+      <w:r>
+        <w:rPr>
+          <w:rFonts w:ascii="Courier New" w:eastAsia="Times New Roman" w:hAnsi="Courier New" w:cs="Courier New"/>
+          <w:sz w:val="20"/>
+          <w:szCs w:val="20"/>
+          <w:lang w:eastAsia="es-CO"/>
+        </w:rPr>
+        <w:t>I-O</w:t>
+      </w:r>
+      <w:r>
+        <w:rPr>
+          <w:rFonts w:ascii="Times New Roman" w:eastAsia="Times New Roman" w:hAnsi="Times New Roman" w:cs="Times New Roman"/>
+          <w:sz w:val="24"/>
+          <w:szCs w:val="24"/>
+          <w:lang w:eastAsia="es-CO"/>
+        </w:rPr>
+        <w:t xml:space="preserve"> es limitado </w:t>
+      </w:r>
+    </w:p>
+    <w:p>
+      <w:pPr>
+        <w:numPr>
+          <w:ilvl w:val="0"/>
+          <w:numId w:val="31"/>
+        </w:numPr>
+        <w:spacing w:before="100" w:beforeAutospacing="1" w:after="100" w:afterAutospacing="1" w:line="240" w:lineRule="auto"/>
+        <w:rPr>
+          <w:rFonts w:ascii="Times New Roman" w:eastAsia="Times New Roman" w:hAnsi="Times New Roman" w:cs="Times New Roman"/>
+          <w:sz w:val="24"/>
+          <w:szCs w:val="24"/>
+          <w:lang w:eastAsia="es-CO"/>
+        </w:rPr>
+      </w:pPr>
+      <w:r>
+        <w:rPr>
+          <w:rFonts w:ascii="Times New Roman" w:eastAsia="Times New Roman" w:hAnsi="Times New Roman" w:cs="Times New Roman"/>
+          <w:sz w:val="24"/>
+          <w:szCs w:val="24"/>
+          <w:lang w:eastAsia="es-CO"/>
+        </w:rPr>
+        <w:t xml:space="preserve">En archivos indexados: </w:t>
+      </w:r>
+    </w:p>
+    <w:p>
+      <w:pPr>
+        <w:numPr>
+          <w:ilvl w:val="1"/>
+          <w:numId w:val="31"/>
+        </w:numPr>
+        <w:spacing w:before="100" w:beforeAutospacing="1" w:after="100" w:afterAutospacing="1" w:line="240" w:lineRule="auto"/>
+        <w:rPr>
+          <w:rFonts w:ascii="Times New Roman" w:eastAsia="Times New Roman" w:hAnsi="Times New Roman" w:cs="Times New Roman"/>
+          <w:sz w:val="24"/>
+          <w:szCs w:val="24"/>
+          <w:lang w:eastAsia="es-CO"/>
+        </w:rPr>
+      </w:pPr>
+      <w:r>
+        <w:rPr>
+          <w:rFonts w:ascii="Courier New" w:eastAsia="Times New Roman" w:hAnsi="Courier New" w:cs="Courier New"/>
+          <w:sz w:val="20"/>
+          <w:szCs w:val="20"/>
+          <w:lang w:eastAsia="es-CO"/>
+        </w:rPr>
+        <w:t>I-O</w:t>
+      </w:r>
+      <w:r>
+        <w:rPr>
+          <w:rFonts w:ascii="Times New Roman" w:eastAsia="Times New Roman" w:hAnsi="Times New Roman" w:cs="Times New Roman"/>
+          <w:sz w:val="24"/>
+          <w:szCs w:val="24"/>
+          <w:lang w:eastAsia="es-CO"/>
+        </w:rPr>
+        <w:t xml:space="preserve"> es el más potente</w:t>
+      </w:r>
+    </w:p>
+    <w:p>
+      <w:pPr>
+        <w:tabs>
+          <w:tab w:val="left" w:pos="916"/>
+          <w:tab w:val="left" w:pos="1832"/>
+          <w:tab w:val="left" w:pos="2748"/>
+          <w:tab w:val="left" w:pos="3664"/>
+          <w:tab w:val="left" w:pos="4580"/>
+          <w:tab w:val="left" w:pos="5496"/>
+          <w:tab w:val="left" w:pos="6412"/>
+          <w:tab w:val="left" w:pos="7328"/>
+          <w:tab w:val="left" w:pos="8244"/>
+          <w:tab w:val="left" w:pos="9160"/>
+          <w:tab w:val="left" w:pos="10076"/>
+          <w:tab w:val="left" w:pos="10992"/>
+          <w:tab w:val="left" w:pos="11908"/>
+          <w:tab w:val="left" w:pos="12824"/>
+          <w:tab w:val="left" w:pos="13740"/>
+          <w:tab w:val="left" w:pos="14656"/>
+        </w:tabs>
         <w:spacing w:after="0" w:line="244" w:lineRule="atLeast"/>
         <w:rPr>
           <w:rFonts w:ascii="Courier New" w:eastAsia="Times New Roman" w:hAnsi="Courier New" w:cs="Courier New"/>
@@ -1151,7 +4525,7 @@
     <w:p>
       <w:r>
         <w:pict w14:anchorId="154BEDC7">
-          <v:rect id="_x0000_i1043" style="width:0;height:1.5pt" o:hralign="center" o:hrstd="t" o:hr="t" fillcolor="#a0a0a0" stroked="f"/>
+          <v:rect id="_x0000_i1027" style="width:0;height:1.5pt" o:hralign="center" o:hrstd="t" o:hr="t" fillcolor="#a0a0a0" stroked="f"/>
         </w:pict>
       </w:r>
     </w:p>
@@ -1171,6 +4545,7 @@
         <w:rPr>
           <w:noProof/>
         </w:rPr>
+        <w:lastRenderedPageBreak/>
         <w:drawing>
           <wp:inline distT="0" distB="0" distL="0" distR="0" wp14:anchorId="1CED9E79" wp14:editId="621569DE">
             <wp:extent cx="1514475" cy="3019425"/>
@@ -1189,7 +4564,7 @@
                     </pic:cNvPicPr>
                   </pic:nvPicPr>
                   <pic:blipFill>
-                    <a:blip r:embed="rId9">
+                    <a:blip r:embed="rId18">
                       <a:extLst>
                         <a:ext uri="{28A0092B-C50C-407E-A947-70E740481C1C}">
                           <a14:useLocalDpi xmlns:a14="http://schemas.microsoft.com/office/drawing/2010/main" val="0"/>
@@ -1229,7 +4604,6 @@
         <w:rPr>
           <w:noProof/>
         </w:rPr>
-        <w:lastRenderedPageBreak/>
         <w:drawing>
           <wp:inline distT="0" distB="0" distL="0" distR="0" wp14:anchorId="62E53DC1" wp14:editId="63A35CFC">
             <wp:extent cx="4495800" cy="3695700"/>
@@ -1288,6 +4662,7 @@
         <w:rPr>
           <w:noProof/>
         </w:rPr>
+        <w:lastRenderedPageBreak/>
         <w:drawing>
           <wp:inline distT="0" distB="0" distL="0" distR="0" wp14:anchorId="0F7EFEFE" wp14:editId="45D844B1">
             <wp:extent cx="4762500" cy="3943350"/>
@@ -1306,7 +4681,7 @@
                     </pic:cNvPicPr>
                   </pic:nvPicPr>
                   <pic:blipFill>
-                    <a:blip r:embed="rId11">
+                    <a:blip r:embed="rId19">
                       <a:extLst>
                         <a:ext uri="{28A0092B-C50C-407E-A947-70E740481C1C}">
                           <a14:useLocalDpi xmlns:a14="http://schemas.microsoft.com/office/drawing/2010/main" val="0"/>
@@ -1373,7 +4748,7 @@
           <w:color w:val="333333"/>
           <w:sz w:val="20"/>
           <w:szCs w:val="20"/>
-          <w:lang w:eastAsia="es-CO"/>
+          <w:lang w:val="en-US" w:eastAsia="es-CO"/>
         </w:rPr>
       </w:pPr>
       <w:r>
@@ -1382,9 +4757,8 @@
           <w:color w:val="888888"/>
           <w:sz w:val="20"/>
           <w:szCs w:val="20"/>
-          <w:lang w:eastAsia="es-CO"/>
-        </w:rPr>
-        <w:lastRenderedPageBreak/>
+          <w:lang w:val="en-US" w:eastAsia="es-CO"/>
+        </w:rPr>
         <w:t>READ C</w:t>
       </w:r>
       <w:r>
@@ -1393,7 +4767,7 @@
           <w:color w:val="996633"/>
           <w:sz w:val="20"/>
           <w:szCs w:val="20"/>
-          <w:lang w:eastAsia="es-CO"/>
+          <w:lang w:val="en-US" w:eastAsia="es-CO"/>
         </w:rPr>
         <w:t>LIENTES</w:t>
       </w:r>
@@ -1425,7 +4799,7 @@
           <w:color w:val="333333"/>
           <w:sz w:val="20"/>
           <w:szCs w:val="20"/>
-          <w:lang w:eastAsia="es-CO"/>
+          <w:lang w:val="en-US" w:eastAsia="es-CO"/>
         </w:rPr>
       </w:pPr>
       <w:r>
@@ -1434,7 +4808,7 @@
           <w:color w:val="888888"/>
           <w:sz w:val="20"/>
           <w:szCs w:val="20"/>
-          <w:lang w:eastAsia="es-CO"/>
+          <w:lang w:val="en-US" w:eastAsia="es-CO"/>
         </w:rPr>
         <w:t xml:space="preserve">   AT </w:t>
       </w:r>
@@ -1446,7 +4820,7 @@
           <w:color w:val="008800"/>
           <w:sz w:val="20"/>
           <w:szCs w:val="20"/>
-          <w:lang w:eastAsia="es-CO"/>
+          <w:lang w:val="en-US" w:eastAsia="es-CO"/>
         </w:rPr>
         <w:t>END</w:t>
       </w:r>
@@ -1456,7 +4830,7 @@
           <w:color w:val="BBBBBB"/>
           <w:sz w:val="20"/>
           <w:szCs w:val="20"/>
-          <w:lang w:eastAsia="es-CO"/>
+          <w:lang w:val="en-US" w:eastAsia="es-CO"/>
         </w:rPr>
         <w:t xml:space="preserve"> </w:t>
       </w:r>
@@ -1468,7 +4842,7 @@
           <w:color w:val="008800"/>
           <w:sz w:val="20"/>
           <w:szCs w:val="20"/>
-          <w:lang w:eastAsia="es-CO"/>
+          <w:lang w:val="en-US" w:eastAsia="es-CO"/>
         </w:rPr>
         <w:t xml:space="preserve">DISPLAY </w:t>
       </w:r>
@@ -1479,7 +4853,7 @@
           <w:sz w:val="20"/>
           <w:szCs w:val="20"/>
           <w:shd w:val="clear" w:color="auto" w:fill="FFF0F0"/>
-          <w:lang w:eastAsia="es-CO"/>
+          <w:lang w:val="en-US" w:eastAsia="es-CO"/>
         </w:rPr>
         <w:t>"FIN"</w:t>
       </w:r>
@@ -1556,7 +4930,7 @@
     <w:p>
       <w:r>
         <w:pict w14:anchorId="1608FCA4">
-          <v:rect id="_x0000_i1047" style="width:0;height:1.5pt" o:hralign="center" o:hrstd="t" o:hr="t" fillcolor="#a0a0a0" stroked="f"/>
+          <v:rect id="_x0000_i1028" style="width:0;height:1.5pt" o:hralign="center" o:hrstd="t" o:hr="t" fillcolor="#a0a0a0" stroked="f"/>
         </w:pict>
       </w:r>
     </w:p>
@@ -1646,6 +5020,7 @@
         <w:rPr>
           <w:noProof/>
         </w:rPr>
+        <w:lastRenderedPageBreak/>
         <w:drawing>
           <wp:inline distT="0" distB="0" distL="0" distR="0" wp14:anchorId="733D91C1" wp14:editId="4759C24A">
             <wp:extent cx="4495800" cy="3695700"/>
@@ -1723,7 +5098,7 @@
                     </pic:cNvPicPr>
                   </pic:nvPicPr>
                   <pic:blipFill>
-                    <a:blip r:embed="rId12">
+                    <a:blip r:embed="rId20">
                       <a:extLst>
                         <a:ext uri="{28A0092B-C50C-407E-A947-70E740481C1C}">
                           <a14:useLocalDpi xmlns:a14="http://schemas.microsoft.com/office/drawing/2010/main" val="0"/>
@@ -1846,7 +5221,7 @@
     <w:p>
       <w:r>
         <w:pict w14:anchorId="50B40AB0">
-          <v:rect id="_x0000_i1051" style="width:0;height:1.5pt" o:hralign="center" o:hrstd="t" o:hr="t" fillcolor="#a0a0a0" stroked="f"/>
+          <v:rect id="_x0000_i1029" style="width:0;height:1.5pt" o:hralign="center" o:hrstd="t" o:hr="t" fillcolor="#a0a0a0" stroked="f"/>
         </w:pict>
       </w:r>
     </w:p>
@@ -1957,7 +5332,7 @@
                     </pic:cNvPicPr>
                   </pic:nvPicPr>
                   <pic:blipFill>
-                    <a:blip r:embed="rId13">
+                    <a:blip r:embed="rId21">
                       <a:extLst>
                         <a:ext uri="{28A0092B-C50C-407E-A947-70E740481C1C}">
                           <a14:useLocalDpi xmlns:a14="http://schemas.microsoft.com/office/drawing/2010/main" val="0"/>
@@ -2015,7 +5390,7 @@
                     </pic:cNvPicPr>
                   </pic:nvPicPr>
                   <pic:blipFill>
-                    <a:blip r:embed="rId14" cstate="print">
+                    <a:blip r:embed="rId22" cstate="print">
                       <a:extLst>
                         <a:ext uri="{28A0092B-C50C-407E-A947-70E740481C1C}">
                           <a14:useLocalDpi xmlns:a14="http://schemas.microsoft.com/office/drawing/2010/main" val="0"/>
@@ -2091,7 +5466,7 @@
     <w:p>
       <w:r>
         <w:pict w14:anchorId="7DA02CBC">
-          <v:rect id="_x0000_i1055" style="width:0;height:1.5pt" o:hralign="center" o:hrstd="t" o:hr="t" fillcolor="#a0a0a0" stroked="f"/>
+          <v:rect id="_x0000_i1030" style="width:0;height:1.5pt" o:hralign="center" o:hrstd="t" o:hr="t" fillcolor="#a0a0a0" stroked="f"/>
         </w:pict>
       </w:r>
     </w:p>
@@ -2129,7 +5504,7 @@
                     </pic:cNvPicPr>
                   </pic:nvPicPr>
                   <pic:blipFill>
-                    <a:blip r:embed="rId15">
+                    <a:blip r:embed="rId23">
                       <a:extLst>
                         <a:ext uri="{28A0092B-C50C-407E-A947-70E740481C1C}">
                           <a14:useLocalDpi xmlns:a14="http://schemas.microsoft.com/office/drawing/2010/main" val="0"/>
@@ -3447,7 +6822,7 @@
     <w:p>
       <w:r>
         <w:pict w14:anchorId="757FD0E7">
-          <v:rect id="_x0000_i1059" style="width:0;height:1.5pt" o:hralign="center" o:hrstd="t" o:hr="t" fillcolor="#a0a0a0" stroked="f"/>
+          <v:rect id="_x0000_i1031" style="width:0;height:1.5pt" o:hralign="center" o:hrstd="t" o:hr="t" fillcolor="#a0a0a0" stroked="f"/>
         </w:pict>
       </w:r>
     </w:p>
@@ -3616,6 +6991,155 @@
 <file path=word/numbering.xml><?xml version="1.0" encoding="utf-8"?>
 <w:numbering xmlns:wpc="http://schemas.microsoft.com/office/word/2010/wordprocessingCanvas" xmlns:cx="http://schemas.microsoft.com/office/drawing/2014/chartex" xmlns:cx1="http://schemas.microsoft.com/office/drawing/2015/9/8/chartex" xmlns:cx2="http://schemas.microsoft.com/office/drawing/2015/10/21/chartex" xmlns:cx3="http://schemas.microsoft.com/office/drawing/2016/5/9/chartex" xmlns:cx4="http://schemas.microsoft.com/office/drawing/2016/5/10/chartex" xmlns:cx5="http://schemas.microsoft.com/office/drawing/2016/5/11/chartex" xmlns:cx6="http://schemas.microsoft.com/office/drawing/2016/5/12/chartex" xmlns:cx7="http://schemas.microsoft.com/office/drawing/2016/5/13/chartex" xmlns:cx8="http://schemas.microsoft.com/office/drawing/2016/5/14/chartex" xmlns:mc="http://schemas.openxmlformats.org/markup-compatibility/2006" xmlns:aink="http://schemas.microsoft.com/office/drawing/2016/ink" xmlns:am3d="http://schemas.microsoft.com/office/drawing/2017/model3d" xmlns:o="urn:schemas-microsoft-com:office:office" xmlns:r="http://schemas.openxmlformats.org/officeDocument/2006/relationships" xmlns:m="http://schemas.openxmlformats.org/officeDocument/2006/math" xmlns:v="urn:schemas-microsoft-com:vml" xmlns:wp14="http://schemas.microsoft.com/office/word/2010/wordprocessingDrawing" xmlns:wp="http://schemas.openxmlformats.org/drawingml/2006/wordprocessingDrawing" xmlns:w10="urn:schemas-microsoft-com:office:word" xmlns:w="http://schemas.openxmlformats.org/wordprocessingml/2006/main" xmlns:w14="http://schemas.microsoft.com/office/word/2010/wordml" xmlns:w15="http://schemas.microsoft.com/office/word/2012/wordml" xmlns:w16cex="http://schemas.microsoft.com/office/word/2018/wordml/cex" xmlns:w16cid="http://schemas.microsoft.com/office/word/2016/wordml/cid" xmlns:w16="http://schemas.microsoft.com/office/word/2018/wordml" xmlns:w16se="http://schemas.microsoft.com/office/word/2015/wordml/symex" xmlns:wpg="http://schemas.microsoft.com/office/word/2010/wordprocessingGroup" xmlns:wpi="http://schemas.microsoft.com/office/word/2010/wordprocessingInk" xmlns:wne="http://schemas.microsoft.com/office/word/2006/wordml" xmlns:wps="http://schemas.microsoft.com/office/word/2010/wordprocessingShape" mc:Ignorable="w14 w15 w16se w16cid w16 w16cex wp14">
   <w:abstractNum w:abstractNumId="0" w15:restartNumberingAfterBreak="0">
+    <w:nsid w:val="00E86192"/>
+    <w:multiLevelType w:val="multilevel"/>
+    <w:tmpl w:val="E1645834"/>
+    <w:lvl w:ilvl="0">
+      <w:start w:val="1"/>
+      <w:numFmt w:val="bullet"/>
+      <w:lvlText w:val=""/>
+      <w:lvlJc w:val="left"/>
+      <w:pPr>
+        <w:tabs>
+          <w:tab w:val="num" w:pos="720"/>
+        </w:tabs>
+        <w:ind w:left="720" w:hanging="360"/>
+      </w:pPr>
+      <w:rPr>
+        <w:rFonts w:ascii="Symbol" w:hAnsi="Symbol" w:hint="default"/>
+        <w:sz w:val="20"/>
+      </w:rPr>
+    </w:lvl>
+    <w:lvl w:ilvl="1" w:tentative="1">
+      <w:start w:val="1"/>
+      <w:numFmt w:val="bullet"/>
+      <w:lvlText w:val="o"/>
+      <w:lvlJc w:val="left"/>
+      <w:pPr>
+        <w:tabs>
+          <w:tab w:val="num" w:pos="1440"/>
+        </w:tabs>
+        <w:ind w:left="1440" w:hanging="360"/>
+      </w:pPr>
+      <w:rPr>
+        <w:rFonts w:ascii="Courier New" w:hAnsi="Courier New" w:hint="default"/>
+        <w:sz w:val="20"/>
+      </w:rPr>
+    </w:lvl>
+    <w:lvl w:ilvl="2" w:tentative="1">
+      <w:start w:val="1"/>
+      <w:numFmt w:val="bullet"/>
+      <w:lvlText w:val=""/>
+      <w:lvlJc w:val="left"/>
+      <w:pPr>
+        <w:tabs>
+          <w:tab w:val="num" w:pos="2160"/>
+        </w:tabs>
+        <w:ind w:left="2160" w:hanging="360"/>
+      </w:pPr>
+      <w:rPr>
+        <w:rFonts w:ascii="Wingdings" w:hAnsi="Wingdings" w:hint="default"/>
+        <w:sz w:val="20"/>
+      </w:rPr>
+    </w:lvl>
+    <w:lvl w:ilvl="3" w:tentative="1">
+      <w:start w:val="1"/>
+      <w:numFmt w:val="bullet"/>
+      <w:lvlText w:val=""/>
+      <w:lvlJc w:val="left"/>
+      <w:pPr>
+        <w:tabs>
+          <w:tab w:val="num" w:pos="2880"/>
+        </w:tabs>
+        <w:ind w:left="2880" w:hanging="360"/>
+      </w:pPr>
+      <w:rPr>
+        <w:rFonts w:ascii="Wingdings" w:hAnsi="Wingdings" w:hint="default"/>
+        <w:sz w:val="20"/>
+      </w:rPr>
+    </w:lvl>
+    <w:lvl w:ilvl="4" w:tentative="1">
+      <w:start w:val="1"/>
+      <w:numFmt w:val="bullet"/>
+      <w:lvlText w:val=""/>
+      <w:lvlJc w:val="left"/>
+      <w:pPr>
+        <w:tabs>
+          <w:tab w:val="num" w:pos="3600"/>
+        </w:tabs>
+        <w:ind w:left="3600" w:hanging="360"/>
+      </w:pPr>
+      <w:rPr>
+        <w:rFonts w:ascii="Wingdings" w:hAnsi="Wingdings" w:hint="default"/>
+        <w:sz w:val="20"/>
+      </w:rPr>
+    </w:lvl>
+    <w:lvl w:ilvl="5" w:tentative="1">
+      <w:start w:val="1"/>
+      <w:numFmt w:val="bullet"/>
+      <w:lvlText w:val=""/>
+      <w:lvlJc w:val="left"/>
+      <w:pPr>
+        <w:tabs>
+          <w:tab w:val="num" w:pos="4320"/>
+        </w:tabs>
+        <w:ind w:left="4320" w:hanging="360"/>
+      </w:pPr>
+      <w:rPr>
+        <w:rFonts w:ascii="Wingdings" w:hAnsi="Wingdings" w:hint="default"/>
+        <w:sz w:val="20"/>
+      </w:rPr>
+    </w:lvl>
+    <w:lvl w:ilvl="6" w:tentative="1">
+      <w:start w:val="1"/>
+      <w:numFmt w:val="bullet"/>
+      <w:lvlText w:val=""/>
+      <w:lvlJc w:val="left"/>
+      <w:pPr>
+        <w:tabs>
+          <w:tab w:val="num" w:pos="5040"/>
+        </w:tabs>
+        <w:ind w:left="5040" w:hanging="360"/>
+      </w:pPr>
+      <w:rPr>
+        <w:rFonts w:ascii="Wingdings" w:hAnsi="Wingdings" w:hint="default"/>
+        <w:sz w:val="20"/>
+      </w:rPr>
+    </w:lvl>
+    <w:lvl w:ilvl="7" w:tentative="1">
+      <w:start w:val="1"/>
+      <w:numFmt w:val="bullet"/>
+      <w:lvlText w:val=""/>
+      <w:lvlJc w:val="left"/>
+      <w:pPr>
+        <w:tabs>
+          <w:tab w:val="num" w:pos="5760"/>
+        </w:tabs>
+        <w:ind w:left="5760" w:hanging="360"/>
+      </w:pPr>
+      <w:rPr>
+        <w:rFonts w:ascii="Wingdings" w:hAnsi="Wingdings" w:hint="default"/>
+        <w:sz w:val="20"/>
+      </w:rPr>
+    </w:lvl>
+    <w:lvl w:ilvl="8" w:tentative="1">
+      <w:start w:val="1"/>
+      <w:numFmt w:val="bullet"/>
+      <w:lvlText w:val=""/>
+      <w:lvlJc w:val="left"/>
+      <w:pPr>
+        <w:tabs>
+          <w:tab w:val="num" w:pos="6480"/>
+        </w:tabs>
+        <w:ind w:left="6480" w:hanging="360"/>
+      </w:pPr>
+      <w:rPr>
+        <w:rFonts w:ascii="Wingdings" w:hAnsi="Wingdings" w:hint="default"/>
+        <w:sz w:val="20"/>
+      </w:rPr>
+    </w:lvl>
+  </w:abstractNum>
+  <w:abstractNum w:abstractNumId="1" w15:restartNumberingAfterBreak="0">
     <w:nsid w:val="076D16FF"/>
     <w:multiLevelType w:val="multilevel"/>
     <w:tmpl w:val="E8A80CA6"/>
@@ -3764,7 +7288,156 @@
       </w:rPr>
     </w:lvl>
   </w:abstractNum>
-  <w:abstractNum w:abstractNumId="1" w15:restartNumberingAfterBreak="0">
+  <w:abstractNum w:abstractNumId="2" w15:restartNumberingAfterBreak="0">
+    <w:nsid w:val="0CB8227D"/>
+    <w:multiLevelType w:val="multilevel"/>
+    <w:tmpl w:val="9CDABF04"/>
+    <w:lvl w:ilvl="0">
+      <w:start w:val="1"/>
+      <w:numFmt w:val="bullet"/>
+      <w:lvlText w:val=""/>
+      <w:lvlJc w:val="left"/>
+      <w:pPr>
+        <w:tabs>
+          <w:tab w:val="num" w:pos="720"/>
+        </w:tabs>
+        <w:ind w:left="720" w:hanging="360"/>
+      </w:pPr>
+      <w:rPr>
+        <w:rFonts w:ascii="Symbol" w:hAnsi="Symbol" w:hint="default"/>
+        <w:sz w:val="20"/>
+      </w:rPr>
+    </w:lvl>
+    <w:lvl w:ilvl="1" w:tentative="1">
+      <w:start w:val="1"/>
+      <w:numFmt w:val="bullet"/>
+      <w:lvlText w:val="o"/>
+      <w:lvlJc w:val="left"/>
+      <w:pPr>
+        <w:tabs>
+          <w:tab w:val="num" w:pos="1440"/>
+        </w:tabs>
+        <w:ind w:left="1440" w:hanging="360"/>
+      </w:pPr>
+      <w:rPr>
+        <w:rFonts w:ascii="Courier New" w:hAnsi="Courier New" w:hint="default"/>
+        <w:sz w:val="20"/>
+      </w:rPr>
+    </w:lvl>
+    <w:lvl w:ilvl="2" w:tentative="1">
+      <w:start w:val="1"/>
+      <w:numFmt w:val="bullet"/>
+      <w:lvlText w:val=""/>
+      <w:lvlJc w:val="left"/>
+      <w:pPr>
+        <w:tabs>
+          <w:tab w:val="num" w:pos="2160"/>
+        </w:tabs>
+        <w:ind w:left="2160" w:hanging="360"/>
+      </w:pPr>
+      <w:rPr>
+        <w:rFonts w:ascii="Wingdings" w:hAnsi="Wingdings" w:hint="default"/>
+        <w:sz w:val="20"/>
+      </w:rPr>
+    </w:lvl>
+    <w:lvl w:ilvl="3" w:tentative="1">
+      <w:start w:val="1"/>
+      <w:numFmt w:val="bullet"/>
+      <w:lvlText w:val=""/>
+      <w:lvlJc w:val="left"/>
+      <w:pPr>
+        <w:tabs>
+          <w:tab w:val="num" w:pos="2880"/>
+        </w:tabs>
+        <w:ind w:left="2880" w:hanging="360"/>
+      </w:pPr>
+      <w:rPr>
+        <w:rFonts w:ascii="Wingdings" w:hAnsi="Wingdings" w:hint="default"/>
+        <w:sz w:val="20"/>
+      </w:rPr>
+    </w:lvl>
+    <w:lvl w:ilvl="4" w:tentative="1">
+      <w:start w:val="1"/>
+      <w:numFmt w:val="bullet"/>
+      <w:lvlText w:val=""/>
+      <w:lvlJc w:val="left"/>
+      <w:pPr>
+        <w:tabs>
+          <w:tab w:val="num" w:pos="3600"/>
+        </w:tabs>
+        <w:ind w:left="3600" w:hanging="360"/>
+      </w:pPr>
+      <w:rPr>
+        <w:rFonts w:ascii="Wingdings" w:hAnsi="Wingdings" w:hint="default"/>
+        <w:sz w:val="20"/>
+      </w:rPr>
+    </w:lvl>
+    <w:lvl w:ilvl="5" w:tentative="1">
+      <w:start w:val="1"/>
+      <w:numFmt w:val="bullet"/>
+      <w:lvlText w:val=""/>
+      <w:lvlJc w:val="left"/>
+      <w:pPr>
+        <w:tabs>
+          <w:tab w:val="num" w:pos="4320"/>
+        </w:tabs>
+        <w:ind w:left="4320" w:hanging="360"/>
+      </w:pPr>
+      <w:rPr>
+        <w:rFonts w:ascii="Wingdings" w:hAnsi="Wingdings" w:hint="default"/>
+        <w:sz w:val="20"/>
+      </w:rPr>
+    </w:lvl>
+    <w:lvl w:ilvl="6" w:tentative="1">
+      <w:start w:val="1"/>
+      <w:numFmt w:val="bullet"/>
+      <w:lvlText w:val=""/>
+      <w:lvlJc w:val="left"/>
+      <w:pPr>
+        <w:tabs>
+          <w:tab w:val="num" w:pos="5040"/>
+        </w:tabs>
+        <w:ind w:left="5040" w:hanging="360"/>
+      </w:pPr>
+      <w:rPr>
+        <w:rFonts w:ascii="Wingdings" w:hAnsi="Wingdings" w:hint="default"/>
+        <w:sz w:val="20"/>
+      </w:rPr>
+    </w:lvl>
+    <w:lvl w:ilvl="7" w:tentative="1">
+      <w:start w:val="1"/>
+      <w:numFmt w:val="bullet"/>
+      <w:lvlText w:val=""/>
+      <w:lvlJc w:val="left"/>
+      <w:pPr>
+        <w:tabs>
+          <w:tab w:val="num" w:pos="5760"/>
+        </w:tabs>
+        <w:ind w:left="5760" w:hanging="360"/>
+      </w:pPr>
+      <w:rPr>
+        <w:rFonts w:ascii="Wingdings" w:hAnsi="Wingdings" w:hint="default"/>
+        <w:sz w:val="20"/>
+      </w:rPr>
+    </w:lvl>
+    <w:lvl w:ilvl="8" w:tentative="1">
+      <w:start w:val="1"/>
+      <w:numFmt w:val="bullet"/>
+      <w:lvlText w:val=""/>
+      <w:lvlJc w:val="left"/>
+      <w:pPr>
+        <w:tabs>
+          <w:tab w:val="num" w:pos="6480"/>
+        </w:tabs>
+        <w:ind w:left="6480" w:hanging="360"/>
+      </w:pPr>
+      <w:rPr>
+        <w:rFonts w:ascii="Wingdings" w:hAnsi="Wingdings" w:hint="default"/>
+        <w:sz w:val="20"/>
+      </w:rPr>
+    </w:lvl>
+  </w:abstractNum>
+  <w:abstractNum w:abstractNumId="3" w15:restartNumberingAfterBreak="0">
     <w:nsid w:val="0D01079A"/>
     <w:multiLevelType w:val="multilevel"/>
     <w:tmpl w:val="AFC82FAA"/>
@@ -3877,7 +7550,156 @@
       </w:pPr>
     </w:lvl>
   </w:abstractNum>
-  <w:abstractNum w:abstractNumId="2" w15:restartNumberingAfterBreak="0">
+  <w:abstractNum w:abstractNumId="4" w15:restartNumberingAfterBreak="0">
+    <w:nsid w:val="0FFB366C"/>
+    <w:multiLevelType w:val="multilevel"/>
+    <w:tmpl w:val="02C4612E"/>
+    <w:lvl w:ilvl="0">
+      <w:start w:val="1"/>
+      <w:numFmt w:val="bullet"/>
+      <w:lvlText w:val=""/>
+      <w:lvlJc w:val="left"/>
+      <w:pPr>
+        <w:tabs>
+          <w:tab w:val="num" w:pos="720"/>
+        </w:tabs>
+        <w:ind w:left="720" w:hanging="360"/>
+      </w:pPr>
+      <w:rPr>
+        <w:rFonts w:ascii="Symbol" w:hAnsi="Symbol" w:hint="default"/>
+        <w:sz w:val="20"/>
+      </w:rPr>
+    </w:lvl>
+    <w:lvl w:ilvl="1" w:tentative="1">
+      <w:start w:val="1"/>
+      <w:numFmt w:val="bullet"/>
+      <w:lvlText w:val="o"/>
+      <w:lvlJc w:val="left"/>
+      <w:pPr>
+        <w:tabs>
+          <w:tab w:val="num" w:pos="1440"/>
+        </w:tabs>
+        <w:ind w:left="1440" w:hanging="360"/>
+      </w:pPr>
+      <w:rPr>
+        <w:rFonts w:ascii="Courier New" w:hAnsi="Courier New" w:hint="default"/>
+        <w:sz w:val="20"/>
+      </w:rPr>
+    </w:lvl>
+    <w:lvl w:ilvl="2" w:tentative="1">
+      <w:start w:val="1"/>
+      <w:numFmt w:val="bullet"/>
+      <w:lvlText w:val=""/>
+      <w:lvlJc w:val="left"/>
+      <w:pPr>
+        <w:tabs>
+          <w:tab w:val="num" w:pos="2160"/>
+        </w:tabs>
+        <w:ind w:left="2160" w:hanging="360"/>
+      </w:pPr>
+      <w:rPr>
+        <w:rFonts w:ascii="Wingdings" w:hAnsi="Wingdings" w:hint="default"/>
+        <w:sz w:val="20"/>
+      </w:rPr>
+    </w:lvl>
+    <w:lvl w:ilvl="3" w:tentative="1">
+      <w:start w:val="1"/>
+      <w:numFmt w:val="bullet"/>
+      <w:lvlText w:val=""/>
+      <w:lvlJc w:val="left"/>
+      <w:pPr>
+        <w:tabs>
+          <w:tab w:val="num" w:pos="2880"/>
+        </w:tabs>
+        <w:ind w:left="2880" w:hanging="360"/>
+      </w:pPr>
+      <w:rPr>
+        <w:rFonts w:ascii="Wingdings" w:hAnsi="Wingdings" w:hint="default"/>
+        <w:sz w:val="20"/>
+      </w:rPr>
+    </w:lvl>
+    <w:lvl w:ilvl="4" w:tentative="1">
+      <w:start w:val="1"/>
+      <w:numFmt w:val="bullet"/>
+      <w:lvlText w:val=""/>
+      <w:lvlJc w:val="left"/>
+      <w:pPr>
+        <w:tabs>
+          <w:tab w:val="num" w:pos="3600"/>
+        </w:tabs>
+        <w:ind w:left="3600" w:hanging="360"/>
+      </w:pPr>
+      <w:rPr>
+        <w:rFonts w:ascii="Wingdings" w:hAnsi="Wingdings" w:hint="default"/>
+        <w:sz w:val="20"/>
+      </w:rPr>
+    </w:lvl>
+    <w:lvl w:ilvl="5" w:tentative="1">
+      <w:start w:val="1"/>
+      <w:numFmt w:val="bullet"/>
+      <w:lvlText w:val=""/>
+      <w:lvlJc w:val="left"/>
+      <w:pPr>
+        <w:tabs>
+          <w:tab w:val="num" w:pos="4320"/>
+        </w:tabs>
+        <w:ind w:left="4320" w:hanging="360"/>
+      </w:pPr>
+      <w:rPr>
+        <w:rFonts w:ascii="Wingdings" w:hAnsi="Wingdings" w:hint="default"/>
+        <w:sz w:val="20"/>
+      </w:rPr>
+    </w:lvl>
+    <w:lvl w:ilvl="6" w:tentative="1">
+      <w:start w:val="1"/>
+      <w:numFmt w:val="bullet"/>
+      <w:lvlText w:val=""/>
+      <w:lvlJc w:val="left"/>
+      <w:pPr>
+        <w:tabs>
+          <w:tab w:val="num" w:pos="5040"/>
+        </w:tabs>
+        <w:ind w:left="5040" w:hanging="360"/>
+      </w:pPr>
+      <w:rPr>
+        <w:rFonts w:ascii="Wingdings" w:hAnsi="Wingdings" w:hint="default"/>
+        <w:sz w:val="20"/>
+      </w:rPr>
+    </w:lvl>
+    <w:lvl w:ilvl="7" w:tentative="1">
+      <w:start w:val="1"/>
+      <w:numFmt w:val="bullet"/>
+      <w:lvlText w:val=""/>
+      <w:lvlJc w:val="left"/>
+      <w:pPr>
+        <w:tabs>
+          <w:tab w:val="num" w:pos="5760"/>
+        </w:tabs>
+        <w:ind w:left="5760" w:hanging="360"/>
+      </w:pPr>
+      <w:rPr>
+        <w:rFonts w:ascii="Wingdings" w:hAnsi="Wingdings" w:hint="default"/>
+        <w:sz w:val="20"/>
+      </w:rPr>
+    </w:lvl>
+    <w:lvl w:ilvl="8" w:tentative="1">
+      <w:start w:val="1"/>
+      <w:numFmt w:val="bullet"/>
+      <w:lvlText w:val=""/>
+      <w:lvlJc w:val="left"/>
+      <w:pPr>
+        <w:tabs>
+          <w:tab w:val="num" w:pos="6480"/>
+        </w:tabs>
+        <w:ind w:left="6480" w:hanging="360"/>
+      </w:pPr>
+      <w:rPr>
+        <w:rFonts w:ascii="Wingdings" w:hAnsi="Wingdings" w:hint="default"/>
+        <w:sz w:val="20"/>
+      </w:rPr>
+    </w:lvl>
+  </w:abstractNum>
+  <w:abstractNum w:abstractNumId="5" w15:restartNumberingAfterBreak="0">
     <w:nsid w:val="122E18E5"/>
     <w:multiLevelType w:val="multilevel"/>
     <w:tmpl w:val="665E8EC6"/>
@@ -4026,7 +7848,305 @@
       </w:rPr>
     </w:lvl>
   </w:abstractNum>
-  <w:abstractNum w:abstractNumId="3" w15:restartNumberingAfterBreak="0">
+  <w:abstractNum w:abstractNumId="6" w15:restartNumberingAfterBreak="0">
+    <w:nsid w:val="14C04DF9"/>
+    <w:multiLevelType w:val="multilevel"/>
+    <w:tmpl w:val="19FE7C06"/>
+    <w:lvl w:ilvl="0">
+      <w:start w:val="1"/>
+      <w:numFmt w:val="bullet"/>
+      <w:lvlText w:val=""/>
+      <w:lvlJc w:val="left"/>
+      <w:pPr>
+        <w:tabs>
+          <w:tab w:val="num" w:pos="720"/>
+        </w:tabs>
+        <w:ind w:left="720" w:hanging="360"/>
+      </w:pPr>
+      <w:rPr>
+        <w:rFonts w:ascii="Symbol" w:hAnsi="Symbol" w:hint="default"/>
+        <w:sz w:val="20"/>
+      </w:rPr>
+    </w:lvl>
+    <w:lvl w:ilvl="1" w:tentative="1">
+      <w:start w:val="1"/>
+      <w:numFmt w:val="bullet"/>
+      <w:lvlText w:val="o"/>
+      <w:lvlJc w:val="left"/>
+      <w:pPr>
+        <w:tabs>
+          <w:tab w:val="num" w:pos="1440"/>
+        </w:tabs>
+        <w:ind w:left="1440" w:hanging="360"/>
+      </w:pPr>
+      <w:rPr>
+        <w:rFonts w:ascii="Courier New" w:hAnsi="Courier New" w:hint="default"/>
+        <w:sz w:val="20"/>
+      </w:rPr>
+    </w:lvl>
+    <w:lvl w:ilvl="2" w:tentative="1">
+      <w:start w:val="1"/>
+      <w:numFmt w:val="bullet"/>
+      <w:lvlText w:val=""/>
+      <w:lvlJc w:val="left"/>
+      <w:pPr>
+        <w:tabs>
+          <w:tab w:val="num" w:pos="2160"/>
+        </w:tabs>
+        <w:ind w:left="2160" w:hanging="360"/>
+      </w:pPr>
+      <w:rPr>
+        <w:rFonts w:ascii="Wingdings" w:hAnsi="Wingdings" w:hint="default"/>
+        <w:sz w:val="20"/>
+      </w:rPr>
+    </w:lvl>
+    <w:lvl w:ilvl="3" w:tentative="1">
+      <w:start w:val="1"/>
+      <w:numFmt w:val="bullet"/>
+      <w:lvlText w:val=""/>
+      <w:lvlJc w:val="left"/>
+      <w:pPr>
+        <w:tabs>
+          <w:tab w:val="num" w:pos="2880"/>
+        </w:tabs>
+        <w:ind w:left="2880" w:hanging="360"/>
+      </w:pPr>
+      <w:rPr>
+        <w:rFonts w:ascii="Wingdings" w:hAnsi="Wingdings" w:hint="default"/>
+        <w:sz w:val="20"/>
+      </w:rPr>
+    </w:lvl>
+    <w:lvl w:ilvl="4" w:tentative="1">
+      <w:start w:val="1"/>
+      <w:numFmt w:val="bullet"/>
+      <w:lvlText w:val=""/>
+      <w:lvlJc w:val="left"/>
+      <w:pPr>
+        <w:tabs>
+          <w:tab w:val="num" w:pos="3600"/>
+        </w:tabs>
+        <w:ind w:left="3600" w:hanging="360"/>
+      </w:pPr>
+      <w:rPr>
+        <w:rFonts w:ascii="Wingdings" w:hAnsi="Wingdings" w:hint="default"/>
+        <w:sz w:val="20"/>
+      </w:rPr>
+    </w:lvl>
+    <w:lvl w:ilvl="5" w:tentative="1">
+      <w:start w:val="1"/>
+      <w:numFmt w:val="bullet"/>
+      <w:lvlText w:val=""/>
+      <w:lvlJc w:val="left"/>
+      <w:pPr>
+        <w:tabs>
+          <w:tab w:val="num" w:pos="4320"/>
+        </w:tabs>
+        <w:ind w:left="4320" w:hanging="360"/>
+      </w:pPr>
+      <w:rPr>
+        <w:rFonts w:ascii="Wingdings" w:hAnsi="Wingdings" w:hint="default"/>
+        <w:sz w:val="20"/>
+      </w:rPr>
+    </w:lvl>
+    <w:lvl w:ilvl="6" w:tentative="1">
+      <w:start w:val="1"/>
+      <w:numFmt w:val="bullet"/>
+      <w:lvlText w:val=""/>
+      <w:lvlJc w:val="left"/>
+      <w:pPr>
+        <w:tabs>
+          <w:tab w:val="num" w:pos="5040"/>
+        </w:tabs>
+        <w:ind w:left="5040" w:hanging="360"/>
+      </w:pPr>
+      <w:rPr>
+        <w:rFonts w:ascii="Wingdings" w:hAnsi="Wingdings" w:hint="default"/>
+        <w:sz w:val="20"/>
+      </w:rPr>
+    </w:lvl>
+    <w:lvl w:ilvl="7" w:tentative="1">
+      <w:start w:val="1"/>
+      <w:numFmt w:val="bullet"/>
+      <w:lvlText w:val=""/>
+      <w:lvlJc w:val="left"/>
+      <w:pPr>
+        <w:tabs>
+          <w:tab w:val="num" w:pos="5760"/>
+        </w:tabs>
+        <w:ind w:left="5760" w:hanging="360"/>
+      </w:pPr>
+      <w:rPr>
+        <w:rFonts w:ascii="Wingdings" w:hAnsi="Wingdings" w:hint="default"/>
+        <w:sz w:val="20"/>
+      </w:rPr>
+    </w:lvl>
+    <w:lvl w:ilvl="8" w:tentative="1">
+      <w:start w:val="1"/>
+      <w:numFmt w:val="bullet"/>
+      <w:lvlText w:val=""/>
+      <w:lvlJc w:val="left"/>
+      <w:pPr>
+        <w:tabs>
+          <w:tab w:val="num" w:pos="6480"/>
+        </w:tabs>
+        <w:ind w:left="6480" w:hanging="360"/>
+      </w:pPr>
+      <w:rPr>
+        <w:rFonts w:ascii="Wingdings" w:hAnsi="Wingdings" w:hint="default"/>
+        <w:sz w:val="20"/>
+      </w:rPr>
+    </w:lvl>
+  </w:abstractNum>
+  <w:abstractNum w:abstractNumId="7" w15:restartNumberingAfterBreak="0">
+    <w:nsid w:val="1A5E417E"/>
+    <w:multiLevelType w:val="multilevel"/>
+    <w:tmpl w:val="A50C4752"/>
+    <w:lvl w:ilvl="0">
+      <w:start w:val="1"/>
+      <w:numFmt w:val="bullet"/>
+      <w:lvlText w:val=""/>
+      <w:lvlJc w:val="left"/>
+      <w:pPr>
+        <w:tabs>
+          <w:tab w:val="num" w:pos="720"/>
+        </w:tabs>
+        <w:ind w:left="720" w:hanging="360"/>
+      </w:pPr>
+      <w:rPr>
+        <w:rFonts w:ascii="Symbol" w:hAnsi="Symbol" w:hint="default"/>
+        <w:sz w:val="20"/>
+      </w:rPr>
+    </w:lvl>
+    <w:lvl w:ilvl="1">
+      <w:start w:val="1"/>
+      <w:numFmt w:val="bullet"/>
+      <w:lvlText w:val="o"/>
+      <w:lvlJc w:val="left"/>
+      <w:pPr>
+        <w:tabs>
+          <w:tab w:val="num" w:pos="1440"/>
+        </w:tabs>
+        <w:ind w:left="1440" w:hanging="360"/>
+      </w:pPr>
+      <w:rPr>
+        <w:rFonts w:ascii="Courier New" w:hAnsi="Courier New" w:hint="default"/>
+        <w:sz w:val="20"/>
+      </w:rPr>
+    </w:lvl>
+    <w:lvl w:ilvl="2" w:tentative="1">
+      <w:start w:val="1"/>
+      <w:numFmt w:val="bullet"/>
+      <w:lvlText w:val=""/>
+      <w:lvlJc w:val="left"/>
+      <w:pPr>
+        <w:tabs>
+          <w:tab w:val="num" w:pos="2160"/>
+        </w:tabs>
+        <w:ind w:left="2160" w:hanging="360"/>
+      </w:pPr>
+      <w:rPr>
+        <w:rFonts w:ascii="Wingdings" w:hAnsi="Wingdings" w:hint="default"/>
+        <w:sz w:val="20"/>
+      </w:rPr>
+    </w:lvl>
+    <w:lvl w:ilvl="3" w:tentative="1">
+      <w:start w:val="1"/>
+      <w:numFmt w:val="bullet"/>
+      <w:lvlText w:val=""/>
+      <w:lvlJc w:val="left"/>
+      <w:pPr>
+        <w:tabs>
+          <w:tab w:val="num" w:pos="2880"/>
+        </w:tabs>
+        <w:ind w:left="2880" w:hanging="360"/>
+      </w:pPr>
+      <w:rPr>
+        <w:rFonts w:ascii="Wingdings" w:hAnsi="Wingdings" w:hint="default"/>
+        <w:sz w:val="20"/>
+      </w:rPr>
+    </w:lvl>
+    <w:lvl w:ilvl="4" w:tentative="1">
+      <w:start w:val="1"/>
+      <w:numFmt w:val="bullet"/>
+      <w:lvlText w:val=""/>
+      <w:lvlJc w:val="left"/>
+      <w:pPr>
+        <w:tabs>
+          <w:tab w:val="num" w:pos="3600"/>
+        </w:tabs>
+        <w:ind w:left="3600" w:hanging="360"/>
+      </w:pPr>
+      <w:rPr>
+        <w:rFonts w:ascii="Wingdings" w:hAnsi="Wingdings" w:hint="default"/>
+        <w:sz w:val="20"/>
+      </w:rPr>
+    </w:lvl>
+    <w:lvl w:ilvl="5" w:tentative="1">
+      <w:start w:val="1"/>
+      <w:numFmt w:val="bullet"/>
+      <w:lvlText w:val=""/>
+      <w:lvlJc w:val="left"/>
+      <w:pPr>
+        <w:tabs>
+          <w:tab w:val="num" w:pos="4320"/>
+        </w:tabs>
+        <w:ind w:left="4320" w:hanging="360"/>
+      </w:pPr>
+      <w:rPr>
+        <w:rFonts w:ascii="Wingdings" w:hAnsi="Wingdings" w:hint="default"/>
+        <w:sz w:val="20"/>
+      </w:rPr>
+    </w:lvl>
+    <w:lvl w:ilvl="6" w:tentative="1">
+      <w:start w:val="1"/>
+      <w:numFmt w:val="bullet"/>
+      <w:lvlText w:val=""/>
+      <w:lvlJc w:val="left"/>
+      <w:pPr>
+        <w:tabs>
+          <w:tab w:val="num" w:pos="5040"/>
+        </w:tabs>
+        <w:ind w:left="5040" w:hanging="360"/>
+      </w:pPr>
+      <w:rPr>
+        <w:rFonts w:ascii="Wingdings" w:hAnsi="Wingdings" w:hint="default"/>
+        <w:sz w:val="20"/>
+      </w:rPr>
+    </w:lvl>
+    <w:lvl w:ilvl="7" w:tentative="1">
+      <w:start w:val="1"/>
+      <w:numFmt w:val="bullet"/>
+      <w:lvlText w:val=""/>
+      <w:lvlJc w:val="left"/>
+      <w:pPr>
+        <w:tabs>
+          <w:tab w:val="num" w:pos="5760"/>
+        </w:tabs>
+        <w:ind w:left="5760" w:hanging="360"/>
+      </w:pPr>
+      <w:rPr>
+        <w:rFonts w:ascii="Wingdings" w:hAnsi="Wingdings" w:hint="default"/>
+        <w:sz w:val="20"/>
+      </w:rPr>
+    </w:lvl>
+    <w:lvl w:ilvl="8" w:tentative="1">
+      <w:start w:val="1"/>
+      <w:numFmt w:val="bullet"/>
+      <w:lvlText w:val=""/>
+      <w:lvlJc w:val="left"/>
+      <w:pPr>
+        <w:tabs>
+          <w:tab w:val="num" w:pos="6480"/>
+        </w:tabs>
+        <w:ind w:left="6480" w:hanging="360"/>
+      </w:pPr>
+      <w:rPr>
+        <w:rFonts w:ascii="Wingdings" w:hAnsi="Wingdings" w:hint="default"/>
+        <w:sz w:val="20"/>
+      </w:rPr>
+    </w:lvl>
+  </w:abstractNum>
+  <w:abstractNum w:abstractNumId="8" w15:restartNumberingAfterBreak="0">
     <w:nsid w:val="204810E7"/>
     <w:multiLevelType w:val="multilevel"/>
     <w:tmpl w:val="42FC1A5A"/>
@@ -4175,7 +8295,7 @@
       </w:rPr>
     </w:lvl>
   </w:abstractNum>
-  <w:abstractNum w:abstractNumId="4" w15:restartNumberingAfterBreak="0">
+  <w:abstractNum w:abstractNumId="9" w15:restartNumberingAfterBreak="0">
     <w:nsid w:val="218055BE"/>
     <w:multiLevelType w:val="multilevel"/>
     <w:tmpl w:val="3BFA3D1A"/>
@@ -4324,7 +8444,7 @@
       </w:rPr>
     </w:lvl>
   </w:abstractNum>
-  <w:abstractNum w:abstractNumId="5" w15:restartNumberingAfterBreak="0">
+  <w:abstractNum w:abstractNumId="10" w15:restartNumberingAfterBreak="0">
     <w:nsid w:val="21F74842"/>
     <w:multiLevelType w:val="multilevel"/>
     <w:tmpl w:val="832E1A26"/>
@@ -4473,7 +8593,7 @@
       </w:rPr>
     </w:lvl>
   </w:abstractNum>
-  <w:abstractNum w:abstractNumId="6" w15:restartNumberingAfterBreak="0">
+  <w:abstractNum w:abstractNumId="11" w15:restartNumberingAfterBreak="0">
     <w:nsid w:val="243F3DD5"/>
     <w:multiLevelType w:val="multilevel"/>
     <w:tmpl w:val="A46E8008"/>
@@ -4622,7 +8742,7 @@
       </w:rPr>
     </w:lvl>
   </w:abstractNum>
-  <w:abstractNum w:abstractNumId="7" w15:restartNumberingAfterBreak="0">
+  <w:abstractNum w:abstractNumId="12" w15:restartNumberingAfterBreak="0">
     <w:nsid w:val="29E74C79"/>
     <w:multiLevelType w:val="multilevel"/>
     <w:tmpl w:val="263C5078"/>
@@ -4771,7 +8891,7 @@
       </w:rPr>
     </w:lvl>
   </w:abstractNum>
-  <w:abstractNum w:abstractNumId="8" w15:restartNumberingAfterBreak="0">
+  <w:abstractNum w:abstractNumId="13" w15:restartNumberingAfterBreak="0">
     <w:nsid w:val="2A5826DB"/>
     <w:multiLevelType w:val="multilevel"/>
     <w:tmpl w:val="D3644D5E"/>
@@ -4920,7 +9040,7 @@
       </w:rPr>
     </w:lvl>
   </w:abstractNum>
-  <w:abstractNum w:abstractNumId="9" w15:restartNumberingAfterBreak="0">
+  <w:abstractNum w:abstractNumId="14" w15:restartNumberingAfterBreak="0">
     <w:nsid w:val="2C5B5C9C"/>
     <w:multiLevelType w:val="multilevel"/>
     <w:tmpl w:val="3C3A0D52"/>
@@ -5069,7 +9189,156 @@
       </w:rPr>
     </w:lvl>
   </w:abstractNum>
-  <w:abstractNum w:abstractNumId="10" w15:restartNumberingAfterBreak="0">
+  <w:abstractNum w:abstractNumId="15" w15:restartNumberingAfterBreak="0">
+    <w:nsid w:val="31C2242F"/>
+    <w:multiLevelType w:val="multilevel"/>
+    <w:tmpl w:val="CE32D32C"/>
+    <w:lvl w:ilvl="0">
+      <w:start w:val="1"/>
+      <w:numFmt w:val="bullet"/>
+      <w:lvlText w:val=""/>
+      <w:lvlJc w:val="left"/>
+      <w:pPr>
+        <w:tabs>
+          <w:tab w:val="num" w:pos="720"/>
+        </w:tabs>
+        <w:ind w:left="720" w:hanging="360"/>
+      </w:pPr>
+      <w:rPr>
+        <w:rFonts w:ascii="Symbol" w:hAnsi="Symbol" w:hint="default"/>
+        <w:sz w:val="20"/>
+      </w:rPr>
+    </w:lvl>
+    <w:lvl w:ilvl="1" w:tentative="1">
+      <w:start w:val="1"/>
+      <w:numFmt w:val="bullet"/>
+      <w:lvlText w:val="o"/>
+      <w:lvlJc w:val="left"/>
+      <w:pPr>
+        <w:tabs>
+          <w:tab w:val="num" w:pos="1440"/>
+        </w:tabs>
+        <w:ind w:left="1440" w:hanging="360"/>
+      </w:pPr>
+      <w:rPr>
+        <w:rFonts w:ascii="Courier New" w:hAnsi="Courier New" w:hint="default"/>
+        <w:sz w:val="20"/>
+      </w:rPr>
+    </w:lvl>
+    <w:lvl w:ilvl="2" w:tentative="1">
+      <w:start w:val="1"/>
+      <w:numFmt w:val="bullet"/>
+      <w:lvlText w:val=""/>
+      <w:lvlJc w:val="left"/>
+      <w:pPr>
+        <w:tabs>
+          <w:tab w:val="num" w:pos="2160"/>
+        </w:tabs>
+        <w:ind w:left="2160" w:hanging="360"/>
+      </w:pPr>
+      <w:rPr>
+        <w:rFonts w:ascii="Wingdings" w:hAnsi="Wingdings" w:hint="default"/>
+        <w:sz w:val="20"/>
+      </w:rPr>
+    </w:lvl>
+    <w:lvl w:ilvl="3" w:tentative="1">
+      <w:start w:val="1"/>
+      <w:numFmt w:val="bullet"/>
+      <w:lvlText w:val=""/>
+      <w:lvlJc w:val="left"/>
+      <w:pPr>
+        <w:tabs>
+          <w:tab w:val="num" w:pos="2880"/>
+        </w:tabs>
+        <w:ind w:left="2880" w:hanging="360"/>
+      </w:pPr>
+      <w:rPr>
+        <w:rFonts w:ascii="Wingdings" w:hAnsi="Wingdings" w:hint="default"/>
+        <w:sz w:val="20"/>
+      </w:rPr>
+    </w:lvl>
+    <w:lvl w:ilvl="4" w:tentative="1">
+      <w:start w:val="1"/>
+      <w:numFmt w:val="bullet"/>
+      <w:lvlText w:val=""/>
+      <w:lvlJc w:val="left"/>
+      <w:pPr>
+        <w:tabs>
+          <w:tab w:val="num" w:pos="3600"/>
+        </w:tabs>
+        <w:ind w:left="3600" w:hanging="360"/>
+      </w:pPr>
+      <w:rPr>
+        <w:rFonts w:ascii="Wingdings" w:hAnsi="Wingdings" w:hint="default"/>
+        <w:sz w:val="20"/>
+      </w:rPr>
+    </w:lvl>
+    <w:lvl w:ilvl="5" w:tentative="1">
+      <w:start w:val="1"/>
+      <w:numFmt w:val="bullet"/>
+      <w:lvlText w:val=""/>
+      <w:lvlJc w:val="left"/>
+      <w:pPr>
+        <w:tabs>
+          <w:tab w:val="num" w:pos="4320"/>
+        </w:tabs>
+        <w:ind w:left="4320" w:hanging="360"/>
+      </w:pPr>
+      <w:rPr>
+        <w:rFonts w:ascii="Wingdings" w:hAnsi="Wingdings" w:hint="default"/>
+        <w:sz w:val="20"/>
+      </w:rPr>
+    </w:lvl>
+    <w:lvl w:ilvl="6" w:tentative="1">
+      <w:start w:val="1"/>
+      <w:numFmt w:val="bullet"/>
+      <w:lvlText w:val=""/>
+      <w:lvlJc w:val="left"/>
+      <w:pPr>
+        <w:tabs>
+          <w:tab w:val="num" w:pos="5040"/>
+        </w:tabs>
+        <w:ind w:left="5040" w:hanging="360"/>
+      </w:pPr>
+      <w:rPr>
+        <w:rFonts w:ascii="Wingdings" w:hAnsi="Wingdings" w:hint="default"/>
+        <w:sz w:val="20"/>
+      </w:rPr>
+    </w:lvl>
+    <w:lvl w:ilvl="7" w:tentative="1">
+      <w:start w:val="1"/>
+      <w:numFmt w:val="bullet"/>
+      <w:lvlText w:val=""/>
+      <w:lvlJc w:val="left"/>
+      <w:pPr>
+        <w:tabs>
+          <w:tab w:val="num" w:pos="5760"/>
+        </w:tabs>
+        <w:ind w:left="5760" w:hanging="360"/>
+      </w:pPr>
+      <w:rPr>
+        <w:rFonts w:ascii="Wingdings" w:hAnsi="Wingdings" w:hint="default"/>
+        <w:sz w:val="20"/>
+      </w:rPr>
+    </w:lvl>
+    <w:lvl w:ilvl="8" w:tentative="1">
+      <w:start w:val="1"/>
+      <w:numFmt w:val="bullet"/>
+      <w:lvlText w:val=""/>
+      <w:lvlJc w:val="left"/>
+      <w:pPr>
+        <w:tabs>
+          <w:tab w:val="num" w:pos="6480"/>
+        </w:tabs>
+        <w:ind w:left="6480" w:hanging="360"/>
+      </w:pPr>
+      <w:rPr>
+        <w:rFonts w:ascii="Wingdings" w:hAnsi="Wingdings" w:hint="default"/>
+        <w:sz w:val="20"/>
+      </w:rPr>
+    </w:lvl>
+  </w:abstractNum>
+  <w:abstractNum w:abstractNumId="16" w15:restartNumberingAfterBreak="0">
     <w:nsid w:val="367B502F"/>
     <w:multiLevelType w:val="multilevel"/>
     <w:tmpl w:val="E7706924"/>
@@ -5218,7 +9487,7 @@
       </w:rPr>
     </w:lvl>
   </w:abstractNum>
-  <w:abstractNum w:abstractNumId="11" w15:restartNumberingAfterBreak="0">
+  <w:abstractNum w:abstractNumId="17" w15:restartNumberingAfterBreak="0">
     <w:nsid w:val="367F596B"/>
     <w:multiLevelType w:val="multilevel"/>
     <w:tmpl w:val="35BE1F08"/>
@@ -5367,7 +9636,7 @@
       </w:rPr>
     </w:lvl>
   </w:abstractNum>
-  <w:abstractNum w:abstractNumId="12" w15:restartNumberingAfterBreak="0">
+  <w:abstractNum w:abstractNumId="18" w15:restartNumberingAfterBreak="0">
     <w:nsid w:val="36BA3E86"/>
     <w:multiLevelType w:val="multilevel"/>
     <w:tmpl w:val="A2482A94"/>
@@ -5516,7 +9785,7 @@
       </w:rPr>
     </w:lvl>
   </w:abstractNum>
-  <w:abstractNum w:abstractNumId="13" w15:restartNumberingAfterBreak="0">
+  <w:abstractNum w:abstractNumId="19" w15:restartNumberingAfterBreak="0">
     <w:nsid w:val="3A86774E"/>
     <w:multiLevelType w:val="multilevel"/>
     <w:tmpl w:val="80884FBE"/>
@@ -5665,7 +9934,7 @@
       </w:rPr>
     </w:lvl>
   </w:abstractNum>
-  <w:abstractNum w:abstractNumId="14" w15:restartNumberingAfterBreak="0">
+  <w:abstractNum w:abstractNumId="20" w15:restartNumberingAfterBreak="0">
     <w:nsid w:val="3E0B61B8"/>
     <w:multiLevelType w:val="multilevel"/>
     <w:tmpl w:val="1B642408"/>
@@ -5814,7 +10083,7 @@
       </w:rPr>
     </w:lvl>
   </w:abstractNum>
-  <w:abstractNum w:abstractNumId="15" w15:restartNumberingAfterBreak="0">
+  <w:abstractNum w:abstractNumId="21" w15:restartNumberingAfterBreak="0">
     <w:nsid w:val="3F3E74BD"/>
     <w:multiLevelType w:val="multilevel"/>
     <w:tmpl w:val="83944568"/>
@@ -5963,7 +10232,156 @@
       </w:rPr>
     </w:lvl>
   </w:abstractNum>
-  <w:abstractNum w:abstractNumId="16" w15:restartNumberingAfterBreak="0">
+  <w:abstractNum w:abstractNumId="22" w15:restartNumberingAfterBreak="0">
+    <w:nsid w:val="3FC11072"/>
+    <w:multiLevelType w:val="multilevel"/>
+    <w:tmpl w:val="32567314"/>
+    <w:lvl w:ilvl="0">
+      <w:start w:val="1"/>
+      <w:numFmt w:val="bullet"/>
+      <w:lvlText w:val=""/>
+      <w:lvlJc w:val="left"/>
+      <w:pPr>
+        <w:tabs>
+          <w:tab w:val="num" w:pos="720"/>
+        </w:tabs>
+        <w:ind w:left="720" w:hanging="360"/>
+      </w:pPr>
+      <w:rPr>
+        <w:rFonts w:ascii="Symbol" w:hAnsi="Symbol" w:hint="default"/>
+        <w:sz w:val="20"/>
+      </w:rPr>
+    </w:lvl>
+    <w:lvl w:ilvl="1" w:tentative="1">
+      <w:start w:val="1"/>
+      <w:numFmt w:val="bullet"/>
+      <w:lvlText w:val="o"/>
+      <w:lvlJc w:val="left"/>
+      <w:pPr>
+        <w:tabs>
+          <w:tab w:val="num" w:pos="1440"/>
+        </w:tabs>
+        <w:ind w:left="1440" w:hanging="360"/>
+      </w:pPr>
+      <w:rPr>
+        <w:rFonts w:ascii="Courier New" w:hAnsi="Courier New" w:hint="default"/>
+        <w:sz w:val="20"/>
+      </w:rPr>
+    </w:lvl>
+    <w:lvl w:ilvl="2" w:tentative="1">
+      <w:start w:val="1"/>
+      <w:numFmt w:val="bullet"/>
+      <w:lvlText w:val=""/>
+      <w:lvlJc w:val="left"/>
+      <w:pPr>
+        <w:tabs>
+          <w:tab w:val="num" w:pos="2160"/>
+        </w:tabs>
+        <w:ind w:left="2160" w:hanging="360"/>
+      </w:pPr>
+      <w:rPr>
+        <w:rFonts w:ascii="Wingdings" w:hAnsi="Wingdings" w:hint="default"/>
+        <w:sz w:val="20"/>
+      </w:rPr>
+    </w:lvl>
+    <w:lvl w:ilvl="3" w:tentative="1">
+      <w:start w:val="1"/>
+      <w:numFmt w:val="bullet"/>
+      <w:lvlText w:val=""/>
+      <w:lvlJc w:val="left"/>
+      <w:pPr>
+        <w:tabs>
+          <w:tab w:val="num" w:pos="2880"/>
+        </w:tabs>
+        <w:ind w:left="2880" w:hanging="360"/>
+      </w:pPr>
+      <w:rPr>
+        <w:rFonts w:ascii="Wingdings" w:hAnsi="Wingdings" w:hint="default"/>
+        <w:sz w:val="20"/>
+      </w:rPr>
+    </w:lvl>
+    <w:lvl w:ilvl="4" w:tentative="1">
+      <w:start w:val="1"/>
+      <w:numFmt w:val="bullet"/>
+      <w:lvlText w:val=""/>
+      <w:lvlJc w:val="left"/>
+      <w:pPr>
+        <w:tabs>
+          <w:tab w:val="num" w:pos="3600"/>
+        </w:tabs>
+        <w:ind w:left="3600" w:hanging="360"/>
+      </w:pPr>
+      <w:rPr>
+        <w:rFonts w:ascii="Wingdings" w:hAnsi="Wingdings" w:hint="default"/>
+        <w:sz w:val="20"/>
+      </w:rPr>
+    </w:lvl>
+    <w:lvl w:ilvl="5" w:tentative="1">
+      <w:start w:val="1"/>
+      <w:numFmt w:val="bullet"/>
+      <w:lvlText w:val=""/>
+      <w:lvlJc w:val="left"/>
+      <w:pPr>
+        <w:tabs>
+          <w:tab w:val="num" w:pos="4320"/>
+        </w:tabs>
+        <w:ind w:left="4320" w:hanging="360"/>
+      </w:pPr>
+      <w:rPr>
+        <w:rFonts w:ascii="Wingdings" w:hAnsi="Wingdings" w:hint="default"/>
+        <w:sz w:val="20"/>
+      </w:rPr>
+    </w:lvl>
+    <w:lvl w:ilvl="6" w:tentative="1">
+      <w:start w:val="1"/>
+      <w:numFmt w:val="bullet"/>
+      <w:lvlText w:val=""/>
+      <w:lvlJc w:val="left"/>
+      <w:pPr>
+        <w:tabs>
+          <w:tab w:val="num" w:pos="5040"/>
+        </w:tabs>
+        <w:ind w:left="5040" w:hanging="360"/>
+      </w:pPr>
+      <w:rPr>
+        <w:rFonts w:ascii="Wingdings" w:hAnsi="Wingdings" w:hint="default"/>
+        <w:sz w:val="20"/>
+      </w:rPr>
+    </w:lvl>
+    <w:lvl w:ilvl="7" w:tentative="1">
+      <w:start w:val="1"/>
+      <w:numFmt w:val="bullet"/>
+      <w:lvlText w:val=""/>
+      <w:lvlJc w:val="left"/>
+      <w:pPr>
+        <w:tabs>
+          <w:tab w:val="num" w:pos="5760"/>
+        </w:tabs>
+        <w:ind w:left="5760" w:hanging="360"/>
+      </w:pPr>
+      <w:rPr>
+        <w:rFonts w:ascii="Wingdings" w:hAnsi="Wingdings" w:hint="default"/>
+        <w:sz w:val="20"/>
+      </w:rPr>
+    </w:lvl>
+    <w:lvl w:ilvl="8" w:tentative="1">
+      <w:start w:val="1"/>
+      <w:numFmt w:val="bullet"/>
+      <w:lvlText w:val=""/>
+      <w:lvlJc w:val="left"/>
+      <w:pPr>
+        <w:tabs>
+          <w:tab w:val="num" w:pos="6480"/>
+        </w:tabs>
+        <w:ind w:left="6480" w:hanging="360"/>
+      </w:pPr>
+      <w:rPr>
+        <w:rFonts w:ascii="Wingdings" w:hAnsi="Wingdings" w:hint="default"/>
+        <w:sz w:val="20"/>
+      </w:rPr>
+    </w:lvl>
+  </w:abstractNum>
+  <w:abstractNum w:abstractNumId="23" w15:restartNumberingAfterBreak="0">
     <w:nsid w:val="412F6E7C"/>
     <w:multiLevelType w:val="multilevel"/>
     <w:tmpl w:val="CEE236EA"/>
@@ -6112,7 +10530,156 @@
       </w:rPr>
     </w:lvl>
   </w:abstractNum>
-  <w:abstractNum w:abstractNumId="17" w15:restartNumberingAfterBreak="0">
+  <w:abstractNum w:abstractNumId="24" w15:restartNumberingAfterBreak="0">
+    <w:nsid w:val="465C6F73"/>
+    <w:multiLevelType w:val="multilevel"/>
+    <w:tmpl w:val="97528D52"/>
+    <w:lvl w:ilvl="0">
+      <w:start w:val="1"/>
+      <w:numFmt w:val="bullet"/>
+      <w:lvlText w:val=""/>
+      <w:lvlJc w:val="left"/>
+      <w:pPr>
+        <w:tabs>
+          <w:tab w:val="num" w:pos="720"/>
+        </w:tabs>
+        <w:ind w:left="720" w:hanging="360"/>
+      </w:pPr>
+      <w:rPr>
+        <w:rFonts w:ascii="Symbol" w:hAnsi="Symbol" w:hint="default"/>
+        <w:sz w:val="20"/>
+      </w:rPr>
+    </w:lvl>
+    <w:lvl w:ilvl="1" w:tentative="1">
+      <w:start w:val="1"/>
+      <w:numFmt w:val="bullet"/>
+      <w:lvlText w:val="o"/>
+      <w:lvlJc w:val="left"/>
+      <w:pPr>
+        <w:tabs>
+          <w:tab w:val="num" w:pos="1440"/>
+        </w:tabs>
+        <w:ind w:left="1440" w:hanging="360"/>
+      </w:pPr>
+      <w:rPr>
+        <w:rFonts w:ascii="Courier New" w:hAnsi="Courier New" w:hint="default"/>
+        <w:sz w:val="20"/>
+      </w:rPr>
+    </w:lvl>
+    <w:lvl w:ilvl="2" w:tentative="1">
+      <w:start w:val="1"/>
+      <w:numFmt w:val="bullet"/>
+      <w:lvlText w:val=""/>
+      <w:lvlJc w:val="left"/>
+      <w:pPr>
+        <w:tabs>
+          <w:tab w:val="num" w:pos="2160"/>
+        </w:tabs>
+        <w:ind w:left="2160" w:hanging="360"/>
+      </w:pPr>
+      <w:rPr>
+        <w:rFonts w:ascii="Wingdings" w:hAnsi="Wingdings" w:hint="default"/>
+        <w:sz w:val="20"/>
+      </w:rPr>
+    </w:lvl>
+    <w:lvl w:ilvl="3" w:tentative="1">
+      <w:start w:val="1"/>
+      <w:numFmt w:val="bullet"/>
+      <w:lvlText w:val=""/>
+      <w:lvlJc w:val="left"/>
+      <w:pPr>
+        <w:tabs>
+          <w:tab w:val="num" w:pos="2880"/>
+        </w:tabs>
+        <w:ind w:left="2880" w:hanging="360"/>
+      </w:pPr>
+      <w:rPr>
+        <w:rFonts w:ascii="Wingdings" w:hAnsi="Wingdings" w:hint="default"/>
+        <w:sz w:val="20"/>
+      </w:rPr>
+    </w:lvl>
+    <w:lvl w:ilvl="4" w:tentative="1">
+      <w:start w:val="1"/>
+      <w:numFmt w:val="bullet"/>
+      <w:lvlText w:val=""/>
+      <w:lvlJc w:val="left"/>
+      <w:pPr>
+        <w:tabs>
+          <w:tab w:val="num" w:pos="3600"/>
+        </w:tabs>
+        <w:ind w:left="3600" w:hanging="360"/>
+      </w:pPr>
+      <w:rPr>
+        <w:rFonts w:ascii="Wingdings" w:hAnsi="Wingdings" w:hint="default"/>
+        <w:sz w:val="20"/>
+      </w:rPr>
+    </w:lvl>
+    <w:lvl w:ilvl="5" w:tentative="1">
+      <w:start w:val="1"/>
+      <w:numFmt w:val="bullet"/>
+      <w:lvlText w:val=""/>
+      <w:lvlJc w:val="left"/>
+      <w:pPr>
+        <w:tabs>
+          <w:tab w:val="num" w:pos="4320"/>
+        </w:tabs>
+        <w:ind w:left="4320" w:hanging="360"/>
+      </w:pPr>
+      <w:rPr>
+        <w:rFonts w:ascii="Wingdings" w:hAnsi="Wingdings" w:hint="default"/>
+        <w:sz w:val="20"/>
+      </w:rPr>
+    </w:lvl>
+    <w:lvl w:ilvl="6" w:tentative="1">
+      <w:start w:val="1"/>
+      <w:numFmt w:val="bullet"/>
+      <w:lvlText w:val=""/>
+      <w:lvlJc w:val="left"/>
+      <w:pPr>
+        <w:tabs>
+          <w:tab w:val="num" w:pos="5040"/>
+        </w:tabs>
+        <w:ind w:left="5040" w:hanging="360"/>
+      </w:pPr>
+      <w:rPr>
+        <w:rFonts w:ascii="Wingdings" w:hAnsi="Wingdings" w:hint="default"/>
+        <w:sz w:val="20"/>
+      </w:rPr>
+    </w:lvl>
+    <w:lvl w:ilvl="7" w:tentative="1">
+      <w:start w:val="1"/>
+      <w:numFmt w:val="bullet"/>
+      <w:lvlText w:val=""/>
+      <w:lvlJc w:val="left"/>
+      <w:pPr>
+        <w:tabs>
+          <w:tab w:val="num" w:pos="5760"/>
+        </w:tabs>
+        <w:ind w:left="5760" w:hanging="360"/>
+      </w:pPr>
+      <w:rPr>
+        <w:rFonts w:ascii="Wingdings" w:hAnsi="Wingdings" w:hint="default"/>
+        <w:sz w:val="20"/>
+      </w:rPr>
+    </w:lvl>
+    <w:lvl w:ilvl="8" w:tentative="1">
+      <w:start w:val="1"/>
+      <w:numFmt w:val="bullet"/>
+      <w:lvlText w:val=""/>
+      <w:lvlJc w:val="left"/>
+      <w:pPr>
+        <w:tabs>
+          <w:tab w:val="num" w:pos="6480"/>
+        </w:tabs>
+        <w:ind w:left="6480" w:hanging="360"/>
+      </w:pPr>
+      <w:rPr>
+        <w:rFonts w:ascii="Wingdings" w:hAnsi="Wingdings" w:hint="default"/>
+        <w:sz w:val="20"/>
+      </w:rPr>
+    </w:lvl>
+  </w:abstractNum>
+  <w:abstractNum w:abstractNumId="25" w15:restartNumberingAfterBreak="0">
     <w:nsid w:val="469915D7"/>
     <w:multiLevelType w:val="multilevel"/>
     <w:tmpl w:val="05BC7E24"/>
@@ -6225,7 +10792,156 @@
       </w:pPr>
     </w:lvl>
   </w:abstractNum>
-  <w:abstractNum w:abstractNumId="18" w15:restartNumberingAfterBreak="0">
+  <w:abstractNum w:abstractNumId="26" w15:restartNumberingAfterBreak="0">
+    <w:nsid w:val="4EC524EE"/>
+    <w:multiLevelType w:val="multilevel"/>
+    <w:tmpl w:val="0A606AB8"/>
+    <w:lvl w:ilvl="0">
+      <w:start w:val="1"/>
+      <w:numFmt w:val="bullet"/>
+      <w:lvlText w:val=""/>
+      <w:lvlJc w:val="left"/>
+      <w:pPr>
+        <w:tabs>
+          <w:tab w:val="num" w:pos="720"/>
+        </w:tabs>
+        <w:ind w:left="720" w:hanging="360"/>
+      </w:pPr>
+      <w:rPr>
+        <w:rFonts w:ascii="Symbol" w:hAnsi="Symbol" w:hint="default"/>
+        <w:sz w:val="20"/>
+      </w:rPr>
+    </w:lvl>
+    <w:lvl w:ilvl="1">
+      <w:start w:val="1"/>
+      <w:numFmt w:val="bullet"/>
+      <w:lvlText w:val="o"/>
+      <w:lvlJc w:val="left"/>
+      <w:pPr>
+        <w:tabs>
+          <w:tab w:val="num" w:pos="1440"/>
+        </w:tabs>
+        <w:ind w:left="1440" w:hanging="360"/>
+      </w:pPr>
+      <w:rPr>
+        <w:rFonts w:ascii="Courier New" w:hAnsi="Courier New" w:hint="default"/>
+        <w:sz w:val="20"/>
+      </w:rPr>
+    </w:lvl>
+    <w:lvl w:ilvl="2" w:tentative="1">
+      <w:start w:val="1"/>
+      <w:numFmt w:val="bullet"/>
+      <w:lvlText w:val=""/>
+      <w:lvlJc w:val="left"/>
+      <w:pPr>
+        <w:tabs>
+          <w:tab w:val="num" w:pos="2160"/>
+        </w:tabs>
+        <w:ind w:left="2160" w:hanging="360"/>
+      </w:pPr>
+      <w:rPr>
+        <w:rFonts w:ascii="Wingdings" w:hAnsi="Wingdings" w:hint="default"/>
+        <w:sz w:val="20"/>
+      </w:rPr>
+    </w:lvl>
+    <w:lvl w:ilvl="3" w:tentative="1">
+      <w:start w:val="1"/>
+      <w:numFmt w:val="bullet"/>
+      <w:lvlText w:val=""/>
+      <w:lvlJc w:val="left"/>
+      <w:pPr>
+        <w:tabs>
+          <w:tab w:val="num" w:pos="2880"/>
+        </w:tabs>
+        <w:ind w:left="2880" w:hanging="360"/>
+      </w:pPr>
+      <w:rPr>
+        <w:rFonts w:ascii="Wingdings" w:hAnsi="Wingdings" w:hint="default"/>
+        <w:sz w:val="20"/>
+      </w:rPr>
+    </w:lvl>
+    <w:lvl w:ilvl="4" w:tentative="1">
+      <w:start w:val="1"/>
+      <w:numFmt w:val="bullet"/>
+      <w:lvlText w:val=""/>
+      <w:lvlJc w:val="left"/>
+      <w:pPr>
+        <w:tabs>
+          <w:tab w:val="num" w:pos="3600"/>
+        </w:tabs>
+        <w:ind w:left="3600" w:hanging="360"/>
+      </w:pPr>
+      <w:rPr>
+        <w:rFonts w:ascii="Wingdings" w:hAnsi="Wingdings" w:hint="default"/>
+        <w:sz w:val="20"/>
+      </w:rPr>
+    </w:lvl>
+    <w:lvl w:ilvl="5" w:tentative="1">
+      <w:start w:val="1"/>
+      <w:numFmt w:val="bullet"/>
+      <w:lvlText w:val=""/>
+      <w:lvlJc w:val="left"/>
+      <w:pPr>
+        <w:tabs>
+          <w:tab w:val="num" w:pos="4320"/>
+        </w:tabs>
+        <w:ind w:left="4320" w:hanging="360"/>
+      </w:pPr>
+      <w:rPr>
+        <w:rFonts w:ascii="Wingdings" w:hAnsi="Wingdings" w:hint="default"/>
+        <w:sz w:val="20"/>
+      </w:rPr>
+    </w:lvl>
+    <w:lvl w:ilvl="6" w:tentative="1">
+      <w:start w:val="1"/>
+      <w:numFmt w:val="bullet"/>
+      <w:lvlText w:val=""/>
+      <w:lvlJc w:val="left"/>
+      <w:pPr>
+        <w:tabs>
+          <w:tab w:val="num" w:pos="5040"/>
+        </w:tabs>
+        <w:ind w:left="5040" w:hanging="360"/>
+      </w:pPr>
+      <w:rPr>
+        <w:rFonts w:ascii="Wingdings" w:hAnsi="Wingdings" w:hint="default"/>
+        <w:sz w:val="20"/>
+      </w:rPr>
+    </w:lvl>
+    <w:lvl w:ilvl="7" w:tentative="1">
+      <w:start w:val="1"/>
+      <w:numFmt w:val="bullet"/>
+      <w:lvlText w:val=""/>
+      <w:lvlJc w:val="left"/>
+      <w:pPr>
+        <w:tabs>
+          <w:tab w:val="num" w:pos="5760"/>
+        </w:tabs>
+        <w:ind w:left="5760" w:hanging="360"/>
+      </w:pPr>
+      <w:rPr>
+        <w:rFonts w:ascii="Wingdings" w:hAnsi="Wingdings" w:hint="default"/>
+        <w:sz w:val="20"/>
+      </w:rPr>
+    </w:lvl>
+    <w:lvl w:ilvl="8" w:tentative="1">
+      <w:start w:val="1"/>
+      <w:numFmt w:val="bullet"/>
+      <w:lvlText w:val=""/>
+      <w:lvlJc w:val="left"/>
+      <w:pPr>
+        <w:tabs>
+          <w:tab w:val="num" w:pos="6480"/>
+        </w:tabs>
+        <w:ind w:left="6480" w:hanging="360"/>
+      </w:pPr>
+      <w:rPr>
+        <w:rFonts w:ascii="Wingdings" w:hAnsi="Wingdings" w:hint="default"/>
+        <w:sz w:val="20"/>
+      </w:rPr>
+    </w:lvl>
+  </w:abstractNum>
+  <w:abstractNum w:abstractNumId="27" w15:restartNumberingAfterBreak="0">
     <w:nsid w:val="54686D41"/>
     <w:multiLevelType w:val="multilevel"/>
     <w:tmpl w:val="50AC3CAA"/>
@@ -6374,7 +11090,156 @@
       </w:rPr>
     </w:lvl>
   </w:abstractNum>
-  <w:abstractNum w:abstractNumId="19" w15:restartNumberingAfterBreak="0">
+  <w:abstractNum w:abstractNumId="28" w15:restartNumberingAfterBreak="0">
+    <w:nsid w:val="5E604ADA"/>
+    <w:multiLevelType w:val="multilevel"/>
+    <w:tmpl w:val="BD922DB8"/>
+    <w:lvl w:ilvl="0">
+      <w:start w:val="1"/>
+      <w:numFmt w:val="bullet"/>
+      <w:lvlText w:val=""/>
+      <w:lvlJc w:val="left"/>
+      <w:pPr>
+        <w:tabs>
+          <w:tab w:val="num" w:pos="720"/>
+        </w:tabs>
+        <w:ind w:left="720" w:hanging="360"/>
+      </w:pPr>
+      <w:rPr>
+        <w:rFonts w:ascii="Symbol" w:hAnsi="Symbol" w:hint="default"/>
+        <w:sz w:val="20"/>
+      </w:rPr>
+    </w:lvl>
+    <w:lvl w:ilvl="1" w:tentative="1">
+      <w:start w:val="1"/>
+      <w:numFmt w:val="bullet"/>
+      <w:lvlText w:val="o"/>
+      <w:lvlJc w:val="left"/>
+      <w:pPr>
+        <w:tabs>
+          <w:tab w:val="num" w:pos="1440"/>
+        </w:tabs>
+        <w:ind w:left="1440" w:hanging="360"/>
+      </w:pPr>
+      <w:rPr>
+        <w:rFonts w:ascii="Courier New" w:hAnsi="Courier New" w:hint="default"/>
+        <w:sz w:val="20"/>
+      </w:rPr>
+    </w:lvl>
+    <w:lvl w:ilvl="2" w:tentative="1">
+      <w:start w:val="1"/>
+      <w:numFmt w:val="bullet"/>
+      <w:lvlText w:val=""/>
+      <w:lvlJc w:val="left"/>
+      <w:pPr>
+        <w:tabs>
+          <w:tab w:val="num" w:pos="2160"/>
+        </w:tabs>
+        <w:ind w:left="2160" w:hanging="360"/>
+      </w:pPr>
+      <w:rPr>
+        <w:rFonts w:ascii="Wingdings" w:hAnsi="Wingdings" w:hint="default"/>
+        <w:sz w:val="20"/>
+      </w:rPr>
+    </w:lvl>
+    <w:lvl w:ilvl="3" w:tentative="1">
+      <w:start w:val="1"/>
+      <w:numFmt w:val="bullet"/>
+      <w:lvlText w:val=""/>
+      <w:lvlJc w:val="left"/>
+      <w:pPr>
+        <w:tabs>
+          <w:tab w:val="num" w:pos="2880"/>
+        </w:tabs>
+        <w:ind w:left="2880" w:hanging="360"/>
+      </w:pPr>
+      <w:rPr>
+        <w:rFonts w:ascii="Wingdings" w:hAnsi="Wingdings" w:hint="default"/>
+        <w:sz w:val="20"/>
+      </w:rPr>
+    </w:lvl>
+    <w:lvl w:ilvl="4" w:tentative="1">
+      <w:start w:val="1"/>
+      <w:numFmt w:val="bullet"/>
+      <w:lvlText w:val=""/>
+      <w:lvlJc w:val="left"/>
+      <w:pPr>
+        <w:tabs>
+          <w:tab w:val="num" w:pos="3600"/>
+        </w:tabs>
+        <w:ind w:left="3600" w:hanging="360"/>
+      </w:pPr>
+      <w:rPr>
+        <w:rFonts w:ascii="Wingdings" w:hAnsi="Wingdings" w:hint="default"/>
+        <w:sz w:val="20"/>
+      </w:rPr>
+    </w:lvl>
+    <w:lvl w:ilvl="5" w:tentative="1">
+      <w:start w:val="1"/>
+      <w:numFmt w:val="bullet"/>
+      <w:lvlText w:val=""/>
+      <w:lvlJc w:val="left"/>
+      <w:pPr>
+        <w:tabs>
+          <w:tab w:val="num" w:pos="4320"/>
+        </w:tabs>
+        <w:ind w:left="4320" w:hanging="360"/>
+      </w:pPr>
+      <w:rPr>
+        <w:rFonts w:ascii="Wingdings" w:hAnsi="Wingdings" w:hint="default"/>
+        <w:sz w:val="20"/>
+      </w:rPr>
+    </w:lvl>
+    <w:lvl w:ilvl="6" w:tentative="1">
+      <w:start w:val="1"/>
+      <w:numFmt w:val="bullet"/>
+      <w:lvlText w:val=""/>
+      <w:lvlJc w:val="left"/>
+      <w:pPr>
+        <w:tabs>
+          <w:tab w:val="num" w:pos="5040"/>
+        </w:tabs>
+        <w:ind w:left="5040" w:hanging="360"/>
+      </w:pPr>
+      <w:rPr>
+        <w:rFonts w:ascii="Wingdings" w:hAnsi="Wingdings" w:hint="default"/>
+        <w:sz w:val="20"/>
+      </w:rPr>
+    </w:lvl>
+    <w:lvl w:ilvl="7" w:tentative="1">
+      <w:start w:val="1"/>
+      <w:numFmt w:val="bullet"/>
+      <w:lvlText w:val=""/>
+      <w:lvlJc w:val="left"/>
+      <w:pPr>
+        <w:tabs>
+          <w:tab w:val="num" w:pos="5760"/>
+        </w:tabs>
+        <w:ind w:left="5760" w:hanging="360"/>
+      </w:pPr>
+      <w:rPr>
+        <w:rFonts w:ascii="Wingdings" w:hAnsi="Wingdings" w:hint="default"/>
+        <w:sz w:val="20"/>
+      </w:rPr>
+    </w:lvl>
+    <w:lvl w:ilvl="8" w:tentative="1">
+      <w:start w:val="1"/>
+      <w:numFmt w:val="bullet"/>
+      <w:lvlText w:val=""/>
+      <w:lvlJc w:val="left"/>
+      <w:pPr>
+        <w:tabs>
+          <w:tab w:val="num" w:pos="6480"/>
+        </w:tabs>
+        <w:ind w:left="6480" w:hanging="360"/>
+      </w:pPr>
+      <w:rPr>
+        <w:rFonts w:ascii="Wingdings" w:hAnsi="Wingdings" w:hint="default"/>
+        <w:sz w:val="20"/>
+      </w:rPr>
+    </w:lvl>
+  </w:abstractNum>
+  <w:abstractNum w:abstractNumId="29" w15:restartNumberingAfterBreak="0">
     <w:nsid w:val="6EC96CDB"/>
     <w:multiLevelType w:val="multilevel"/>
     <w:tmpl w:val="D3A277B0"/>
@@ -6487,7 +11352,7 @@
       </w:pPr>
     </w:lvl>
   </w:abstractNum>
-  <w:abstractNum w:abstractNumId="20" w15:restartNumberingAfterBreak="0">
+  <w:abstractNum w:abstractNumId="30" w15:restartNumberingAfterBreak="0">
     <w:nsid w:val="7E7403EE"/>
     <w:multiLevelType w:val="multilevel"/>
     <w:tmpl w:val="E1C03786"/>
@@ -6637,67 +11502,97 @@
     </w:lvl>
   </w:abstractNum>
   <w:num w:numId="1">
+    <w:abstractNumId w:val="21"/>
+  </w:num>
+  <w:num w:numId="2">
+    <w:abstractNumId w:val="5"/>
+  </w:num>
+  <w:num w:numId="3">
+    <w:abstractNumId w:val="14"/>
+  </w:num>
+  <w:num w:numId="4">
+    <w:abstractNumId w:val="3"/>
+  </w:num>
+  <w:num w:numId="5">
+    <w:abstractNumId w:val="29"/>
+  </w:num>
+  <w:num w:numId="6">
+    <w:abstractNumId w:val="25"/>
+  </w:num>
+  <w:num w:numId="7">
+    <w:abstractNumId w:val="1"/>
+  </w:num>
+  <w:num w:numId="8">
+    <w:abstractNumId w:val="23"/>
+  </w:num>
+  <w:num w:numId="9">
+    <w:abstractNumId w:val="10"/>
+  </w:num>
+  <w:num w:numId="10">
+    <w:abstractNumId w:val="30"/>
+  </w:num>
+  <w:num w:numId="11">
+    <w:abstractNumId w:val="12"/>
+  </w:num>
+  <w:num w:numId="12">
+    <w:abstractNumId w:val="16"/>
+  </w:num>
+  <w:num w:numId="13">
+    <w:abstractNumId w:val="17"/>
+  </w:num>
+  <w:num w:numId="14">
+    <w:abstractNumId w:val="13"/>
+  </w:num>
+  <w:num w:numId="15">
+    <w:abstractNumId w:val="9"/>
+  </w:num>
+  <w:num w:numId="16">
+    <w:abstractNumId w:val="27"/>
+  </w:num>
+  <w:num w:numId="17">
+    <w:abstractNumId w:val="20"/>
+  </w:num>
+  <w:num w:numId="18">
+    <w:abstractNumId w:val="18"/>
+  </w:num>
+  <w:num w:numId="19">
+    <w:abstractNumId w:val="19"/>
+  </w:num>
+  <w:num w:numId="20">
+    <w:abstractNumId w:val="8"/>
+  </w:num>
+  <w:num w:numId="21">
+    <w:abstractNumId w:val="11"/>
+  </w:num>
+  <w:num w:numId="22">
+    <w:abstractNumId w:val="0"/>
+  </w:num>
+  <w:num w:numId="23">
+    <w:abstractNumId w:val="6"/>
+  </w:num>
+  <w:num w:numId="24">
+    <w:abstractNumId w:val="4"/>
+  </w:num>
+  <w:num w:numId="25">
+    <w:abstractNumId w:val="28"/>
+  </w:num>
+  <w:num w:numId="26">
+    <w:abstractNumId w:val="24"/>
+  </w:num>
+  <w:num w:numId="27">
+    <w:abstractNumId w:val="2"/>
+  </w:num>
+  <w:num w:numId="28">
+    <w:abstractNumId w:val="26"/>
+  </w:num>
+  <w:num w:numId="29">
+    <w:abstractNumId w:val="22"/>
+  </w:num>
+  <w:num w:numId="30">
     <w:abstractNumId w:val="15"/>
   </w:num>
-  <w:num w:numId="2">
-    <w:abstractNumId w:val="2"/>
-  </w:num>
-  <w:num w:numId="3">
-    <w:abstractNumId w:val="9"/>
-  </w:num>
-  <w:num w:numId="4">
-    <w:abstractNumId w:val="1"/>
-  </w:num>
-  <w:num w:numId="5">
-    <w:abstractNumId w:val="19"/>
-  </w:num>
-  <w:num w:numId="6">
-    <w:abstractNumId w:val="17"/>
-  </w:num>
-  <w:num w:numId="7">
-    <w:abstractNumId w:val="0"/>
-  </w:num>
-  <w:num w:numId="8">
-    <w:abstractNumId w:val="16"/>
-  </w:num>
-  <w:num w:numId="9">
-    <w:abstractNumId w:val="5"/>
-  </w:num>
-  <w:num w:numId="10">
-    <w:abstractNumId w:val="20"/>
-  </w:num>
-  <w:num w:numId="11">
+  <w:num w:numId="31">
     <w:abstractNumId w:val="7"/>
-  </w:num>
-  <w:num w:numId="12">
-    <w:abstractNumId w:val="10"/>
-  </w:num>
-  <w:num w:numId="13">
-    <w:abstractNumId w:val="11"/>
-  </w:num>
-  <w:num w:numId="14">
-    <w:abstractNumId w:val="8"/>
-  </w:num>
-  <w:num w:numId="15">
-    <w:abstractNumId w:val="4"/>
-  </w:num>
-  <w:num w:numId="16">
-    <w:abstractNumId w:val="18"/>
-  </w:num>
-  <w:num w:numId="17">
-    <w:abstractNumId w:val="14"/>
-  </w:num>
-  <w:num w:numId="18">
-    <w:abstractNumId w:val="12"/>
-  </w:num>
-  <w:num w:numId="19">
-    <w:abstractNumId w:val="13"/>
-  </w:num>
-  <w:num w:numId="20">
-    <w:abstractNumId w:val="3"/>
-  </w:num>
-  <w:num w:numId="21">
-    <w:abstractNumId w:val="6"/>
   </w:num>
 </w:numbering>
 </file>
